--- a/L_14-15/Звіт 14-15 В. Стахнюк.docx
+++ b/L_14-15/Звіт 14-15 В. Стахнюк.docx
@@ -951,39 +951,158 @@
         <w:pBdr/>
         <w:spacing/>
         <w:ind/>
-        <w:rPr/>
+        <w:rPr>
+          <w:rFonts w:ascii="Times New Roman" w:hAnsi="Times New Roman" w:cs="Times New Roman"/>
+          <w:sz w:val="28"/>
+          <w:szCs w:val="28"/>
+        </w:rPr>
       </w:pPr>
       <w:r>
         <w:rPr>
-          <w:rFonts w:ascii="Times New Roman" w:hAnsi="Times New Roman" w:cs="Times New Roman"/>
+          <w:rFonts w:ascii="Times New Roman" w:hAnsi="Times New Roman" w:eastAsia="Times New Roman" w:cs="Times New Roman"/>
           <w:sz w:val="28"/>
           <w:szCs w:val="28"/>
           <w:highlight w:val="none"/>
         </w:rPr>
       </w:r>
-      <w:r/>
+      <w:r>
+        <w:rPr>
+          <w:rFonts w:ascii="Times New Roman" w:hAnsi="Times New Roman" w:eastAsia="Times New Roman" w:cs="Times New Roman"/>
+          <w:sz w:val="28"/>
+          <w:szCs w:val="28"/>
+        </w:rPr>
+      </w:r>
     </w:p>
     <w:p>
       <w:pPr>
         <w:pBdr/>
         <w:spacing/>
         <w:ind/>
-        <w:rPr>
-          <w:b/>
-          <w:bCs/>
-        </w:rPr>
-      </w:pPr>
-      <w:r>
         <w:rPr>
           <w:rFonts w:ascii="Times New Roman" w:hAnsi="Times New Roman" w:cs="Times New Roman"/>
           <w:b/>
           <w:bCs/>
           <w:sz w:val="28"/>
           <w:szCs w:val="28"/>
-          <w:highlight w:val="none"/>
+        </w:rPr>
+      </w:pPr>
+      <w:r>
+        <w:rPr>
+          <w:rFonts w:ascii="Times New Roman" w:hAnsi="Times New Roman" w:eastAsia="Times New Roman" w:cs="Times New Roman"/>
+          <w:b/>
+          <w:sz w:val="28"/>
+          <w:szCs w:val="28"/>
         </w:rPr>
         <w:t xml:space="preserve">Блок-схема алгоритму:</w:t>
       </w:r>
+      <w:r>
+        <w:rPr>
+          <w:rFonts w:ascii="Times New Roman" w:hAnsi="Times New Roman" w:eastAsia="Times New Roman" w:cs="Times New Roman"/>
+          <w:b/>
+          <w:bCs/>
+          <w:sz w:val="28"/>
+          <w:szCs w:val="28"/>
+        </w:rPr>
+      </w:r>
+    </w:p>
+    <w:p>
+      <w:pPr>
+        <w:pBdr/>
+        <w:spacing/>
+        <w:ind/>
+        <w:jc w:val="center"/>
+        <w:rPr>
+          <w:b/>
+          <w:bCs/>
+        </w:rPr>
+      </w:pPr>
+      <w:r>
+        <mc:AlternateContent>
+          <mc:Choice Requires="wpg">
+            <w:drawing>
+              <wp:inline xmlns:wp="http://schemas.openxmlformats.org/drawingml/2006/wordprocessingDrawing" distT="0" distB="0" distL="0" distR="0">
+                <wp:extent cx="4546772" cy="6789847"/>
+                <wp:effectExtent l="0" t="0" r="0" b="0"/>
+                <wp:docPr id="2" name="Picture 2"/>
+                <wp:cNvGraphicFramePr>
+                  <a:graphicFrameLocks xmlns:a="http://schemas.openxmlformats.org/drawingml/2006/main" noChangeAspect="1"/>
+                </wp:cNvGraphicFramePr>
+                <a:graphic xmlns:a="http://schemas.openxmlformats.org/drawingml/2006/main">
+                  <a:graphicData uri="http://schemas.openxmlformats.org/drawingml/2006/picture">
+                    <pic:pic xmlns:pic="http://schemas.openxmlformats.org/drawingml/2006/picture">
+                      <pic:nvPicPr>
+                        <pic:cNvPr id="0" name="L_14-15_1.png"/>
+                        <pic:cNvPicPr>
+                          <a:picLocks noChangeAspect="1"/>
+                        </pic:cNvPicPr>
+                        <pic:nvPr/>
+                      </pic:nvPicPr>
+                      <pic:blipFill rotWithShape="1">
+                        <a:blip r:embed="rId12"/>
+                        <a:stretch/>
+                      </pic:blipFill>
+                      <pic:spPr bwMode="auto">
+                        <a:xfrm flipH="0" flipV="0">
+                          <a:off x="0" y="0"/>
+                          <a:ext cx="4546772" cy="6789846"/>
+                        </a:xfrm>
+                        <a:prstGeom prst="rect">
+                          <a:avLst/>
+                        </a:prstGeom>
+                      </pic:spPr>
+                    </pic:pic>
+                  </a:graphicData>
+                </a:graphic>
+              </wp:inline>
+            </w:drawing>
+          </mc:Choice>
+          <mc:Fallback>
+            <w:pict>
+              <v:shapetype id="_x0000_t75" coordsize="21600,21600" o:spt="75" o:preferrelative="t" path="m@4@5l@4@11@9@11@9@5xe" filled="f" stroked="f">
+                <v:stroke joinstyle="miter"/>
+                <v:formulas>
+                  <v:f eqn="if lineDrawn pixelLineWidth 0"/>
+                  <v:f eqn="sum @0 1 0"/>
+                  <v:f eqn="sum 0 0 @1"/>
+                  <v:f eqn="prod @2 1 2"/>
+                  <v:f eqn="prod @3 21600 pixelWidth"/>
+                  <v:f eqn="prod @3 21600 pixelHeight"/>
+                  <v:f eqn="sum @0 0 1"/>
+                  <v:f eqn="prod @6 1 2"/>
+                  <v:f eqn="prod @7 21600 pixelWidth"/>
+                  <v:f eqn="sum @8 21600 0"/>
+                  <v:f eqn="prod @7 21600 pixelHeight"/>
+                  <v:f eqn="sum @10 21600 0"/>
+                </v:formulas>
+                <v:path o:extrusionok="f" gradientshapeok="t" o:connecttype="rect"/>
+                <o:lock v:ext="edit" aspectratio="t"/>
+              </v:shapetype>
+              <v:shape id="_x0000_i1" o:spid="_x0000_s1" type="#_x0000_t75" style="width:358.01pt;height:534.63pt;mso-wrap-distance-left:0.00pt;mso-wrap-distance-top:0.00pt;mso-wrap-distance-right:0.00pt;mso-wrap-distance-bottom:0.00pt;z-index:1;" stroked="false">
+                <v:imagedata r:id="rId12" o:title=""/>
+                <o:lock v:ext="edit" rotation="t"/>
+              </v:shape>
+            </w:pict>
+          </mc:Fallback>
+        </mc:AlternateContent>
+      </w:r>
+      <w:r>
+        <w:rPr>
+          <w:b/>
+          <w:bCs/>
+        </w:rPr>
+      </w:r>
+    </w:p>
+    <w:p>
+      <w:pPr>
+        <w:pBdr/>
+        <w:spacing/>
+        <w:ind/>
+        <w:jc w:val="center"/>
+        <w:rPr>
+          <w:b/>
+          <w:bCs/>
+        </w:rPr>
+      </w:pPr>
       <w:r>
         <w:rPr>
           <w:b/>
@@ -996,473 +1115,6 @@
           <w:bCs/>
         </w:rPr>
       </w:r>
-    </w:p>
-    <w:p>
-      <w:pPr>
-        <w:pBdr/>
-        <w:spacing/>
-        <w:ind/>
-        <w:rPr/>
-      </w:pPr>
-      <w:r>
-        <w:rPr>
-          <w:rFonts w:ascii="Times New Roman" w:hAnsi="Times New Roman" w:cs="Times New Roman"/>
-          <w:sz w:val="28"/>
-          <w:szCs w:val="28"/>
-          <w:highlight w:val="none"/>
-        </w:rPr>
-        <w:t xml:space="preserve">[Початок]</w:t>
-      </w:r>
-      <w:r/>
-    </w:p>
-    <w:p>
-      <w:pPr>
-        <w:pBdr/>
-        <w:spacing/>
-        <w:ind/>
-        <w:rPr/>
-      </w:pPr>
-      <w:r>
-        <w:rPr>
-          <w:rFonts w:ascii="Times New Roman" w:hAnsi="Times New Roman" w:cs="Times New Roman"/>
-          <w:sz w:val="28"/>
-          <w:szCs w:val="28"/>
-          <w:highlight w:val="none"/>
-        </w:rPr>
-        <w:t xml:space="preserve">    ↓</w:t>
-      </w:r>
-      <w:r/>
-    </w:p>
-    <w:p>
-      <w:pPr>
-        <w:pBdr/>
-        <w:spacing/>
-        <w:ind/>
-        <w:rPr/>
-      </w:pPr>
-      <w:r>
-        <w:rPr>
-          <w:rFonts w:ascii="Times New Roman" w:hAnsi="Times New Roman" w:cs="Times New Roman"/>
-          <w:sz w:val="28"/>
-          <w:szCs w:val="28"/>
-          <w:highlight w:val="none"/>
-        </w:rPr>
-        <w:t xml:space="preserve">Створити порожній DoublyList</w:t>
-      </w:r>
-      <w:r/>
-    </w:p>
-    <w:p>
-      <w:pPr>
-        <w:pBdr/>
-        <w:spacing/>
-        <w:ind/>
-        <w:rPr/>
-      </w:pPr>
-      <w:r>
-        <w:rPr>
-          <w:rFonts w:ascii="Times New Roman" w:hAnsi="Times New Roman" w:cs="Times New Roman"/>
-          <w:sz w:val="28"/>
-          <w:szCs w:val="28"/>
-          <w:highlight w:val="none"/>
-        </w:rPr>
-        <w:t xml:space="preserve">    ↓</w:t>
-      </w:r>
-      <w:r/>
-    </w:p>
-    <w:p>
-      <w:pPr>
-        <w:pBdr/>
-        <w:spacing/>
-        <w:ind/>
-        <w:rPr/>
-      </w:pPr>
-      <w:r>
-        <w:rPr>
-          <w:rFonts w:ascii="Times New Roman" w:hAnsi="Times New Roman" w:cs="Times New Roman"/>
-          <w:sz w:val="28"/>
-          <w:szCs w:val="28"/>
-          <w:highlight w:val="none"/>
-        </w:rPr>
-        <w:t xml:space="preserve">◇ isEmpty?</w:t>
-      </w:r>
-      <w:r/>
-    </w:p>
-    <w:p>
-      <w:pPr>
-        <w:pBdr/>
-        <w:spacing/>
-        <w:ind/>
-        <w:rPr/>
-      </w:pPr>
-      <w:r>
-        <w:rPr>
-          <w:rFonts w:ascii="Times New Roman" w:hAnsi="Times New Roman" w:cs="Times New Roman"/>
-          <w:sz w:val="28"/>
-          <w:szCs w:val="28"/>
-          <w:highlight w:val="none"/>
-        </w:rPr>
-        <w:t xml:space="preserve">    ↓</w:t>
-      </w:r>
-      <w:r/>
-    </w:p>
-    <w:p>
-      <w:pPr>
-        <w:pBdr/>
-        <w:spacing/>
-        <w:ind/>
-        <w:rPr/>
-      </w:pPr>
-      <w:r>
-        <w:rPr>
-          <w:rFonts w:ascii="Times New Roman" w:hAnsi="Times New Roman" w:cs="Times New Roman"/>
-          <w:sz w:val="28"/>
-          <w:szCs w:val="28"/>
-          <w:highlight w:val="none"/>
-        </w:rPr>
-        <w:t xml:space="preserve">Додати елементи: pushBack / pushFront</w:t>
-      </w:r>
-      <w:r/>
-    </w:p>
-    <w:p>
-      <w:pPr>
-        <w:pBdr/>
-        <w:spacing/>
-        <w:ind/>
-        <w:rPr/>
-      </w:pPr>
-      <w:r>
-        <w:rPr>
-          <w:rFonts w:ascii="Times New Roman" w:hAnsi="Times New Roman" w:cs="Times New Roman"/>
-          <w:sz w:val="28"/>
-          <w:szCs w:val="28"/>
-          <w:highlight w:val="none"/>
-        </w:rPr>
-        <w:t xml:space="preserve">    ↓</w:t>
-      </w:r>
-      <w:r/>
-    </w:p>
-    <w:p>
-      <w:pPr>
-        <w:pBdr/>
-        <w:spacing/>
-        <w:ind/>
-        <w:rPr/>
-      </w:pPr>
-      <w:r>
-        <w:rPr>
-          <w:rFonts w:ascii="Times New Roman" w:hAnsi="Times New Roman" w:cs="Times New Roman"/>
-          <w:sz w:val="28"/>
-          <w:szCs w:val="28"/>
-          <w:highlight w:val="none"/>
-        </w:rPr>
-        <w:t xml:space="preserve">Вставити після значення (insertAfter)</w:t>
-      </w:r>
-      <w:r/>
-    </w:p>
-    <w:p>
-      <w:pPr>
-        <w:pBdr/>
-        <w:spacing/>
-        <w:ind/>
-        <w:rPr/>
-      </w:pPr>
-      <w:r>
-        <w:rPr>
-          <w:rFonts w:ascii="Times New Roman" w:hAnsi="Times New Roman" w:cs="Times New Roman"/>
-          <w:sz w:val="28"/>
-          <w:szCs w:val="28"/>
-          <w:highlight w:val="none"/>
-        </w:rPr>
-        <w:t xml:space="preserve">    ↓</w:t>
-      </w:r>
-      <w:r/>
-    </w:p>
-    <w:p>
-      <w:pPr>
-        <w:pBdr/>
-        <w:spacing/>
-        <w:ind/>
-        <w:rPr/>
-      </w:pPr>
-      <w:r>
-        <w:rPr>
-          <w:rFonts w:ascii="Times New Roman" w:hAnsi="Times New Roman" w:cs="Times New Roman"/>
-          <w:sz w:val="28"/>
-          <w:szCs w:val="28"/>
-          <w:highlight w:val="none"/>
-        </w:rPr>
-        <w:t xml:space="preserve">Вивести head → tail (displayForward)</w:t>
-      </w:r>
-      <w:r/>
-    </w:p>
-    <w:p>
-      <w:pPr>
-        <w:pBdr/>
-        <w:spacing/>
-        <w:ind/>
-        <w:rPr/>
-      </w:pPr>
-      <w:r>
-        <w:rPr>
-          <w:rFonts w:ascii="Times New Roman" w:hAnsi="Times New Roman" w:cs="Times New Roman"/>
-          <w:sz w:val="28"/>
-          <w:szCs w:val="28"/>
-          <w:highlight w:val="none"/>
-        </w:rPr>
-        <w:t xml:space="preserve">    ↓</w:t>
-      </w:r>
-      <w:r/>
-    </w:p>
-    <w:p>
-      <w:pPr>
-        <w:pBdr/>
-        <w:spacing/>
-        <w:ind/>
-        <w:rPr/>
-      </w:pPr>
-      <w:r>
-        <w:rPr>
-          <w:rFonts w:ascii="Times New Roman" w:hAnsi="Times New Roman" w:cs="Times New Roman"/>
-          <w:sz w:val="28"/>
-          <w:szCs w:val="28"/>
-          <w:highlight w:val="none"/>
-        </w:rPr>
-        <w:t xml:space="preserve">Вивести tail → head (displayBackward)</w:t>
-      </w:r>
-      <w:r/>
-    </w:p>
-    <w:p>
-      <w:pPr>
-        <w:pBdr/>
-        <w:spacing/>
-        <w:ind/>
-        <w:rPr/>
-      </w:pPr>
-      <w:r>
-        <w:rPr>
-          <w:rFonts w:ascii="Times New Roman" w:hAnsi="Times New Roman" w:cs="Times New Roman"/>
-          <w:sz w:val="28"/>
-          <w:szCs w:val="28"/>
-          <w:highlight w:val="none"/>
-        </w:rPr>
-        <w:t xml:space="preserve">    ↓</w:t>
-      </w:r>
-      <w:r/>
-    </w:p>
-    <w:p>
-      <w:pPr>
-        <w:pBdr/>
-        <w:spacing/>
-        <w:ind/>
-        <w:rPr/>
-      </w:pPr>
-      <w:r>
-        <w:rPr>
-          <w:rFonts w:ascii="Times New Roman" w:hAnsi="Times New Roman" w:cs="Times New Roman"/>
-          <w:sz w:val="28"/>
-          <w:szCs w:val="28"/>
-          <w:highlight w:val="none"/>
-        </w:rPr>
-        <w:t xml:space="preserve">Видалити з початку / з кінця / за значенням</w:t>
-      </w:r>
-      <w:r/>
-    </w:p>
-    <w:p>
-      <w:pPr>
-        <w:pBdr/>
-        <w:spacing/>
-        <w:ind/>
-        <w:rPr/>
-      </w:pPr>
-      <w:r>
-        <w:rPr>
-          <w:rFonts w:ascii="Times New Roman" w:hAnsi="Times New Roman" w:cs="Times New Roman"/>
-          <w:sz w:val="28"/>
-          <w:szCs w:val="28"/>
-          <w:highlight w:val="none"/>
-        </w:rPr>
-        <w:t xml:space="preserve">    ↓</w:t>
-      </w:r>
-      <w:r/>
-    </w:p>
-    <w:p>
-      <w:pPr>
-        <w:pBdr/>
-        <w:spacing/>
-        <w:ind/>
-        <w:rPr/>
-      </w:pPr>
-      <w:r>
-        <w:rPr>
-          <w:rFonts w:ascii="Times New Roman" w:hAnsi="Times New Roman" w:cs="Times New Roman"/>
-          <w:sz w:val="28"/>
-          <w:szCs w:val="28"/>
-          <w:highlight w:val="none"/>
-        </w:rPr>
-        <w:t xml:space="preserve">◇ елемент знайдено?</w:t>
-      </w:r>
-      <w:r/>
-    </w:p>
-    <w:p>
-      <w:pPr>
-        <w:pBdr/>
-        <w:spacing/>
-        <w:ind/>
-        <w:rPr/>
-      </w:pPr>
-      <w:r>
-        <w:rPr>
-          <w:rFonts w:ascii="Times New Roman" w:hAnsi="Times New Roman" w:cs="Times New Roman"/>
-          <w:sz w:val="28"/>
-          <w:szCs w:val="28"/>
-          <w:highlight w:val="none"/>
-        </w:rPr>
-        <w:t xml:space="preserve">    │ні → повідомлення</w:t>
-      </w:r>
-      <w:r/>
-    </w:p>
-    <w:p>
-      <w:pPr>
-        <w:pBdr/>
-        <w:spacing/>
-        <w:ind/>
-        <w:rPr/>
-      </w:pPr>
-      <w:r>
-        <w:rPr>
-          <w:rFonts w:ascii="Times New Roman" w:hAnsi="Times New Roman" w:cs="Times New Roman"/>
-          <w:sz w:val="28"/>
-          <w:szCs w:val="28"/>
-          <w:highlight w:val="none"/>
-        </w:rPr>
-        <w:t xml:space="preserve">    └так → оновити prev/next, delete</w:t>
-      </w:r>
-      <w:r/>
-    </w:p>
-    <w:p>
-      <w:pPr>
-        <w:pBdr/>
-        <w:spacing/>
-        <w:ind/>
-        <w:rPr/>
-      </w:pPr>
-      <w:r>
-        <w:rPr>
-          <w:rFonts w:ascii="Times New Roman" w:hAnsi="Times New Roman" w:cs="Times New Roman"/>
-          <w:sz w:val="28"/>
-          <w:szCs w:val="28"/>
-          <w:highlight w:val="none"/>
-        </w:rPr>
-        <w:t xml:space="preserve">    ↓</w:t>
-      </w:r>
-      <w:r/>
-    </w:p>
-    <w:p>
-      <w:pPr>
-        <w:pBdr/>
-        <w:spacing/>
-        <w:ind/>
-        <w:rPr/>
-      </w:pPr>
-      <w:r>
-        <w:rPr>
-          <w:rFonts w:ascii="Times New Roman" w:hAnsi="Times New Roman" w:cs="Times New Roman"/>
-          <w:sz w:val="28"/>
-          <w:szCs w:val="28"/>
-          <w:highlight w:val="none"/>
-        </w:rPr>
-        <w:t xml:space="preserve">Показати фінальний стан списку</w:t>
-      </w:r>
-      <w:r/>
-    </w:p>
-    <w:p>
-      <w:pPr>
-        <w:pBdr/>
-        <w:spacing/>
-        <w:ind/>
-        <w:rPr/>
-      </w:pPr>
-      <w:r>
-        <w:rPr>
-          <w:rFonts w:ascii="Times New Roman" w:hAnsi="Times New Roman" w:cs="Times New Roman"/>
-          <w:sz w:val="28"/>
-          <w:szCs w:val="28"/>
-          <w:highlight w:val="none"/>
-        </w:rPr>
-        <w:t xml:space="preserve">    ↓</w:t>
-      </w:r>
-      <w:r/>
-    </w:p>
-    <w:p>
-      <w:pPr>
-        <w:pBdr/>
-        <w:spacing/>
-        <w:ind/>
-        <w:rPr/>
-      </w:pPr>
-      <w:r>
-        <w:rPr>
-          <w:rFonts w:ascii="Times New Roman" w:hAnsi="Times New Roman" w:cs="Times New Roman"/>
-          <w:sz w:val="28"/>
-          <w:szCs w:val="28"/>
-          <w:highlight w:val="none"/>
-        </w:rPr>
-        <w:t xml:space="preserve">Деструктор → clear() (видалити всі вузли)</w:t>
-      </w:r>
-      <w:r/>
-    </w:p>
-    <w:p>
-      <w:pPr>
-        <w:pBdr/>
-        <w:spacing/>
-        <w:ind/>
-        <w:rPr/>
-      </w:pPr>
-      <w:r>
-        <w:rPr>
-          <w:rFonts w:ascii="Times New Roman" w:hAnsi="Times New Roman" w:cs="Times New Roman"/>
-          <w:sz w:val="28"/>
-          <w:szCs w:val="28"/>
-          <w:highlight w:val="none"/>
-        </w:rPr>
-        <w:t xml:space="preserve">    ↓</w:t>
-      </w:r>
-      <w:r/>
-    </w:p>
-    <w:p>
-      <w:pPr>
-        <w:pBdr/>
-        <w:spacing/>
-        <w:ind/>
-        <w:rPr/>
-      </w:pPr>
-      <w:r>
-        <w:rPr>
-          <w:rFonts w:ascii="Times New Roman" w:hAnsi="Times New Roman" w:cs="Times New Roman"/>
-          <w:sz w:val="28"/>
-          <w:szCs w:val="28"/>
-          <w:highlight w:val="none"/>
-        </w:rPr>
-        <w:t xml:space="preserve">[Кінець]</w:t>
-      </w:r>
-      <w:r/>
-    </w:p>
-    <w:p>
-      <w:pPr>
-        <w:pBdr/>
-        <w:spacing/>
-        <w:ind/>
-        <w:rPr/>
-      </w:pPr>
-      <w:r>
-        <w:rPr>
-          <w:rFonts w:ascii="Times New Roman" w:hAnsi="Times New Roman" w:cs="Times New Roman"/>
-          <w:sz w:val="28"/>
-          <w:szCs w:val="28"/>
-          <w:highlight w:val="none"/>
-        </w:rPr>
-      </w:r>
-      <w:r/>
     </w:p>
     <w:p>
       <w:pPr>
@@ -1513,15 +1165,17 @@
           <w:highlight w:val="none"/>
         </w:rPr>
       </w:r>
-      <w:r/>
-    </w:p>
-    <w:p>
-      <w:pPr>
-        <w:pBdr/>
-        <w:spacing/>
-        <w:ind/>
-        <w:rPr/>
-      </w:pPr>
+      <w:hyperlink r:id="rId13" w:tooltip="doubly_list.cpp" w:history="1">
+        <w:r>
+          <w:rPr>
+            <w:rStyle w:val="899"/>
+            <w:rFonts w:ascii="Segoe UI" w:hAnsi="Segoe UI" w:eastAsia="Segoe UI" w:cs="Segoe UI"/>
+            <w:color w:val="445799"/>
+            <w:sz w:val="28"/>
+          </w:rPr>
+          <w:t xml:space="preserve">doubly_list.cpp</w:t>
+        </w:r>
+      </w:hyperlink>
       <w:r>
         <w:rPr>
           <w:rFonts w:ascii="Times New Roman" w:hAnsi="Times New Roman" w:cs="Times New Roman"/>
@@ -1529,17 +1183,19 @@
           <w:szCs w:val="28"/>
           <w:highlight w:val="none"/>
         </w:rPr>
-        <w:t xml:space="preserve">—— Файл: signaling.h ———</w:t>
+        <w:br/>
       </w:r>
-      <w:r/>
-    </w:p>
-    <w:p>
-      <w:pPr>
-        <w:pBdr/>
-        <w:spacing/>
-        <w:ind/>
-        <w:rPr/>
-      </w:pPr>
+      <w:hyperlink r:id="rId14" w:tooltip="doubly_list.h" w:history="1">
+        <w:r>
+          <w:rPr>
+            <w:rStyle w:val="899"/>
+            <w:rFonts w:ascii="Segoe UI" w:hAnsi="Segoe UI" w:eastAsia="Segoe UI" w:cs="Segoe UI"/>
+            <w:color w:val="445799"/>
+            <w:sz w:val="28"/>
+          </w:rPr>
+          <w:t xml:space="preserve">doubly_list.h</w:t>
+        </w:r>
+      </w:hyperlink>
       <w:r>
         <w:rPr>
           <w:rFonts w:ascii="Times New Roman" w:hAnsi="Times New Roman" w:cs="Times New Roman"/>
@@ -1547,16 +1203,19 @@
           <w:szCs w:val="28"/>
           <w:highlight w:val="none"/>
         </w:rPr>
+        <w:br/>
       </w:r>
-      <w:r/>
-    </w:p>
-    <w:p>
-      <w:pPr>
-        <w:pBdr/>
-        <w:spacing/>
-        <w:ind/>
-        <w:rPr/>
-      </w:pPr>
+      <w:hyperlink r:id="rId15" w:tooltip="list_node.cpp" w:history="1">
+        <w:r>
+          <w:rPr>
+            <w:rStyle w:val="899"/>
+            <w:rFonts w:ascii="Segoe UI" w:hAnsi="Segoe UI" w:eastAsia="Segoe UI" w:cs="Segoe UI"/>
+            <w:color w:val="445799"/>
+            <w:sz w:val="28"/>
+          </w:rPr>
+          <w:t xml:space="preserve">list_node.cpp</w:t>
+        </w:r>
+      </w:hyperlink>
       <w:r>
         <w:rPr>
           <w:rFonts w:ascii="Times New Roman" w:hAnsi="Times New Roman" w:cs="Times New Roman"/>
@@ -1564,17 +1223,19 @@
           <w:szCs w:val="28"/>
           <w:highlight w:val="none"/>
         </w:rPr>
-        <w:t xml:space="preserve">#ifndef SIGNALING_H</w:t>
+        <w:br/>
       </w:r>
-      <w:r/>
-    </w:p>
-    <w:p>
-      <w:pPr>
-        <w:pBdr/>
-        <w:spacing/>
-        <w:ind/>
-        <w:rPr/>
-      </w:pPr>
+      <w:hyperlink r:id="rId16" w:tooltip="list_node.h" w:history="1">
+        <w:r>
+          <w:rPr>
+            <w:rStyle w:val="899"/>
+            <w:rFonts w:ascii="Segoe UI" w:hAnsi="Segoe UI" w:eastAsia="Segoe UI" w:cs="Segoe UI"/>
+            <w:color w:val="445799"/>
+            <w:sz w:val="28"/>
+          </w:rPr>
+          <w:t xml:space="preserve">list_node.h</w:t>
+        </w:r>
+      </w:hyperlink>
       <w:r>
         <w:rPr>
           <w:rFonts w:ascii="Times New Roman" w:hAnsi="Times New Roman" w:cs="Times New Roman"/>
@@ -1582,17 +1243,19 @@
           <w:szCs w:val="28"/>
           <w:highlight w:val="none"/>
         </w:rPr>
-        <w:t xml:space="preserve">#define SIGNALING_H</w:t>
+        <w:br/>
       </w:r>
-      <w:r/>
-    </w:p>
-    <w:p>
-      <w:pPr>
-        <w:pBdr/>
-        <w:spacing/>
-        <w:ind/>
-        <w:rPr/>
-      </w:pPr>
+      <w:hyperlink r:id="rId17" w:tooltip="main.cpp" w:history="1">
+        <w:r>
+          <w:rPr>
+            <w:rStyle w:val="899"/>
+            <w:rFonts w:ascii="Segoe UI" w:hAnsi="Segoe UI" w:eastAsia="Segoe UI" w:cs="Segoe UI"/>
+            <w:color w:val="445799"/>
+            <w:sz w:val="28"/>
+          </w:rPr>
+          <w:t xml:space="preserve">main.cpp</w:t>
+        </w:r>
+      </w:hyperlink>
       <w:r>
         <w:rPr>
           <w:rFonts w:ascii="Times New Roman" w:hAnsi="Times New Roman" w:cs="Times New Roman"/>
@@ -1600,16 +1263,19 @@
           <w:szCs w:val="28"/>
           <w:highlight w:val="none"/>
         </w:rPr>
+        <w:br/>
       </w:r>
-      <w:r/>
-    </w:p>
-    <w:p>
-      <w:pPr>
-        <w:pBdr/>
-        <w:spacing/>
-        <w:ind/>
-        <w:rPr/>
-      </w:pPr>
+      <w:hyperlink r:id="rId18" w:tooltip="signaling.cpp" w:history="1">
+        <w:r>
+          <w:rPr>
+            <w:rStyle w:val="899"/>
+            <w:rFonts w:ascii="Segoe UI" w:hAnsi="Segoe UI" w:eastAsia="Segoe UI" w:cs="Segoe UI"/>
+            <w:color w:val="445799"/>
+            <w:sz w:val="28"/>
+          </w:rPr>
+          <w:t xml:space="preserve">signaling.cpp</w:t>
+        </w:r>
+      </w:hyperlink>
       <w:r>
         <w:rPr>
           <w:rFonts w:ascii="Times New Roman" w:hAnsi="Times New Roman" w:cs="Times New Roman"/>
@@ -1617,17 +1283,19 @@
           <w:szCs w:val="28"/>
           <w:highlight w:val="none"/>
         </w:rPr>
-        <w:t xml:space="preserve">#include &lt;iostream&gt;</w:t>
+        <w:br/>
       </w:r>
-      <w:r/>
-    </w:p>
-    <w:p>
-      <w:pPr>
-        <w:pBdr/>
-        <w:spacing/>
-        <w:ind/>
-        <w:rPr/>
-      </w:pPr>
+      <w:hyperlink r:id="rId19" w:tooltip="signaling.h" w:history="1">
+        <w:r>
+          <w:rPr>
+            <w:rStyle w:val="899"/>
+            <w:rFonts w:ascii="Segoe UI" w:hAnsi="Segoe UI" w:eastAsia="Segoe UI" w:cs="Segoe UI"/>
+            <w:color w:val="445799"/>
+            <w:sz w:val="28"/>
+          </w:rPr>
+          <w:t xml:space="preserve">signaling.h</w:t>
+        </w:r>
+      </w:hyperlink>
       <w:r>
         <w:rPr>
           <w:rFonts w:ascii="Times New Roman" w:hAnsi="Times New Roman" w:cs="Times New Roman"/>
@@ -1635,7184 +1303,7 @@
           <w:szCs w:val="28"/>
           <w:highlight w:val="none"/>
         </w:rPr>
-        <w:t xml:space="preserve">#include &lt;string&gt;</w:t>
-      </w:r>
-      <w:r/>
-    </w:p>
-    <w:p>
-      <w:pPr>
-        <w:pBdr/>
-        <w:spacing/>
-        <w:ind/>
-        <w:rPr/>
-      </w:pPr>
-      <w:r>
-        <w:rPr>
-          <w:rFonts w:ascii="Times New Roman" w:hAnsi="Times New Roman" w:cs="Times New Roman"/>
-          <w:sz w:val="28"/>
-          <w:szCs w:val="28"/>
-          <w:highlight w:val="none"/>
-        </w:rPr>
-      </w:r>
-      <w:r/>
-    </w:p>
-    <w:p>
-      <w:pPr>
-        <w:pBdr/>
-        <w:spacing/>
-        <w:ind/>
-        <w:rPr/>
-      </w:pPr>
-      <w:r>
-        <w:rPr>
-          <w:rFonts w:ascii="Times New Roman" w:hAnsi="Times New Roman" w:cs="Times New Roman"/>
-          <w:sz w:val="28"/>
-          <w:szCs w:val="28"/>
-          <w:highlight w:val="none"/>
-        </w:rPr>
-        <w:t xml:space="preserve">class Signaling {</w:t>
-      </w:r>
-      <w:r/>
-    </w:p>
-    <w:p>
-      <w:pPr>
-        <w:pBdr/>
-        <w:spacing/>
-        <w:ind/>
-        <w:rPr/>
-      </w:pPr>
-      <w:r>
-        <w:rPr>
-          <w:rFonts w:ascii="Times New Roman" w:hAnsi="Times New Roman" w:cs="Times New Roman"/>
-          <w:sz w:val="28"/>
-          <w:szCs w:val="28"/>
-          <w:highlight w:val="none"/>
-        </w:rPr>
-        <w:t xml:space="preserve">private:</w:t>
-      </w:r>
-      <w:r/>
-    </w:p>
-    <w:p>
-      <w:pPr>
-        <w:pBdr/>
-        <w:spacing/>
-        <w:ind/>
-        <w:rPr/>
-      </w:pPr>
-      <w:r>
-        <w:rPr>
-          <w:rFonts w:ascii="Times New Roman" w:hAnsi="Times New Roman" w:cs="Times New Roman"/>
-          <w:sz w:val="28"/>
-          <w:szCs w:val="28"/>
-          <w:highlight w:val="none"/>
-        </w:rPr>
-        <w:t xml:space="preserve">    int sensorCount;</w:t>
-      </w:r>
-      <w:r/>
-    </w:p>
-    <w:p>
-      <w:pPr>
-        <w:pBdr/>
-        <w:spacing/>
-        <w:ind/>
-        <w:rPr/>
-      </w:pPr>
-      <w:r>
-        <w:rPr>
-          <w:rFonts w:ascii="Times New Roman" w:hAnsi="Times New Roman" w:cs="Times New Roman"/>
-          <w:sz w:val="28"/>
-          <w:szCs w:val="28"/>
-          <w:highlight w:val="none"/>
-        </w:rPr>
-        <w:t xml:space="preserve">    bool hasWireless;</w:t>
-      </w:r>
-      <w:r/>
-    </w:p>
-    <w:p>
-      <w:pPr>
-        <w:pBdr/>
-        <w:spacing/>
-        <w:ind/>
-        <w:rPr/>
-      </w:pPr>
-      <w:r>
-        <w:rPr>
-          <w:rFonts w:ascii="Times New Roman" w:hAnsi="Times New Roman" w:cs="Times New Roman"/>
-          <w:sz w:val="28"/>
-          <w:szCs w:val="28"/>
-          <w:highlight w:val="none"/>
-        </w:rPr>
-        <w:t xml:space="preserve">    std::string alertMethod;</w:t>
-      </w:r>
-      <w:r/>
-    </w:p>
-    <w:p>
-      <w:pPr>
-        <w:pBdr/>
-        <w:spacing/>
-        <w:ind/>
-        <w:rPr/>
-      </w:pPr>
-      <w:r>
-        <w:rPr>
-          <w:rFonts w:ascii="Times New Roman" w:hAnsi="Times New Roman" w:cs="Times New Roman"/>
-          <w:sz w:val="28"/>
-          <w:szCs w:val="28"/>
-          <w:highlight w:val="none"/>
-        </w:rPr>
-      </w:r>
-      <w:r/>
-    </w:p>
-    <w:p>
-      <w:pPr>
-        <w:pBdr/>
-        <w:spacing/>
-        <w:ind/>
-        <w:rPr/>
-      </w:pPr>
-      <w:r>
-        <w:rPr>
-          <w:rFonts w:ascii="Times New Roman" w:hAnsi="Times New Roman" w:cs="Times New Roman"/>
-          <w:sz w:val="28"/>
-          <w:szCs w:val="28"/>
-          <w:highlight w:val="none"/>
-        </w:rPr>
-        <w:t xml:space="preserve">public:</w:t>
-      </w:r>
-      <w:r/>
-    </w:p>
-    <w:p>
-      <w:pPr>
-        <w:pBdr/>
-        <w:spacing/>
-        <w:ind/>
-        <w:rPr/>
-      </w:pPr>
-      <w:r>
-        <w:rPr>
-          <w:rFonts w:ascii="Times New Roman" w:hAnsi="Times New Roman" w:cs="Times New Roman"/>
-          <w:sz w:val="28"/>
-          <w:szCs w:val="28"/>
-          <w:highlight w:val="none"/>
-        </w:rPr>
-        <w:t xml:space="preserve">    Signaling();</w:t>
-      </w:r>
-      <w:r/>
-    </w:p>
-    <w:p>
-      <w:pPr>
-        <w:pBdr/>
-        <w:spacing/>
-        <w:ind/>
-        <w:rPr/>
-      </w:pPr>
-      <w:r>
-        <w:rPr>
-          <w:rFonts w:ascii="Times New Roman" w:hAnsi="Times New Roman" w:cs="Times New Roman"/>
-          <w:sz w:val="28"/>
-          <w:szCs w:val="28"/>
-          <w:highlight w:val="none"/>
-        </w:rPr>
-        <w:t xml:space="preserve">    Signaling(int sensors, bool wireless, const std::string&amp; method);</w:t>
-      </w:r>
-      <w:r/>
-    </w:p>
-    <w:p>
-      <w:pPr>
-        <w:pBdr/>
-        <w:spacing/>
-        <w:ind/>
-        <w:rPr/>
-      </w:pPr>
-      <w:r>
-        <w:rPr>
-          <w:rFonts w:ascii="Times New Roman" w:hAnsi="Times New Roman" w:cs="Times New Roman"/>
-          <w:sz w:val="28"/>
-          <w:szCs w:val="28"/>
-          <w:highlight w:val="none"/>
-        </w:rPr>
-        <w:t xml:space="preserve">    ~Signaling();</w:t>
-      </w:r>
-      <w:r/>
-    </w:p>
-    <w:p>
-      <w:pPr>
-        <w:pBdr/>
-        <w:spacing/>
-        <w:ind/>
-        <w:rPr/>
-      </w:pPr>
-      <w:r>
-        <w:rPr>
-          <w:rFonts w:ascii="Times New Roman" w:hAnsi="Times New Roman" w:cs="Times New Roman"/>
-          <w:sz w:val="28"/>
-          <w:szCs w:val="28"/>
-          <w:highlight w:val="none"/>
-        </w:rPr>
-      </w:r>
-      <w:r/>
-    </w:p>
-    <w:p>
-      <w:pPr>
-        <w:pBdr/>
-        <w:spacing/>
-        <w:ind/>
-        <w:rPr/>
-      </w:pPr>
-      <w:r>
-        <w:rPr>
-          <w:rFonts w:ascii="Times New Roman" w:hAnsi="Times New Roman" w:cs="Times New Roman"/>
-          <w:sz w:val="28"/>
-          <w:szCs w:val="28"/>
-          <w:highlight w:val="none"/>
-        </w:rPr>
-        <w:t xml:space="preserve">    void setSensorCount(int sensors);</w:t>
-      </w:r>
-      <w:r/>
-    </w:p>
-    <w:p>
-      <w:pPr>
-        <w:pBdr/>
-        <w:spacing/>
-        <w:ind/>
-        <w:rPr/>
-      </w:pPr>
-      <w:r>
-        <w:rPr>
-          <w:rFonts w:ascii="Times New Roman" w:hAnsi="Times New Roman" w:cs="Times New Roman"/>
-          <w:sz w:val="28"/>
-          <w:szCs w:val="28"/>
-          <w:highlight w:val="none"/>
-        </w:rPr>
-        <w:t xml:space="preserve">    void setHasWireless(bool wireless);</w:t>
-      </w:r>
-      <w:r/>
-    </w:p>
-    <w:p>
-      <w:pPr>
-        <w:pBdr/>
-        <w:spacing/>
-        <w:ind/>
-        <w:rPr/>
-      </w:pPr>
-      <w:r>
-        <w:rPr>
-          <w:rFonts w:ascii="Times New Roman" w:hAnsi="Times New Roman" w:cs="Times New Roman"/>
-          <w:sz w:val="28"/>
-          <w:szCs w:val="28"/>
-          <w:highlight w:val="none"/>
-        </w:rPr>
-        <w:t xml:space="preserve">    void setAlertMethod(const std::string&amp; method);</w:t>
-      </w:r>
-      <w:r/>
-    </w:p>
-    <w:p>
-      <w:pPr>
-        <w:pBdr/>
-        <w:spacing/>
-        <w:ind/>
-        <w:rPr/>
-      </w:pPr>
-      <w:r>
-        <w:rPr>
-          <w:rFonts w:ascii="Times New Roman" w:hAnsi="Times New Roman" w:cs="Times New Roman"/>
-          <w:sz w:val="28"/>
-          <w:szCs w:val="28"/>
-          <w:highlight w:val="none"/>
-        </w:rPr>
-      </w:r>
-      <w:r/>
-    </w:p>
-    <w:p>
-      <w:pPr>
-        <w:pBdr/>
-        <w:spacing/>
-        <w:ind/>
-        <w:rPr/>
-      </w:pPr>
-      <w:r>
-        <w:rPr>
-          <w:rFonts w:ascii="Times New Roman" w:hAnsi="Times New Roman" w:cs="Times New Roman"/>
-          <w:sz w:val="28"/>
-          <w:szCs w:val="28"/>
-          <w:highlight w:val="none"/>
-        </w:rPr>
-        <w:t xml:space="preserve">    int getSensorCount() const;</w:t>
-      </w:r>
-      <w:r/>
-    </w:p>
-    <w:p>
-      <w:pPr>
-        <w:pBdr/>
-        <w:spacing/>
-        <w:ind/>
-        <w:rPr/>
-      </w:pPr>
-      <w:r>
-        <w:rPr>
-          <w:rFonts w:ascii="Times New Roman" w:hAnsi="Times New Roman" w:cs="Times New Roman"/>
-          <w:sz w:val="28"/>
-          <w:szCs w:val="28"/>
-          <w:highlight w:val="none"/>
-        </w:rPr>
-        <w:t xml:space="preserve">    bool getHasWireless() const;</w:t>
-      </w:r>
-      <w:r/>
-    </w:p>
-    <w:p>
-      <w:pPr>
-        <w:pBdr/>
-        <w:spacing/>
-        <w:ind/>
-        <w:rPr/>
-      </w:pPr>
-      <w:r>
-        <w:rPr>
-          <w:rFonts w:ascii="Times New Roman" w:hAnsi="Times New Roman" w:cs="Times New Roman"/>
-          <w:sz w:val="28"/>
-          <w:szCs w:val="28"/>
-          <w:highlight w:val="none"/>
-        </w:rPr>
-        <w:t xml:space="preserve">    std::string getAlertMethod() const;</w:t>
-      </w:r>
-      <w:r/>
-    </w:p>
-    <w:p>
-      <w:pPr>
-        <w:pBdr/>
-        <w:spacing/>
-        <w:ind/>
-        <w:rPr/>
-      </w:pPr>
-      <w:r>
-        <w:rPr>
-          <w:rFonts w:ascii="Times New Roman" w:hAnsi="Times New Roman" w:cs="Times New Roman"/>
-          <w:sz w:val="28"/>
-          <w:szCs w:val="28"/>
-          <w:highlight w:val="none"/>
-        </w:rPr>
-      </w:r>
-      <w:r/>
-    </w:p>
-    <w:p>
-      <w:pPr>
-        <w:pBdr/>
-        <w:spacing/>
-        <w:ind/>
-        <w:rPr/>
-      </w:pPr>
-      <w:r>
-        <w:rPr>
-          <w:rFonts w:ascii="Times New Roman" w:hAnsi="Times New Roman" w:cs="Times New Roman"/>
-          <w:sz w:val="28"/>
-          <w:szCs w:val="28"/>
-          <w:highlight w:val="none"/>
-        </w:rPr>
-        <w:t xml:space="preserve">    void display() const;</w:t>
-      </w:r>
-      <w:r/>
-    </w:p>
-    <w:p>
-      <w:pPr>
-        <w:pBdr/>
-        <w:spacing/>
-        <w:ind/>
-        <w:rPr/>
-      </w:pPr>
-      <w:r>
-        <w:rPr>
-          <w:rFonts w:ascii="Times New Roman" w:hAnsi="Times New Roman" w:cs="Times New Roman"/>
-          <w:sz w:val="28"/>
-          <w:szCs w:val="28"/>
-          <w:highlight w:val="none"/>
-        </w:rPr>
-        <w:t xml:space="preserve">    bool equals(const Signaling&amp; other) const;</w:t>
-      </w:r>
-      <w:r/>
-    </w:p>
-    <w:p>
-      <w:pPr>
-        <w:pBdr/>
-        <w:spacing/>
-        <w:ind/>
-        <w:rPr/>
-      </w:pPr>
-      <w:r>
-        <w:rPr>
-          <w:rFonts w:ascii="Times New Roman" w:hAnsi="Times New Roman" w:cs="Times New Roman"/>
-          <w:sz w:val="28"/>
-          <w:szCs w:val="28"/>
-          <w:highlight w:val="none"/>
-        </w:rPr>
-      </w:r>
-      <w:r/>
-    </w:p>
-    <w:p>
-      <w:pPr>
-        <w:pBdr/>
-        <w:spacing/>
-        <w:ind/>
-        <w:rPr/>
-      </w:pPr>
-      <w:r>
-        <w:rPr>
-          <w:rFonts w:ascii="Times New Roman" w:hAnsi="Times New Roman" w:cs="Times New Roman"/>
-          <w:sz w:val="28"/>
-          <w:szCs w:val="28"/>
-          <w:highlight w:val="none"/>
-        </w:rPr>
-        <w:t xml:space="preserve">    friend std::ostream&amp; operator&lt;&lt;(std::ostream&amp; out, const Signaling&amp; s);</w:t>
-      </w:r>
-      <w:r/>
-    </w:p>
-    <w:p>
-      <w:pPr>
-        <w:pBdr/>
-        <w:spacing/>
-        <w:ind/>
-        <w:rPr/>
-      </w:pPr>
-      <w:r>
-        <w:rPr>
-          <w:rFonts w:ascii="Times New Roman" w:hAnsi="Times New Roman" w:cs="Times New Roman"/>
-          <w:sz w:val="28"/>
-          <w:szCs w:val="28"/>
-          <w:highlight w:val="none"/>
-        </w:rPr>
-        <w:t xml:space="preserve">};</w:t>
-      </w:r>
-      <w:r/>
-    </w:p>
-    <w:p>
-      <w:pPr>
-        <w:pBdr/>
-        <w:spacing/>
-        <w:ind/>
-        <w:rPr/>
-      </w:pPr>
-      <w:r>
-        <w:rPr>
-          <w:rFonts w:ascii="Times New Roman" w:hAnsi="Times New Roman" w:cs="Times New Roman"/>
-          <w:sz w:val="28"/>
-          <w:szCs w:val="28"/>
-          <w:highlight w:val="none"/>
-        </w:rPr>
-      </w:r>
-      <w:r/>
-    </w:p>
-    <w:p>
-      <w:pPr>
-        <w:pBdr/>
-        <w:spacing/>
-        <w:ind/>
-        <w:rPr/>
-      </w:pPr>
-      <w:r>
-        <w:rPr>
-          <w:rFonts w:ascii="Times New Roman" w:hAnsi="Times New Roman" w:cs="Times New Roman"/>
-          <w:sz w:val="28"/>
-          <w:szCs w:val="28"/>
-          <w:highlight w:val="none"/>
-        </w:rPr>
-        <w:t xml:space="preserve">#endif</w:t>
-      </w:r>
-      <w:r/>
-    </w:p>
-    <w:p>
-      <w:pPr>
-        <w:pBdr/>
-        <w:spacing/>
-        <w:ind/>
-        <w:rPr/>
-      </w:pPr>
-      <w:r>
-        <w:rPr>
-          <w:rFonts w:ascii="Times New Roman" w:hAnsi="Times New Roman" w:cs="Times New Roman"/>
-          <w:sz w:val="28"/>
-          <w:szCs w:val="28"/>
-          <w:highlight w:val="none"/>
-        </w:rPr>
-      </w:r>
-      <w:r/>
-    </w:p>
-    <w:p>
-      <w:pPr>
-        <w:pBdr/>
-        <w:spacing/>
-        <w:ind/>
-        <w:rPr/>
-      </w:pPr>
-      <w:r>
-        <w:rPr>
-          <w:rFonts w:ascii="Times New Roman" w:hAnsi="Times New Roman" w:cs="Times New Roman"/>
-          <w:sz w:val="28"/>
-          <w:szCs w:val="28"/>
-          <w:highlight w:val="none"/>
-        </w:rPr>
-        <w:t xml:space="preserve">—— Файл: signaling.cpp ———</w:t>
-      </w:r>
-      <w:r/>
-    </w:p>
-    <w:p>
-      <w:pPr>
-        <w:pBdr/>
-        <w:spacing/>
-        <w:ind/>
-        <w:rPr/>
-      </w:pPr>
-      <w:r>
-        <w:rPr>
-          <w:rFonts w:ascii="Times New Roman" w:hAnsi="Times New Roman" w:cs="Times New Roman"/>
-          <w:sz w:val="28"/>
-          <w:szCs w:val="28"/>
-          <w:highlight w:val="none"/>
-        </w:rPr>
-      </w:r>
-      <w:r/>
-    </w:p>
-    <w:p>
-      <w:pPr>
-        <w:pBdr/>
-        <w:spacing/>
-        <w:ind/>
-        <w:rPr/>
-      </w:pPr>
-      <w:r>
-        <w:rPr>
-          <w:rFonts w:ascii="Times New Roman" w:hAnsi="Times New Roman" w:cs="Times New Roman"/>
-          <w:sz w:val="28"/>
-          <w:szCs w:val="28"/>
-          <w:highlight w:val="none"/>
-        </w:rPr>
-        <w:t xml:space="preserve">#include "signaling.h"</w:t>
-      </w:r>
-      <w:r/>
-    </w:p>
-    <w:p>
-      <w:pPr>
-        <w:pBdr/>
-        <w:spacing/>
-        <w:ind/>
-        <w:rPr/>
-      </w:pPr>
-      <w:r>
-        <w:rPr>
-          <w:rFonts w:ascii="Times New Roman" w:hAnsi="Times New Roman" w:cs="Times New Roman"/>
-          <w:sz w:val="28"/>
-          <w:szCs w:val="28"/>
-          <w:highlight w:val="none"/>
-        </w:rPr>
-      </w:r>
-      <w:r/>
-    </w:p>
-    <w:p>
-      <w:pPr>
-        <w:pBdr/>
-        <w:spacing/>
-        <w:ind/>
-        <w:rPr/>
-      </w:pPr>
-      <w:r>
-        <w:rPr>
-          <w:rFonts w:ascii="Times New Roman" w:hAnsi="Times New Roman" w:cs="Times New Roman"/>
-          <w:sz w:val="28"/>
-          <w:szCs w:val="28"/>
-          <w:highlight w:val="none"/>
-        </w:rPr>
-        <w:t xml:space="preserve">using namespace std;</w:t>
-      </w:r>
-      <w:r/>
-    </w:p>
-    <w:p>
-      <w:pPr>
-        <w:pBdr/>
-        <w:spacing/>
-        <w:ind/>
-        <w:rPr/>
-      </w:pPr>
-      <w:r>
-        <w:rPr>
-          <w:rFonts w:ascii="Times New Roman" w:hAnsi="Times New Roman" w:cs="Times New Roman"/>
-          <w:sz w:val="28"/>
-          <w:szCs w:val="28"/>
-          <w:highlight w:val="none"/>
-        </w:rPr>
-      </w:r>
-      <w:r/>
-    </w:p>
-    <w:p>
-      <w:pPr>
-        <w:pBdr/>
-        <w:spacing/>
-        <w:ind/>
-        <w:rPr/>
-      </w:pPr>
-      <w:r>
-        <w:rPr>
-          <w:rFonts w:ascii="Times New Roman" w:hAnsi="Times New Roman" w:cs="Times New Roman"/>
-          <w:sz w:val="28"/>
-          <w:szCs w:val="28"/>
-          <w:highlight w:val="none"/>
-        </w:rPr>
-        <w:t xml:space="preserve">Signaling::Signaling()</w:t>
-      </w:r>
-      <w:r/>
-    </w:p>
-    <w:p>
-      <w:pPr>
-        <w:pBdr/>
-        <w:spacing/>
-        <w:ind/>
-        <w:rPr/>
-      </w:pPr>
-      <w:r>
-        <w:rPr>
-          <w:rFonts w:ascii="Times New Roman" w:hAnsi="Times New Roman" w:cs="Times New Roman"/>
-          <w:sz w:val="28"/>
-          <w:szCs w:val="28"/>
-          <w:highlight w:val="none"/>
-        </w:rPr>
-        <w:t xml:space="preserve">    : sensorCount(1), hasWireless(false), alertMethod("сирена") {}</w:t>
-      </w:r>
-      <w:r/>
-    </w:p>
-    <w:p>
-      <w:pPr>
-        <w:pBdr/>
-        <w:spacing/>
-        <w:ind/>
-        <w:rPr/>
-      </w:pPr>
-      <w:r>
-        <w:rPr>
-          <w:rFonts w:ascii="Times New Roman" w:hAnsi="Times New Roman" w:cs="Times New Roman"/>
-          <w:sz w:val="28"/>
-          <w:szCs w:val="28"/>
-          <w:highlight w:val="none"/>
-        </w:rPr>
-      </w:r>
-      <w:r/>
-    </w:p>
-    <w:p>
-      <w:pPr>
-        <w:pBdr/>
-        <w:spacing/>
-        <w:ind/>
-        <w:rPr/>
-      </w:pPr>
-      <w:r>
-        <w:rPr>
-          <w:rFonts w:ascii="Times New Roman" w:hAnsi="Times New Roman" w:cs="Times New Roman"/>
-          <w:sz w:val="28"/>
-          <w:szCs w:val="28"/>
-          <w:highlight w:val="none"/>
-        </w:rPr>
-        <w:t xml:space="preserve">Signaling::Signaling(int sensors, bool wireless, const string&amp; method)</w:t>
-      </w:r>
-      <w:r/>
-    </w:p>
-    <w:p>
-      <w:pPr>
-        <w:pBdr/>
-        <w:spacing/>
-        <w:ind/>
-        <w:rPr/>
-      </w:pPr>
-      <w:r>
-        <w:rPr>
-          <w:rFonts w:ascii="Times New Roman" w:hAnsi="Times New Roman" w:cs="Times New Roman"/>
-          <w:sz w:val="28"/>
-          <w:szCs w:val="28"/>
-          <w:highlight w:val="none"/>
-        </w:rPr>
-        <w:t xml:space="preserve">    : sensorCount(1), hasWireless(false), alertMethod("сирена") {</w:t>
-      </w:r>
-      <w:r/>
-    </w:p>
-    <w:p>
-      <w:pPr>
-        <w:pBdr/>
-        <w:spacing/>
-        <w:ind/>
-        <w:rPr/>
-      </w:pPr>
-      <w:r>
-        <w:rPr>
-          <w:rFonts w:ascii="Times New Roman" w:hAnsi="Times New Roman" w:cs="Times New Roman"/>
-          <w:sz w:val="28"/>
-          <w:szCs w:val="28"/>
-          <w:highlight w:val="none"/>
-        </w:rPr>
-        <w:t xml:space="preserve">    setSensorCount(sensors);</w:t>
-      </w:r>
-      <w:r/>
-    </w:p>
-    <w:p>
-      <w:pPr>
-        <w:pBdr/>
-        <w:spacing/>
-        <w:ind/>
-        <w:rPr/>
-      </w:pPr>
-      <w:r>
-        <w:rPr>
-          <w:rFonts w:ascii="Times New Roman" w:hAnsi="Times New Roman" w:cs="Times New Roman"/>
-          <w:sz w:val="28"/>
-          <w:szCs w:val="28"/>
-          <w:highlight w:val="none"/>
-        </w:rPr>
-        <w:t xml:space="preserve">    setHasWireless(wireless);</w:t>
-      </w:r>
-      <w:r/>
-    </w:p>
-    <w:p>
-      <w:pPr>
-        <w:pBdr/>
-        <w:spacing/>
-        <w:ind/>
-        <w:rPr/>
-      </w:pPr>
-      <w:r>
-        <w:rPr>
-          <w:rFonts w:ascii="Times New Roman" w:hAnsi="Times New Roman" w:cs="Times New Roman"/>
-          <w:sz w:val="28"/>
-          <w:szCs w:val="28"/>
-          <w:highlight w:val="none"/>
-        </w:rPr>
-        <w:t xml:space="preserve">    setAlertMethod(method);</w:t>
-      </w:r>
-      <w:r/>
-    </w:p>
-    <w:p>
-      <w:pPr>
-        <w:pBdr/>
-        <w:spacing/>
-        <w:ind/>
-        <w:rPr/>
-      </w:pPr>
-      <w:r>
-        <w:rPr>
-          <w:rFonts w:ascii="Times New Roman" w:hAnsi="Times New Roman" w:cs="Times New Roman"/>
-          <w:sz w:val="28"/>
-          <w:szCs w:val="28"/>
-          <w:highlight w:val="none"/>
-        </w:rPr>
-        <w:t xml:space="preserve">}</w:t>
-      </w:r>
-      <w:r/>
-    </w:p>
-    <w:p>
-      <w:pPr>
-        <w:pBdr/>
-        <w:spacing/>
-        <w:ind/>
-        <w:rPr/>
-      </w:pPr>
-      <w:r>
-        <w:rPr>
-          <w:rFonts w:ascii="Times New Roman" w:hAnsi="Times New Roman" w:cs="Times New Roman"/>
-          <w:sz w:val="28"/>
-          <w:szCs w:val="28"/>
-          <w:highlight w:val="none"/>
-        </w:rPr>
-      </w:r>
-      <w:r/>
-    </w:p>
-    <w:p>
-      <w:pPr>
-        <w:pBdr/>
-        <w:spacing/>
-        <w:ind/>
-        <w:rPr/>
-      </w:pPr>
-      <w:r>
-        <w:rPr>
-          <w:rFonts w:ascii="Times New Roman" w:hAnsi="Times New Roman" w:cs="Times New Roman"/>
-          <w:sz w:val="28"/>
-          <w:szCs w:val="28"/>
-          <w:highlight w:val="none"/>
-        </w:rPr>
-        <w:t xml:space="preserve">Signaling::~Signaling() {}</w:t>
-      </w:r>
-      <w:r/>
-    </w:p>
-    <w:p>
-      <w:pPr>
-        <w:pBdr/>
-        <w:spacing/>
-        <w:ind/>
-        <w:rPr/>
-      </w:pPr>
-      <w:r>
-        <w:rPr>
-          <w:rFonts w:ascii="Times New Roman" w:hAnsi="Times New Roman" w:cs="Times New Roman"/>
-          <w:sz w:val="28"/>
-          <w:szCs w:val="28"/>
-          <w:highlight w:val="none"/>
-        </w:rPr>
-      </w:r>
-      <w:r/>
-    </w:p>
-    <w:p>
-      <w:pPr>
-        <w:pBdr/>
-        <w:spacing/>
-        <w:ind/>
-        <w:rPr/>
-      </w:pPr>
-      <w:r>
-        <w:rPr>
-          <w:rFonts w:ascii="Times New Roman" w:hAnsi="Times New Roman" w:cs="Times New Roman"/>
-          <w:sz w:val="28"/>
-          <w:szCs w:val="28"/>
-          <w:highlight w:val="none"/>
-        </w:rPr>
-        <w:t xml:space="preserve">void Signaling::setSensorCount(int sensors) {</w:t>
-      </w:r>
-      <w:r/>
-    </w:p>
-    <w:p>
-      <w:pPr>
-        <w:pBdr/>
-        <w:spacing/>
-        <w:ind/>
-        <w:rPr/>
-      </w:pPr>
-      <w:r>
-        <w:rPr>
-          <w:rFonts w:ascii="Times New Roman" w:hAnsi="Times New Roman" w:cs="Times New Roman"/>
-          <w:sz w:val="28"/>
-          <w:szCs w:val="28"/>
-          <w:highlight w:val="none"/>
-        </w:rPr>
-        <w:t xml:space="preserve">    if (sensors &lt; 1) {</w:t>
-      </w:r>
-      <w:r/>
-    </w:p>
-    <w:p>
-      <w:pPr>
-        <w:pBdr/>
-        <w:spacing/>
-        <w:ind/>
-        <w:rPr/>
-      </w:pPr>
-      <w:r>
-        <w:rPr>
-          <w:rFonts w:ascii="Times New Roman" w:hAnsi="Times New Roman" w:cs="Times New Roman"/>
-          <w:sz w:val="28"/>
-          <w:szCs w:val="28"/>
-          <w:highlight w:val="none"/>
-        </w:rPr>
-        <w:t xml:space="preserve">        sensors = 1;</w:t>
-      </w:r>
-      <w:r/>
-    </w:p>
-    <w:p>
-      <w:pPr>
-        <w:pBdr/>
-        <w:spacing/>
-        <w:ind/>
-        <w:rPr/>
-      </w:pPr>
-      <w:r>
-        <w:rPr>
-          <w:rFonts w:ascii="Times New Roman" w:hAnsi="Times New Roman" w:cs="Times New Roman"/>
-          <w:sz w:val="28"/>
-          <w:szCs w:val="28"/>
-          <w:highlight w:val="none"/>
-        </w:rPr>
-        <w:t xml:space="preserve">    }</w:t>
-      </w:r>
-      <w:r/>
-    </w:p>
-    <w:p>
-      <w:pPr>
-        <w:pBdr/>
-        <w:spacing/>
-        <w:ind/>
-        <w:rPr/>
-      </w:pPr>
-      <w:r>
-        <w:rPr>
-          <w:rFonts w:ascii="Times New Roman" w:hAnsi="Times New Roman" w:cs="Times New Roman"/>
-          <w:sz w:val="28"/>
-          <w:szCs w:val="28"/>
-          <w:highlight w:val="none"/>
-        </w:rPr>
-        <w:t xml:space="preserve">    sensorCount = sensors;</w:t>
-      </w:r>
-      <w:r/>
-    </w:p>
-    <w:p>
-      <w:pPr>
-        <w:pBdr/>
-        <w:spacing/>
-        <w:ind/>
-        <w:rPr/>
-      </w:pPr>
-      <w:r>
-        <w:rPr>
-          <w:rFonts w:ascii="Times New Roman" w:hAnsi="Times New Roman" w:cs="Times New Roman"/>
-          <w:sz w:val="28"/>
-          <w:szCs w:val="28"/>
-          <w:highlight w:val="none"/>
-        </w:rPr>
-        <w:t xml:space="preserve">}</w:t>
-      </w:r>
-      <w:r/>
-    </w:p>
-    <w:p>
-      <w:pPr>
-        <w:pBdr/>
-        <w:spacing/>
-        <w:ind/>
-        <w:rPr/>
-      </w:pPr>
-      <w:r>
-        <w:rPr>
-          <w:rFonts w:ascii="Times New Roman" w:hAnsi="Times New Roman" w:cs="Times New Roman"/>
-          <w:sz w:val="28"/>
-          <w:szCs w:val="28"/>
-          <w:highlight w:val="none"/>
-        </w:rPr>
-      </w:r>
-      <w:r/>
-    </w:p>
-    <w:p>
-      <w:pPr>
-        <w:pBdr/>
-        <w:spacing/>
-        <w:ind/>
-        <w:rPr/>
-      </w:pPr>
-      <w:r>
-        <w:rPr>
-          <w:rFonts w:ascii="Times New Roman" w:hAnsi="Times New Roman" w:cs="Times New Roman"/>
-          <w:sz w:val="28"/>
-          <w:szCs w:val="28"/>
-          <w:highlight w:val="none"/>
-        </w:rPr>
-        <w:t xml:space="preserve">void Signaling::setHasWireless(bool wireless) {</w:t>
-      </w:r>
-      <w:r/>
-    </w:p>
-    <w:p>
-      <w:pPr>
-        <w:pBdr/>
-        <w:spacing/>
-        <w:ind/>
-        <w:rPr/>
-      </w:pPr>
-      <w:r>
-        <w:rPr>
-          <w:rFonts w:ascii="Times New Roman" w:hAnsi="Times New Roman" w:cs="Times New Roman"/>
-          <w:sz w:val="28"/>
-          <w:szCs w:val="28"/>
-          <w:highlight w:val="none"/>
-        </w:rPr>
-        <w:t xml:space="preserve">    hasWireless = wireless;</w:t>
-      </w:r>
-      <w:r/>
-    </w:p>
-    <w:p>
-      <w:pPr>
-        <w:pBdr/>
-        <w:spacing/>
-        <w:ind/>
-        <w:rPr/>
-      </w:pPr>
-      <w:r>
-        <w:rPr>
-          <w:rFonts w:ascii="Times New Roman" w:hAnsi="Times New Roman" w:cs="Times New Roman"/>
-          <w:sz w:val="28"/>
-          <w:szCs w:val="28"/>
-          <w:highlight w:val="none"/>
-        </w:rPr>
-        <w:t xml:space="preserve">}</w:t>
-      </w:r>
-      <w:r/>
-    </w:p>
-    <w:p>
-      <w:pPr>
-        <w:pBdr/>
-        <w:spacing/>
-        <w:ind/>
-        <w:rPr/>
-      </w:pPr>
-      <w:r>
-        <w:rPr>
-          <w:rFonts w:ascii="Times New Roman" w:hAnsi="Times New Roman" w:cs="Times New Roman"/>
-          <w:sz w:val="28"/>
-          <w:szCs w:val="28"/>
-          <w:highlight w:val="none"/>
-        </w:rPr>
-      </w:r>
-      <w:r/>
-    </w:p>
-    <w:p>
-      <w:pPr>
-        <w:pBdr/>
-        <w:spacing/>
-        <w:ind/>
-        <w:rPr/>
-      </w:pPr>
-      <w:r>
-        <w:rPr>
-          <w:rFonts w:ascii="Times New Roman" w:hAnsi="Times New Roman" w:cs="Times New Roman"/>
-          <w:sz w:val="28"/>
-          <w:szCs w:val="28"/>
-          <w:highlight w:val="none"/>
-        </w:rPr>
-        <w:t xml:space="preserve">void Signaling::setAlertMethod(const string&amp; method) {</w:t>
-      </w:r>
-      <w:r/>
-    </w:p>
-    <w:p>
-      <w:pPr>
-        <w:pBdr/>
-        <w:spacing/>
-        <w:ind/>
-        <w:rPr/>
-      </w:pPr>
-      <w:r>
-        <w:rPr>
-          <w:rFonts w:ascii="Times New Roman" w:hAnsi="Times New Roman" w:cs="Times New Roman"/>
-          <w:sz w:val="28"/>
-          <w:szCs w:val="28"/>
-          <w:highlight w:val="none"/>
-        </w:rPr>
-        <w:t xml:space="preserve">    if (method.empty()) {</w:t>
-      </w:r>
-      <w:r/>
-    </w:p>
-    <w:p>
-      <w:pPr>
-        <w:pBdr/>
-        <w:spacing/>
-        <w:ind/>
-        <w:rPr/>
-      </w:pPr>
-      <w:r>
-        <w:rPr>
-          <w:rFonts w:ascii="Times New Roman" w:hAnsi="Times New Roman" w:cs="Times New Roman"/>
-          <w:sz w:val="28"/>
-          <w:szCs w:val="28"/>
-          <w:highlight w:val="none"/>
-        </w:rPr>
-        <w:t xml:space="preserve">        alertMethod = "сирена";</w:t>
-      </w:r>
-      <w:r/>
-    </w:p>
-    <w:p>
-      <w:pPr>
-        <w:pBdr/>
-        <w:spacing/>
-        <w:ind/>
-        <w:rPr/>
-      </w:pPr>
-      <w:r>
-        <w:rPr>
-          <w:rFonts w:ascii="Times New Roman" w:hAnsi="Times New Roman" w:cs="Times New Roman"/>
-          <w:sz w:val="28"/>
-          <w:szCs w:val="28"/>
-          <w:highlight w:val="none"/>
-        </w:rPr>
-        <w:t xml:space="preserve">    } else {</w:t>
-      </w:r>
-      <w:r/>
-    </w:p>
-    <w:p>
-      <w:pPr>
-        <w:pBdr/>
-        <w:spacing/>
-        <w:ind/>
-        <w:rPr/>
-      </w:pPr>
-      <w:r>
-        <w:rPr>
-          <w:rFonts w:ascii="Times New Roman" w:hAnsi="Times New Roman" w:cs="Times New Roman"/>
-          <w:sz w:val="28"/>
-          <w:szCs w:val="28"/>
-          <w:highlight w:val="none"/>
-        </w:rPr>
-        <w:t xml:space="preserve">        alertMethod = method;</w:t>
-      </w:r>
-      <w:r/>
-    </w:p>
-    <w:p>
-      <w:pPr>
-        <w:pBdr/>
-        <w:spacing/>
-        <w:ind/>
-        <w:rPr/>
-      </w:pPr>
-      <w:r>
-        <w:rPr>
-          <w:rFonts w:ascii="Times New Roman" w:hAnsi="Times New Roman" w:cs="Times New Roman"/>
-          <w:sz w:val="28"/>
-          <w:szCs w:val="28"/>
-          <w:highlight w:val="none"/>
-        </w:rPr>
-        <w:t xml:space="preserve">    }</w:t>
-      </w:r>
-      <w:r/>
-    </w:p>
-    <w:p>
-      <w:pPr>
-        <w:pBdr/>
-        <w:spacing/>
-        <w:ind/>
-        <w:rPr/>
-      </w:pPr>
-      <w:r>
-        <w:rPr>
-          <w:rFonts w:ascii="Times New Roman" w:hAnsi="Times New Roman" w:cs="Times New Roman"/>
-          <w:sz w:val="28"/>
-          <w:szCs w:val="28"/>
-          <w:highlight w:val="none"/>
-        </w:rPr>
-        <w:t xml:space="preserve">}</w:t>
-      </w:r>
-      <w:r/>
-    </w:p>
-    <w:p>
-      <w:pPr>
-        <w:pBdr/>
-        <w:spacing/>
-        <w:ind/>
-        <w:rPr/>
-      </w:pPr>
-      <w:r>
-        <w:rPr>
-          <w:rFonts w:ascii="Times New Roman" w:hAnsi="Times New Roman" w:cs="Times New Roman"/>
-          <w:sz w:val="28"/>
-          <w:szCs w:val="28"/>
-          <w:highlight w:val="none"/>
-        </w:rPr>
-      </w:r>
-      <w:r/>
-    </w:p>
-    <w:p>
-      <w:pPr>
-        <w:pBdr/>
-        <w:spacing/>
-        <w:ind/>
-        <w:rPr/>
-      </w:pPr>
-      <w:r>
-        <w:rPr>
-          <w:rFonts w:ascii="Times New Roman" w:hAnsi="Times New Roman" w:cs="Times New Roman"/>
-          <w:sz w:val="28"/>
-          <w:szCs w:val="28"/>
-          <w:highlight w:val="none"/>
-        </w:rPr>
-        <w:t xml:space="preserve">int Signaling::getSensorCount() const { return sensorCount; }</w:t>
-      </w:r>
-      <w:r/>
-    </w:p>
-    <w:p>
-      <w:pPr>
-        <w:pBdr/>
-        <w:spacing/>
-        <w:ind/>
-        <w:rPr/>
-      </w:pPr>
-      <w:r>
-        <w:rPr>
-          <w:rFonts w:ascii="Times New Roman" w:hAnsi="Times New Roman" w:cs="Times New Roman"/>
-          <w:sz w:val="28"/>
-          <w:szCs w:val="28"/>
-          <w:highlight w:val="none"/>
-        </w:rPr>
-        <w:t xml:space="preserve">bool Signaling::getHasWireless() const { return hasWireless; }</w:t>
-      </w:r>
-      <w:r/>
-    </w:p>
-    <w:p>
-      <w:pPr>
-        <w:pBdr/>
-        <w:spacing/>
-        <w:ind/>
-        <w:rPr/>
-      </w:pPr>
-      <w:r>
-        <w:rPr>
-          <w:rFonts w:ascii="Times New Roman" w:hAnsi="Times New Roman" w:cs="Times New Roman"/>
-          <w:sz w:val="28"/>
-          <w:szCs w:val="28"/>
-          <w:highlight w:val="none"/>
-        </w:rPr>
-        <w:t xml:space="preserve">string Signaling::getAlertMethod() const { return alertMethod; }</w:t>
-      </w:r>
-      <w:r/>
-    </w:p>
-    <w:p>
-      <w:pPr>
-        <w:pBdr/>
-        <w:spacing/>
-        <w:ind/>
-        <w:rPr/>
-      </w:pPr>
-      <w:r>
-        <w:rPr>
-          <w:rFonts w:ascii="Times New Roman" w:hAnsi="Times New Roman" w:cs="Times New Roman"/>
-          <w:sz w:val="28"/>
-          <w:szCs w:val="28"/>
-          <w:highlight w:val="none"/>
-        </w:rPr>
-      </w:r>
-      <w:r/>
-    </w:p>
-    <w:p>
-      <w:pPr>
-        <w:pBdr/>
-        <w:spacing/>
-        <w:ind/>
-        <w:rPr/>
-      </w:pPr>
-      <w:r>
-        <w:rPr>
-          <w:rFonts w:ascii="Times New Roman" w:hAnsi="Times New Roman" w:cs="Times New Roman"/>
-          <w:sz w:val="28"/>
-          <w:szCs w:val="28"/>
-          <w:highlight w:val="none"/>
-        </w:rPr>
-        <w:t xml:space="preserve">void Signaling::display() const {</w:t>
-      </w:r>
-      <w:r/>
-    </w:p>
-    <w:p>
-      <w:pPr>
-        <w:pBdr/>
-        <w:spacing/>
-        <w:ind/>
-        <w:rPr/>
-      </w:pPr>
-      <w:r>
-        <w:rPr>
-          <w:rFonts w:ascii="Times New Roman" w:hAnsi="Times New Roman" w:cs="Times New Roman"/>
-          <w:sz w:val="28"/>
-          <w:szCs w:val="28"/>
-          <w:highlight w:val="none"/>
-        </w:rPr>
-        <w:t xml:space="preserve">    cout &lt;&lt; "датчиків: " &lt;&lt; sensorCount</w:t>
-      </w:r>
-      <w:r/>
-    </w:p>
-    <w:p>
-      <w:pPr>
-        <w:pBdr/>
-        <w:spacing/>
-        <w:ind/>
-        <w:rPr/>
-      </w:pPr>
-      <w:r>
-        <w:rPr>
-          <w:rFonts w:ascii="Times New Roman" w:hAnsi="Times New Roman" w:cs="Times New Roman"/>
-          <w:sz w:val="28"/>
-          <w:szCs w:val="28"/>
-          <w:highlight w:val="none"/>
-        </w:rPr>
-        <w:t xml:space="preserve">         &lt;&lt; ", бездротові: " &lt;&lt; (hasWireless ? "так" : "ні")</w:t>
-      </w:r>
-      <w:r/>
-    </w:p>
-    <w:p>
-      <w:pPr>
-        <w:pBdr/>
-        <w:spacing/>
-        <w:ind/>
-        <w:rPr/>
-      </w:pPr>
-      <w:r>
-        <w:rPr>
-          <w:rFonts w:ascii="Times New Roman" w:hAnsi="Times New Roman" w:cs="Times New Roman"/>
-          <w:sz w:val="28"/>
-          <w:szCs w:val="28"/>
-          <w:highlight w:val="none"/>
-        </w:rPr>
-        <w:t xml:space="preserve">         &lt;&lt; ", оповіщення: " &lt;&lt; alertMethod;</w:t>
-      </w:r>
-      <w:r/>
-    </w:p>
-    <w:p>
-      <w:pPr>
-        <w:pBdr/>
-        <w:spacing/>
-        <w:ind/>
-        <w:rPr/>
-      </w:pPr>
-      <w:r>
-        <w:rPr>
-          <w:rFonts w:ascii="Times New Roman" w:hAnsi="Times New Roman" w:cs="Times New Roman"/>
-          <w:sz w:val="28"/>
-          <w:szCs w:val="28"/>
-          <w:highlight w:val="none"/>
-        </w:rPr>
-        <w:t xml:space="preserve">}</w:t>
-      </w:r>
-      <w:r/>
-    </w:p>
-    <w:p>
-      <w:pPr>
-        <w:pBdr/>
-        <w:spacing/>
-        <w:ind/>
-        <w:rPr/>
-      </w:pPr>
-      <w:r>
-        <w:rPr>
-          <w:rFonts w:ascii="Times New Roman" w:hAnsi="Times New Roman" w:cs="Times New Roman"/>
-          <w:sz w:val="28"/>
-          <w:szCs w:val="28"/>
-          <w:highlight w:val="none"/>
-        </w:rPr>
-      </w:r>
-      <w:r/>
-    </w:p>
-    <w:p>
-      <w:pPr>
-        <w:pBdr/>
-        <w:spacing/>
-        <w:ind/>
-        <w:rPr/>
-      </w:pPr>
-      <w:r>
-        <w:rPr>
-          <w:rFonts w:ascii="Times New Roman" w:hAnsi="Times New Roman" w:cs="Times New Roman"/>
-          <w:sz w:val="28"/>
-          <w:szCs w:val="28"/>
-          <w:highlight w:val="none"/>
-        </w:rPr>
-        <w:t xml:space="preserve">bool Signaling::equals(const Signaling&amp; other) const {</w:t>
-      </w:r>
-      <w:r/>
-    </w:p>
-    <w:p>
-      <w:pPr>
-        <w:pBdr/>
-        <w:spacing/>
-        <w:ind/>
-        <w:rPr/>
-      </w:pPr>
-      <w:r>
-        <w:rPr>
-          <w:rFonts w:ascii="Times New Roman" w:hAnsi="Times New Roman" w:cs="Times New Roman"/>
-          <w:sz w:val="28"/>
-          <w:szCs w:val="28"/>
-          <w:highlight w:val="none"/>
-        </w:rPr>
-        <w:t xml:space="preserve">    return sensorCount == other.sensorCount</w:t>
-      </w:r>
-      <w:r/>
-    </w:p>
-    <w:p>
-      <w:pPr>
-        <w:pBdr/>
-        <w:spacing/>
-        <w:ind/>
-        <w:rPr/>
-      </w:pPr>
-      <w:r>
-        <w:rPr>
-          <w:rFonts w:ascii="Times New Roman" w:hAnsi="Times New Roman" w:cs="Times New Roman"/>
-          <w:sz w:val="28"/>
-          <w:szCs w:val="28"/>
-          <w:highlight w:val="none"/>
-        </w:rPr>
-        <w:t xml:space="preserve">        &amp;&amp; hasWireless == other.hasWireless</w:t>
-      </w:r>
-      <w:r/>
-    </w:p>
-    <w:p>
-      <w:pPr>
-        <w:pBdr/>
-        <w:spacing/>
-        <w:ind/>
-        <w:rPr/>
-      </w:pPr>
-      <w:r>
-        <w:rPr>
-          <w:rFonts w:ascii="Times New Roman" w:hAnsi="Times New Roman" w:cs="Times New Roman"/>
-          <w:sz w:val="28"/>
-          <w:szCs w:val="28"/>
-          <w:highlight w:val="none"/>
-        </w:rPr>
-        <w:t xml:space="preserve">        &amp;&amp; alertMethod == other.alertMethod;</w:t>
-      </w:r>
-      <w:r/>
-    </w:p>
-    <w:p>
-      <w:pPr>
-        <w:pBdr/>
-        <w:spacing/>
-        <w:ind/>
-        <w:rPr/>
-      </w:pPr>
-      <w:r>
-        <w:rPr>
-          <w:rFonts w:ascii="Times New Roman" w:hAnsi="Times New Roman" w:cs="Times New Roman"/>
-          <w:sz w:val="28"/>
-          <w:szCs w:val="28"/>
-          <w:highlight w:val="none"/>
-        </w:rPr>
-        <w:t xml:space="preserve">}</w:t>
-      </w:r>
-      <w:r/>
-    </w:p>
-    <w:p>
-      <w:pPr>
-        <w:pBdr/>
-        <w:spacing/>
-        <w:ind/>
-        <w:rPr/>
-      </w:pPr>
-      <w:r>
-        <w:rPr>
-          <w:rFonts w:ascii="Times New Roman" w:hAnsi="Times New Roman" w:cs="Times New Roman"/>
-          <w:sz w:val="28"/>
-          <w:szCs w:val="28"/>
-          <w:highlight w:val="none"/>
-        </w:rPr>
-      </w:r>
-      <w:r/>
-    </w:p>
-    <w:p>
-      <w:pPr>
-        <w:pBdr/>
-        <w:spacing/>
-        <w:ind/>
-        <w:rPr/>
-      </w:pPr>
-      <w:r>
-        <w:rPr>
-          <w:rFonts w:ascii="Times New Roman" w:hAnsi="Times New Roman" w:cs="Times New Roman"/>
-          <w:sz w:val="28"/>
-          <w:szCs w:val="28"/>
-          <w:highlight w:val="none"/>
-        </w:rPr>
-        <w:t xml:space="preserve">ostream&amp; operator&lt;&lt;(ostream&amp; out, const Signaling&amp; s) {</w:t>
-      </w:r>
-      <w:r/>
-    </w:p>
-    <w:p>
-      <w:pPr>
-        <w:pBdr/>
-        <w:spacing/>
-        <w:ind/>
-        <w:rPr/>
-      </w:pPr>
-      <w:r>
-        <w:rPr>
-          <w:rFonts w:ascii="Times New Roman" w:hAnsi="Times New Roman" w:cs="Times New Roman"/>
-          <w:sz w:val="28"/>
-          <w:szCs w:val="28"/>
-          <w:highlight w:val="none"/>
-        </w:rPr>
-        <w:t xml:space="preserve">    out &lt;&lt; "датчиків: " &lt;&lt; s.sensorCount</w:t>
-      </w:r>
-      <w:r/>
-    </w:p>
-    <w:p>
-      <w:pPr>
-        <w:pBdr/>
-        <w:spacing/>
-        <w:ind/>
-        <w:rPr/>
-      </w:pPr>
-      <w:r>
-        <w:rPr>
-          <w:rFonts w:ascii="Times New Roman" w:hAnsi="Times New Roman" w:cs="Times New Roman"/>
-          <w:sz w:val="28"/>
-          <w:szCs w:val="28"/>
-          <w:highlight w:val="none"/>
-        </w:rPr>
-        <w:t xml:space="preserve">        &lt;&lt; ", бездротові: " &lt;&lt; (s.hasWireless ? "так" : "ні")</w:t>
-      </w:r>
-      <w:r/>
-    </w:p>
-    <w:p>
-      <w:pPr>
-        <w:pBdr/>
-        <w:spacing/>
-        <w:ind/>
-        <w:rPr/>
-      </w:pPr>
-      <w:r>
-        <w:rPr>
-          <w:rFonts w:ascii="Times New Roman" w:hAnsi="Times New Roman" w:cs="Times New Roman"/>
-          <w:sz w:val="28"/>
-          <w:szCs w:val="28"/>
-          <w:highlight w:val="none"/>
-        </w:rPr>
-        <w:t xml:space="preserve">        &lt;&lt; ", оповіщення: " &lt;&lt; s.alertMethod;</w:t>
-      </w:r>
-      <w:r/>
-    </w:p>
-    <w:p>
-      <w:pPr>
-        <w:pBdr/>
-        <w:spacing/>
-        <w:ind/>
-        <w:rPr/>
-      </w:pPr>
-      <w:r>
-        <w:rPr>
-          <w:rFonts w:ascii="Times New Roman" w:hAnsi="Times New Roman" w:cs="Times New Roman"/>
-          <w:sz w:val="28"/>
-          <w:szCs w:val="28"/>
-          <w:highlight w:val="none"/>
-        </w:rPr>
-        <w:t xml:space="preserve">    return out;</w:t>
-      </w:r>
-      <w:r/>
-    </w:p>
-    <w:p>
-      <w:pPr>
-        <w:pBdr/>
-        <w:spacing/>
-        <w:ind/>
-        <w:rPr/>
-      </w:pPr>
-      <w:r>
-        <w:rPr>
-          <w:rFonts w:ascii="Times New Roman" w:hAnsi="Times New Roman" w:cs="Times New Roman"/>
-          <w:sz w:val="28"/>
-          <w:szCs w:val="28"/>
-          <w:highlight w:val="none"/>
-        </w:rPr>
-        <w:t xml:space="preserve">}</w:t>
-      </w:r>
-      <w:r/>
-    </w:p>
-    <w:p>
-      <w:pPr>
-        <w:pBdr/>
-        <w:spacing/>
-        <w:ind/>
-        <w:rPr/>
-      </w:pPr>
-      <w:r>
-        <w:rPr>
-          <w:rFonts w:ascii="Times New Roman" w:hAnsi="Times New Roman" w:cs="Times New Roman"/>
-          <w:sz w:val="28"/>
-          <w:szCs w:val="28"/>
-          <w:highlight w:val="none"/>
-        </w:rPr>
-      </w:r>
-      <w:r/>
-    </w:p>
-    <w:p>
-      <w:pPr>
-        <w:pBdr/>
-        <w:spacing/>
-        <w:ind/>
-        <w:rPr/>
-      </w:pPr>
-      <w:r>
-        <w:rPr>
-          <w:rFonts w:ascii="Times New Roman" w:hAnsi="Times New Roman" w:cs="Times New Roman"/>
-          <w:sz w:val="28"/>
-          <w:szCs w:val="28"/>
-          <w:highlight w:val="none"/>
-        </w:rPr>
-        <w:t xml:space="preserve">—— Файл: list_node.h ———</w:t>
-      </w:r>
-      <w:r/>
-    </w:p>
-    <w:p>
-      <w:pPr>
-        <w:pBdr/>
-        <w:spacing/>
-        <w:ind/>
-        <w:rPr/>
-      </w:pPr>
-      <w:r>
-        <w:rPr>
-          <w:rFonts w:ascii="Times New Roman" w:hAnsi="Times New Roman" w:cs="Times New Roman"/>
-          <w:sz w:val="28"/>
-          <w:szCs w:val="28"/>
-          <w:highlight w:val="none"/>
-        </w:rPr>
-      </w:r>
-      <w:r/>
-    </w:p>
-    <w:p>
-      <w:pPr>
-        <w:pBdr/>
-        <w:spacing/>
-        <w:ind/>
-        <w:rPr/>
-      </w:pPr>
-      <w:r>
-        <w:rPr>
-          <w:rFonts w:ascii="Times New Roman" w:hAnsi="Times New Roman" w:cs="Times New Roman"/>
-          <w:sz w:val="28"/>
-          <w:szCs w:val="28"/>
-          <w:highlight w:val="none"/>
-        </w:rPr>
-        <w:t xml:space="preserve">#ifndef LIST_NODE_H</w:t>
-      </w:r>
-      <w:r/>
-    </w:p>
-    <w:p>
-      <w:pPr>
-        <w:pBdr/>
-        <w:spacing/>
-        <w:ind/>
-        <w:rPr/>
-      </w:pPr>
-      <w:r>
-        <w:rPr>
-          <w:rFonts w:ascii="Times New Roman" w:hAnsi="Times New Roman" w:cs="Times New Roman"/>
-          <w:sz w:val="28"/>
-          <w:szCs w:val="28"/>
-          <w:highlight w:val="none"/>
-        </w:rPr>
-        <w:t xml:space="preserve">#define LIST_NODE_H</w:t>
-      </w:r>
-      <w:r/>
-    </w:p>
-    <w:p>
-      <w:pPr>
-        <w:pBdr/>
-        <w:spacing/>
-        <w:ind/>
-        <w:rPr/>
-      </w:pPr>
-      <w:r>
-        <w:rPr>
-          <w:rFonts w:ascii="Times New Roman" w:hAnsi="Times New Roman" w:cs="Times New Roman"/>
-          <w:sz w:val="28"/>
-          <w:szCs w:val="28"/>
-          <w:highlight w:val="none"/>
-        </w:rPr>
-      </w:r>
-      <w:r/>
-    </w:p>
-    <w:p>
-      <w:pPr>
-        <w:pBdr/>
-        <w:spacing/>
-        <w:ind/>
-        <w:rPr/>
-      </w:pPr>
-      <w:r>
-        <w:rPr>
-          <w:rFonts w:ascii="Times New Roman" w:hAnsi="Times New Roman" w:cs="Times New Roman"/>
-          <w:sz w:val="28"/>
-          <w:szCs w:val="28"/>
-          <w:highlight w:val="none"/>
-        </w:rPr>
-        <w:t xml:space="preserve">#include "signaling.h"</w:t>
-      </w:r>
-      <w:r/>
-    </w:p>
-    <w:p>
-      <w:pPr>
-        <w:pBdr/>
-        <w:spacing/>
-        <w:ind/>
-        <w:rPr/>
-      </w:pPr>
-      <w:r>
-        <w:rPr>
-          <w:rFonts w:ascii="Times New Roman" w:hAnsi="Times New Roman" w:cs="Times New Roman"/>
-          <w:sz w:val="28"/>
-          <w:szCs w:val="28"/>
-          <w:highlight w:val="none"/>
-        </w:rPr>
-      </w:r>
-      <w:r/>
-    </w:p>
-    <w:p>
-      <w:pPr>
-        <w:pBdr/>
-        <w:spacing/>
-        <w:ind/>
-        <w:rPr/>
-      </w:pPr>
-      <w:r>
-        <w:rPr>
-          <w:rFonts w:ascii="Times New Roman" w:hAnsi="Times New Roman" w:cs="Times New Roman"/>
-          <w:sz w:val="28"/>
-          <w:szCs w:val="28"/>
-          <w:highlight w:val="none"/>
-        </w:rPr>
-        <w:t xml:space="preserve">class ListNode {</w:t>
-      </w:r>
-      <w:r/>
-    </w:p>
-    <w:p>
-      <w:pPr>
-        <w:pBdr/>
-        <w:spacing/>
-        <w:ind/>
-        <w:rPr/>
-      </w:pPr>
-      <w:r>
-        <w:rPr>
-          <w:rFonts w:ascii="Times New Roman" w:hAnsi="Times New Roman" w:cs="Times New Roman"/>
-          <w:sz w:val="28"/>
-          <w:szCs w:val="28"/>
-          <w:highlight w:val="none"/>
-        </w:rPr>
-        <w:t xml:space="preserve">public:</w:t>
-      </w:r>
-      <w:r/>
-    </w:p>
-    <w:p>
-      <w:pPr>
-        <w:pBdr/>
-        <w:spacing/>
-        <w:ind/>
-        <w:rPr/>
-      </w:pPr>
-      <w:r>
-        <w:rPr>
-          <w:rFonts w:ascii="Times New Roman" w:hAnsi="Times New Roman" w:cs="Times New Roman"/>
-          <w:sz w:val="28"/>
-          <w:szCs w:val="28"/>
-          <w:highlight w:val="none"/>
-        </w:rPr>
-        <w:t xml:space="preserve">    Signaling data;</w:t>
-      </w:r>
-      <w:r/>
-    </w:p>
-    <w:p>
-      <w:pPr>
-        <w:pBdr/>
-        <w:spacing/>
-        <w:ind/>
-        <w:rPr/>
-      </w:pPr>
-      <w:r>
-        <w:rPr>
-          <w:rFonts w:ascii="Times New Roman" w:hAnsi="Times New Roman" w:cs="Times New Roman"/>
-          <w:sz w:val="28"/>
-          <w:szCs w:val="28"/>
-          <w:highlight w:val="none"/>
-        </w:rPr>
-        <w:t xml:space="preserve">    ListNode* prev;</w:t>
-      </w:r>
-      <w:r/>
-    </w:p>
-    <w:p>
-      <w:pPr>
-        <w:pBdr/>
-        <w:spacing/>
-        <w:ind/>
-        <w:rPr/>
-      </w:pPr>
-      <w:r>
-        <w:rPr>
-          <w:rFonts w:ascii="Times New Roman" w:hAnsi="Times New Roman" w:cs="Times New Roman"/>
-          <w:sz w:val="28"/>
-          <w:szCs w:val="28"/>
-          <w:highlight w:val="none"/>
-        </w:rPr>
-        <w:t xml:space="preserve">    ListNode* next;</w:t>
-      </w:r>
-      <w:r/>
-    </w:p>
-    <w:p>
-      <w:pPr>
-        <w:pBdr/>
-        <w:spacing/>
-        <w:ind/>
-        <w:rPr/>
-      </w:pPr>
-      <w:r>
-        <w:rPr>
-          <w:rFonts w:ascii="Times New Roman" w:hAnsi="Times New Roman" w:cs="Times New Roman"/>
-          <w:sz w:val="28"/>
-          <w:szCs w:val="28"/>
-          <w:highlight w:val="none"/>
-        </w:rPr>
-      </w:r>
-      <w:r/>
-    </w:p>
-    <w:p>
-      <w:pPr>
-        <w:pBdr/>
-        <w:spacing/>
-        <w:ind/>
-        <w:rPr/>
-      </w:pPr>
-      <w:r>
-        <w:rPr>
-          <w:rFonts w:ascii="Times New Roman" w:hAnsi="Times New Roman" w:cs="Times New Roman"/>
-          <w:sz w:val="28"/>
-          <w:szCs w:val="28"/>
-          <w:highlight w:val="none"/>
-        </w:rPr>
-        <w:t xml:space="preserve">    ListNode();</w:t>
-      </w:r>
-      <w:r/>
-    </w:p>
-    <w:p>
-      <w:pPr>
-        <w:pBdr/>
-        <w:spacing/>
-        <w:ind/>
-        <w:rPr/>
-      </w:pPr>
-      <w:r>
-        <w:rPr>
-          <w:rFonts w:ascii="Times New Roman" w:hAnsi="Times New Roman" w:cs="Times New Roman"/>
-          <w:sz w:val="28"/>
-          <w:szCs w:val="28"/>
-          <w:highlight w:val="none"/>
-        </w:rPr>
-        <w:t xml:space="preserve">    explicit ListNode(const Signaling&amp; value);</w:t>
-      </w:r>
-      <w:r/>
-    </w:p>
-    <w:p>
-      <w:pPr>
-        <w:pBdr/>
-        <w:spacing/>
-        <w:ind/>
-        <w:rPr/>
-      </w:pPr>
-      <w:r>
-        <w:rPr>
-          <w:rFonts w:ascii="Times New Roman" w:hAnsi="Times New Roman" w:cs="Times New Roman"/>
-          <w:sz w:val="28"/>
-          <w:szCs w:val="28"/>
-          <w:highlight w:val="none"/>
-        </w:rPr>
-        <w:t xml:space="preserve">    ~ListNode();</w:t>
-      </w:r>
-      <w:r/>
-    </w:p>
-    <w:p>
-      <w:pPr>
-        <w:pBdr/>
-        <w:spacing/>
-        <w:ind/>
-        <w:rPr/>
-      </w:pPr>
-      <w:r>
-        <w:rPr>
-          <w:rFonts w:ascii="Times New Roman" w:hAnsi="Times New Roman" w:cs="Times New Roman"/>
-          <w:sz w:val="28"/>
-          <w:szCs w:val="28"/>
-          <w:highlight w:val="none"/>
-        </w:rPr>
-        <w:t xml:space="preserve">};</w:t>
-      </w:r>
-      <w:r/>
-    </w:p>
-    <w:p>
-      <w:pPr>
-        <w:pBdr/>
-        <w:spacing/>
-        <w:ind/>
-        <w:rPr/>
-      </w:pPr>
-      <w:r>
-        <w:rPr>
-          <w:rFonts w:ascii="Times New Roman" w:hAnsi="Times New Roman" w:cs="Times New Roman"/>
-          <w:sz w:val="28"/>
-          <w:szCs w:val="28"/>
-          <w:highlight w:val="none"/>
-        </w:rPr>
-      </w:r>
-      <w:r/>
-    </w:p>
-    <w:p>
-      <w:pPr>
-        <w:pBdr/>
-        <w:spacing/>
-        <w:ind/>
-        <w:rPr/>
-      </w:pPr>
-      <w:r>
-        <w:rPr>
-          <w:rFonts w:ascii="Times New Roman" w:hAnsi="Times New Roman" w:cs="Times New Roman"/>
-          <w:sz w:val="28"/>
-          <w:szCs w:val="28"/>
-          <w:highlight w:val="none"/>
-        </w:rPr>
-        <w:t xml:space="preserve">#endif</w:t>
-      </w:r>
-      <w:r/>
-    </w:p>
-    <w:p>
-      <w:pPr>
-        <w:pBdr/>
-        <w:spacing/>
-        <w:ind/>
-        <w:rPr/>
-      </w:pPr>
-      <w:r>
-        <w:rPr>
-          <w:rFonts w:ascii="Times New Roman" w:hAnsi="Times New Roman" w:cs="Times New Roman"/>
-          <w:sz w:val="28"/>
-          <w:szCs w:val="28"/>
-          <w:highlight w:val="none"/>
-        </w:rPr>
-      </w:r>
-      <w:r/>
-    </w:p>
-    <w:p>
-      <w:pPr>
-        <w:pBdr/>
-        <w:spacing/>
-        <w:ind/>
-        <w:rPr/>
-      </w:pPr>
-      <w:r>
-        <w:rPr>
-          <w:rFonts w:ascii="Times New Roman" w:hAnsi="Times New Roman" w:cs="Times New Roman"/>
-          <w:sz w:val="28"/>
-          <w:szCs w:val="28"/>
-          <w:highlight w:val="none"/>
-        </w:rPr>
-        <w:t xml:space="preserve">—— Файл: list_node.cpp ———</w:t>
-      </w:r>
-      <w:r/>
-    </w:p>
-    <w:p>
-      <w:pPr>
-        <w:pBdr/>
-        <w:spacing/>
-        <w:ind/>
-        <w:rPr/>
-      </w:pPr>
-      <w:r>
-        <w:rPr>
-          <w:rFonts w:ascii="Times New Roman" w:hAnsi="Times New Roman" w:cs="Times New Roman"/>
-          <w:sz w:val="28"/>
-          <w:szCs w:val="28"/>
-          <w:highlight w:val="none"/>
-        </w:rPr>
-      </w:r>
-      <w:r/>
-    </w:p>
-    <w:p>
-      <w:pPr>
-        <w:pBdr/>
-        <w:spacing/>
-        <w:ind/>
-        <w:rPr/>
-      </w:pPr>
-      <w:r>
-        <w:rPr>
-          <w:rFonts w:ascii="Times New Roman" w:hAnsi="Times New Roman" w:cs="Times New Roman"/>
-          <w:sz w:val="28"/>
-          <w:szCs w:val="28"/>
-          <w:highlight w:val="none"/>
-        </w:rPr>
-        <w:t xml:space="preserve">#include "list_node.h"</w:t>
-      </w:r>
-      <w:r/>
-    </w:p>
-    <w:p>
-      <w:pPr>
-        <w:pBdr/>
-        <w:spacing/>
-        <w:ind/>
-        <w:rPr/>
-      </w:pPr>
-      <w:r>
-        <w:rPr>
-          <w:rFonts w:ascii="Times New Roman" w:hAnsi="Times New Roman" w:cs="Times New Roman"/>
-          <w:sz w:val="28"/>
-          <w:szCs w:val="28"/>
-          <w:highlight w:val="none"/>
-        </w:rPr>
-      </w:r>
-      <w:r/>
-    </w:p>
-    <w:p>
-      <w:pPr>
-        <w:pBdr/>
-        <w:spacing/>
-        <w:ind/>
-        <w:rPr/>
-      </w:pPr>
-      <w:r>
-        <w:rPr>
-          <w:rFonts w:ascii="Times New Roman" w:hAnsi="Times New Roman" w:cs="Times New Roman"/>
-          <w:sz w:val="28"/>
-          <w:szCs w:val="28"/>
-          <w:highlight w:val="none"/>
-        </w:rPr>
-        <w:t xml:space="preserve">ListNode::ListNode()</w:t>
-      </w:r>
-      <w:r/>
-    </w:p>
-    <w:p>
-      <w:pPr>
-        <w:pBdr/>
-        <w:spacing/>
-        <w:ind/>
-        <w:rPr/>
-      </w:pPr>
-      <w:r>
-        <w:rPr>
-          <w:rFonts w:ascii="Times New Roman" w:hAnsi="Times New Roman" w:cs="Times New Roman"/>
-          <w:sz w:val="28"/>
-          <w:szCs w:val="28"/>
-          <w:highlight w:val="none"/>
-        </w:rPr>
-        <w:t xml:space="preserve">    : data(), prev(nullptr), next(nullptr) {}</w:t>
-      </w:r>
-      <w:r/>
-    </w:p>
-    <w:p>
-      <w:pPr>
-        <w:pBdr/>
-        <w:spacing/>
-        <w:ind/>
-        <w:rPr/>
-      </w:pPr>
-      <w:r>
-        <w:rPr>
-          <w:rFonts w:ascii="Times New Roman" w:hAnsi="Times New Roman" w:cs="Times New Roman"/>
-          <w:sz w:val="28"/>
-          <w:szCs w:val="28"/>
-          <w:highlight w:val="none"/>
-        </w:rPr>
-      </w:r>
-      <w:r/>
-    </w:p>
-    <w:p>
-      <w:pPr>
-        <w:pBdr/>
-        <w:spacing/>
-        <w:ind/>
-        <w:rPr/>
-      </w:pPr>
-      <w:r>
-        <w:rPr>
-          <w:rFonts w:ascii="Times New Roman" w:hAnsi="Times New Roman" w:cs="Times New Roman"/>
-          <w:sz w:val="28"/>
-          <w:szCs w:val="28"/>
-          <w:highlight w:val="none"/>
-        </w:rPr>
-        <w:t xml:space="preserve">ListNode::ListNode(const Signaling&amp; value)</w:t>
-      </w:r>
-      <w:r/>
-    </w:p>
-    <w:p>
-      <w:pPr>
-        <w:pBdr/>
-        <w:spacing/>
-        <w:ind/>
-        <w:rPr/>
-      </w:pPr>
-      <w:r>
-        <w:rPr>
-          <w:rFonts w:ascii="Times New Roman" w:hAnsi="Times New Roman" w:cs="Times New Roman"/>
-          <w:sz w:val="28"/>
-          <w:szCs w:val="28"/>
-          <w:highlight w:val="none"/>
-        </w:rPr>
-        <w:t xml:space="preserve">    : data(value), prev(nullptr), next(nullptr) {}</w:t>
-      </w:r>
-      <w:r/>
-    </w:p>
-    <w:p>
-      <w:pPr>
-        <w:pBdr/>
-        <w:spacing/>
-        <w:ind/>
-        <w:rPr/>
-      </w:pPr>
-      <w:r>
-        <w:rPr>
-          <w:rFonts w:ascii="Times New Roman" w:hAnsi="Times New Roman" w:cs="Times New Roman"/>
-          <w:sz w:val="28"/>
-          <w:szCs w:val="28"/>
-          <w:highlight w:val="none"/>
-        </w:rPr>
-      </w:r>
-      <w:r/>
-    </w:p>
-    <w:p>
-      <w:pPr>
-        <w:pBdr/>
-        <w:spacing/>
-        <w:ind/>
-        <w:rPr/>
-      </w:pPr>
-      <w:r>
-        <w:rPr>
-          <w:rFonts w:ascii="Times New Roman" w:hAnsi="Times New Roman" w:cs="Times New Roman"/>
-          <w:sz w:val="28"/>
-          <w:szCs w:val="28"/>
-          <w:highlight w:val="none"/>
-        </w:rPr>
-        <w:t xml:space="preserve">ListNode::~ListNode() {}</w:t>
-      </w:r>
-      <w:r/>
-    </w:p>
-    <w:p>
-      <w:pPr>
-        <w:pBdr/>
-        <w:spacing/>
-        <w:ind/>
-        <w:rPr/>
-      </w:pPr>
-      <w:r>
-        <w:rPr>
-          <w:rFonts w:ascii="Times New Roman" w:hAnsi="Times New Roman" w:cs="Times New Roman"/>
-          <w:sz w:val="28"/>
-          <w:szCs w:val="28"/>
-          <w:highlight w:val="none"/>
-        </w:rPr>
-      </w:r>
-      <w:r/>
-    </w:p>
-    <w:p>
-      <w:pPr>
-        <w:pBdr/>
-        <w:spacing/>
-        <w:ind/>
-        <w:rPr/>
-      </w:pPr>
-      <w:r>
-        <w:rPr>
-          <w:rFonts w:ascii="Times New Roman" w:hAnsi="Times New Roman" w:cs="Times New Roman"/>
-          <w:sz w:val="28"/>
-          <w:szCs w:val="28"/>
-          <w:highlight w:val="none"/>
-        </w:rPr>
-        <w:t xml:space="preserve">—— Файл: doubly_list.h ———</w:t>
-      </w:r>
-      <w:r/>
-    </w:p>
-    <w:p>
-      <w:pPr>
-        <w:pBdr/>
-        <w:spacing/>
-        <w:ind/>
-        <w:rPr/>
-      </w:pPr>
-      <w:r>
-        <w:rPr>
-          <w:rFonts w:ascii="Times New Roman" w:hAnsi="Times New Roman" w:cs="Times New Roman"/>
-          <w:sz w:val="28"/>
-          <w:szCs w:val="28"/>
-          <w:highlight w:val="none"/>
-        </w:rPr>
-      </w:r>
-      <w:r/>
-    </w:p>
-    <w:p>
-      <w:pPr>
-        <w:pBdr/>
-        <w:spacing/>
-        <w:ind/>
-        <w:rPr/>
-      </w:pPr>
-      <w:r>
-        <w:rPr>
-          <w:rFonts w:ascii="Times New Roman" w:hAnsi="Times New Roman" w:cs="Times New Roman"/>
-          <w:sz w:val="28"/>
-          <w:szCs w:val="28"/>
-          <w:highlight w:val="none"/>
-        </w:rPr>
-        <w:t xml:space="preserve">#ifndef DOUBLY_LIST_H</w:t>
-      </w:r>
-      <w:r/>
-    </w:p>
-    <w:p>
-      <w:pPr>
-        <w:pBdr/>
-        <w:spacing/>
-        <w:ind/>
-        <w:rPr/>
-      </w:pPr>
-      <w:r>
-        <w:rPr>
-          <w:rFonts w:ascii="Times New Roman" w:hAnsi="Times New Roman" w:cs="Times New Roman"/>
-          <w:sz w:val="28"/>
-          <w:szCs w:val="28"/>
-          <w:highlight w:val="none"/>
-        </w:rPr>
-        <w:t xml:space="preserve">#define DOUBLY_LIST_H</w:t>
-      </w:r>
-      <w:r/>
-    </w:p>
-    <w:p>
-      <w:pPr>
-        <w:pBdr/>
-        <w:spacing/>
-        <w:ind/>
-        <w:rPr/>
-      </w:pPr>
-      <w:r>
-        <w:rPr>
-          <w:rFonts w:ascii="Times New Roman" w:hAnsi="Times New Roman" w:cs="Times New Roman"/>
-          <w:sz w:val="28"/>
-          <w:szCs w:val="28"/>
-          <w:highlight w:val="none"/>
-        </w:rPr>
-      </w:r>
-      <w:r/>
-    </w:p>
-    <w:p>
-      <w:pPr>
-        <w:pBdr/>
-        <w:spacing/>
-        <w:ind/>
-        <w:rPr/>
-      </w:pPr>
-      <w:r>
-        <w:rPr>
-          <w:rFonts w:ascii="Times New Roman" w:hAnsi="Times New Roman" w:cs="Times New Roman"/>
-          <w:sz w:val="28"/>
-          <w:szCs w:val="28"/>
-          <w:highlight w:val="none"/>
-        </w:rPr>
-        <w:t xml:space="preserve">#include "list_node.h"</w:t>
-      </w:r>
-      <w:r/>
-    </w:p>
-    <w:p>
-      <w:pPr>
-        <w:pBdr/>
-        <w:spacing/>
-        <w:ind/>
-        <w:rPr/>
-      </w:pPr>
-      <w:r>
-        <w:rPr>
-          <w:rFonts w:ascii="Times New Roman" w:hAnsi="Times New Roman" w:cs="Times New Roman"/>
-          <w:sz w:val="28"/>
-          <w:szCs w:val="28"/>
-          <w:highlight w:val="none"/>
-        </w:rPr>
-      </w:r>
-      <w:r/>
-    </w:p>
-    <w:p>
-      <w:pPr>
-        <w:pBdr/>
-        <w:spacing/>
-        <w:ind/>
-        <w:rPr/>
-      </w:pPr>
-      <w:r>
-        <w:rPr>
-          <w:rFonts w:ascii="Times New Roman" w:hAnsi="Times New Roman" w:cs="Times New Roman"/>
-          <w:sz w:val="28"/>
-          <w:szCs w:val="28"/>
-          <w:highlight w:val="none"/>
-        </w:rPr>
-        <w:t xml:space="preserve">class DoublyList {</w:t>
-      </w:r>
-      <w:r/>
-    </w:p>
-    <w:p>
-      <w:pPr>
-        <w:pBdr/>
-        <w:spacing/>
-        <w:ind/>
-        <w:rPr/>
-      </w:pPr>
-      <w:r>
-        <w:rPr>
-          <w:rFonts w:ascii="Times New Roman" w:hAnsi="Times New Roman" w:cs="Times New Roman"/>
-          <w:sz w:val="28"/>
-          <w:szCs w:val="28"/>
-          <w:highlight w:val="none"/>
-        </w:rPr>
-        <w:t xml:space="preserve">private:</w:t>
-      </w:r>
-      <w:r/>
-    </w:p>
-    <w:p>
-      <w:pPr>
-        <w:pBdr/>
-        <w:spacing/>
-        <w:ind/>
-        <w:rPr/>
-      </w:pPr>
-      <w:r>
-        <w:rPr>
-          <w:rFonts w:ascii="Times New Roman" w:hAnsi="Times New Roman" w:cs="Times New Roman"/>
-          <w:sz w:val="28"/>
-          <w:szCs w:val="28"/>
-          <w:highlight w:val="none"/>
-        </w:rPr>
-        <w:t xml:space="preserve">    ListNode* head;</w:t>
-      </w:r>
-      <w:r/>
-    </w:p>
-    <w:p>
-      <w:pPr>
-        <w:pBdr/>
-        <w:spacing/>
-        <w:ind/>
-        <w:rPr/>
-      </w:pPr>
-      <w:r>
-        <w:rPr>
-          <w:rFonts w:ascii="Times New Roman" w:hAnsi="Times New Roman" w:cs="Times New Roman"/>
-          <w:sz w:val="28"/>
-          <w:szCs w:val="28"/>
-          <w:highlight w:val="none"/>
-        </w:rPr>
-        <w:t xml:space="preserve">    ListNode* tail;</w:t>
-      </w:r>
-      <w:r/>
-    </w:p>
-    <w:p>
-      <w:pPr>
-        <w:pBdr/>
-        <w:spacing/>
-        <w:ind/>
-        <w:rPr/>
-      </w:pPr>
-      <w:r>
-        <w:rPr>
-          <w:rFonts w:ascii="Times New Roman" w:hAnsi="Times New Roman" w:cs="Times New Roman"/>
-          <w:sz w:val="28"/>
-          <w:szCs w:val="28"/>
-          <w:highlight w:val="none"/>
-        </w:rPr>
-        <w:t xml:space="preserve">    int count;</w:t>
-      </w:r>
-      <w:r/>
-    </w:p>
-    <w:p>
-      <w:pPr>
-        <w:pBdr/>
-        <w:spacing/>
-        <w:ind/>
-        <w:rPr/>
-      </w:pPr>
-      <w:r>
-        <w:rPr>
-          <w:rFonts w:ascii="Times New Roman" w:hAnsi="Times New Roman" w:cs="Times New Roman"/>
-          <w:sz w:val="28"/>
-          <w:szCs w:val="28"/>
-          <w:highlight w:val="none"/>
-        </w:rPr>
-      </w:r>
-      <w:r/>
-    </w:p>
-    <w:p>
-      <w:pPr>
-        <w:pBdr/>
-        <w:spacing/>
-        <w:ind/>
-        <w:rPr/>
-      </w:pPr>
-      <w:r>
-        <w:rPr>
-          <w:rFonts w:ascii="Times New Roman" w:hAnsi="Times New Roman" w:cs="Times New Roman"/>
-          <w:sz w:val="28"/>
-          <w:szCs w:val="28"/>
-          <w:highlight w:val="none"/>
-        </w:rPr>
-        <w:t xml:space="preserve">public:</w:t>
-      </w:r>
-      <w:r/>
-    </w:p>
-    <w:p>
-      <w:pPr>
-        <w:pBdr/>
-        <w:spacing/>
-        <w:ind/>
-        <w:rPr/>
-      </w:pPr>
-      <w:r>
-        <w:rPr>
-          <w:rFonts w:ascii="Times New Roman" w:hAnsi="Times New Roman" w:cs="Times New Roman"/>
-          <w:sz w:val="28"/>
-          <w:szCs w:val="28"/>
-          <w:highlight w:val="none"/>
-        </w:rPr>
-        <w:t xml:space="preserve">    DoublyList();</w:t>
-      </w:r>
-      <w:r/>
-    </w:p>
-    <w:p>
-      <w:pPr>
-        <w:pBdr/>
-        <w:spacing/>
-        <w:ind/>
-        <w:rPr/>
-      </w:pPr>
-      <w:r>
-        <w:rPr>
-          <w:rFonts w:ascii="Times New Roman" w:hAnsi="Times New Roman" w:cs="Times New Roman"/>
-          <w:sz w:val="28"/>
-          <w:szCs w:val="28"/>
-          <w:highlight w:val="none"/>
-        </w:rPr>
-        <w:t xml:space="preserve">    ~DoublyList();</w:t>
-      </w:r>
-      <w:r/>
-    </w:p>
-    <w:p>
-      <w:pPr>
-        <w:pBdr/>
-        <w:spacing/>
-        <w:ind/>
-        <w:rPr/>
-      </w:pPr>
-      <w:r>
-        <w:rPr>
-          <w:rFonts w:ascii="Times New Roman" w:hAnsi="Times New Roman" w:cs="Times New Roman"/>
-          <w:sz w:val="28"/>
-          <w:szCs w:val="28"/>
-          <w:highlight w:val="none"/>
-        </w:rPr>
-      </w:r>
-      <w:r/>
-    </w:p>
-    <w:p>
-      <w:pPr>
-        <w:pBdr/>
-        <w:spacing/>
-        <w:ind/>
-        <w:rPr/>
-      </w:pPr>
-      <w:r>
-        <w:rPr>
-          <w:rFonts w:ascii="Times New Roman" w:hAnsi="Times New Roman" w:cs="Times New Roman"/>
-          <w:sz w:val="28"/>
-          <w:szCs w:val="28"/>
-          <w:highlight w:val="none"/>
-        </w:rPr>
-        <w:t xml:space="preserve">    DoublyList(const DoublyList&amp;) = delete;</w:t>
-      </w:r>
-      <w:r/>
-    </w:p>
-    <w:p>
-      <w:pPr>
-        <w:pBdr/>
-        <w:spacing/>
-        <w:ind/>
-        <w:rPr/>
-      </w:pPr>
-      <w:r>
-        <w:rPr>
-          <w:rFonts w:ascii="Times New Roman" w:hAnsi="Times New Roman" w:cs="Times New Roman"/>
-          <w:sz w:val="28"/>
-          <w:szCs w:val="28"/>
-          <w:highlight w:val="none"/>
-        </w:rPr>
-        <w:t xml:space="preserve">    DoublyList&amp; operator=(const DoublyList&amp;) = delete;</w:t>
-      </w:r>
-      <w:r/>
-    </w:p>
-    <w:p>
-      <w:pPr>
-        <w:pBdr/>
-        <w:spacing/>
-        <w:ind/>
-        <w:rPr/>
-      </w:pPr>
-      <w:r>
-        <w:rPr>
-          <w:rFonts w:ascii="Times New Roman" w:hAnsi="Times New Roman" w:cs="Times New Roman"/>
-          <w:sz w:val="28"/>
-          <w:szCs w:val="28"/>
-          <w:highlight w:val="none"/>
-        </w:rPr>
-      </w:r>
-      <w:r/>
-    </w:p>
-    <w:p>
-      <w:pPr>
-        <w:pBdr/>
-        <w:spacing/>
-        <w:ind/>
-        <w:rPr/>
-      </w:pPr>
-      <w:r>
-        <w:rPr>
-          <w:rFonts w:ascii="Times New Roman" w:hAnsi="Times New Roman" w:cs="Times New Roman"/>
-          <w:sz w:val="28"/>
-          <w:szCs w:val="28"/>
-          <w:highlight w:val="none"/>
-        </w:rPr>
-        <w:t xml:space="preserve">    bool isEmpty() const;</w:t>
-      </w:r>
-      <w:r/>
-    </w:p>
-    <w:p>
-      <w:pPr>
-        <w:pBdr/>
-        <w:spacing/>
-        <w:ind/>
-        <w:rPr/>
-      </w:pPr>
-      <w:r>
-        <w:rPr>
-          <w:rFonts w:ascii="Times New Roman" w:hAnsi="Times New Roman" w:cs="Times New Roman"/>
-          <w:sz w:val="28"/>
-          <w:szCs w:val="28"/>
-          <w:highlight w:val="none"/>
-        </w:rPr>
-        <w:t xml:space="preserve">    int size() const;</w:t>
-      </w:r>
-      <w:r/>
-    </w:p>
-    <w:p>
-      <w:pPr>
-        <w:pBdr/>
-        <w:spacing/>
-        <w:ind/>
-        <w:rPr/>
-      </w:pPr>
-      <w:r>
-        <w:rPr>
-          <w:rFonts w:ascii="Times New Roman" w:hAnsi="Times New Roman" w:cs="Times New Roman"/>
-          <w:sz w:val="28"/>
-          <w:szCs w:val="28"/>
-          <w:highlight w:val="none"/>
-        </w:rPr>
-      </w:r>
-      <w:r/>
-    </w:p>
-    <w:p>
-      <w:pPr>
-        <w:pBdr/>
-        <w:spacing/>
-        <w:ind/>
-        <w:rPr/>
-      </w:pPr>
-      <w:r>
-        <w:rPr>
-          <w:rFonts w:ascii="Times New Roman" w:hAnsi="Times New Roman" w:cs="Times New Roman"/>
-          <w:sz w:val="28"/>
-          <w:szCs w:val="28"/>
-          <w:highlight w:val="none"/>
-        </w:rPr>
-        <w:t xml:space="preserve">    void pushFront(const Signaling&amp; value);</w:t>
-      </w:r>
-      <w:r/>
-    </w:p>
-    <w:p>
-      <w:pPr>
-        <w:pBdr/>
-        <w:spacing/>
-        <w:ind/>
-        <w:rPr/>
-      </w:pPr>
-      <w:r>
-        <w:rPr>
-          <w:rFonts w:ascii="Times New Roman" w:hAnsi="Times New Roman" w:cs="Times New Roman"/>
-          <w:sz w:val="28"/>
-          <w:szCs w:val="28"/>
-          <w:highlight w:val="none"/>
-        </w:rPr>
-        <w:t xml:space="preserve">    void pushBack(const Signaling&amp; value);</w:t>
-      </w:r>
-      <w:r/>
-    </w:p>
-    <w:p>
-      <w:pPr>
-        <w:pBdr/>
-        <w:spacing/>
-        <w:ind/>
-        <w:rPr/>
-      </w:pPr>
-      <w:r>
-        <w:rPr>
-          <w:rFonts w:ascii="Times New Roman" w:hAnsi="Times New Roman" w:cs="Times New Roman"/>
-          <w:sz w:val="28"/>
-          <w:szCs w:val="28"/>
-          <w:highlight w:val="none"/>
-        </w:rPr>
-        <w:t xml:space="preserve">    bool insertAfter(const Signaling&amp; afterValue, const Signaling&amp; value);</w:t>
-      </w:r>
-      <w:r/>
-    </w:p>
-    <w:p>
-      <w:pPr>
-        <w:pBdr/>
-        <w:spacing/>
-        <w:ind/>
-        <w:rPr/>
-      </w:pPr>
-      <w:r>
-        <w:rPr>
-          <w:rFonts w:ascii="Times New Roman" w:hAnsi="Times New Roman" w:cs="Times New Roman"/>
-          <w:sz w:val="28"/>
-          <w:szCs w:val="28"/>
-          <w:highlight w:val="none"/>
-        </w:rPr>
-      </w:r>
-      <w:r/>
-    </w:p>
-    <w:p>
-      <w:pPr>
-        <w:pBdr/>
-        <w:spacing/>
-        <w:ind/>
-        <w:rPr/>
-      </w:pPr>
-      <w:r>
-        <w:rPr>
-          <w:rFonts w:ascii="Times New Roman" w:hAnsi="Times New Roman" w:cs="Times New Roman"/>
-          <w:sz w:val="28"/>
-          <w:szCs w:val="28"/>
-          <w:highlight w:val="none"/>
-        </w:rPr>
-        <w:t xml:space="preserve">    bool popFront();</w:t>
-      </w:r>
-      <w:r/>
-    </w:p>
-    <w:p>
-      <w:pPr>
-        <w:pBdr/>
-        <w:spacing/>
-        <w:ind/>
-        <w:rPr/>
-      </w:pPr>
-      <w:r>
-        <w:rPr>
-          <w:rFonts w:ascii="Times New Roman" w:hAnsi="Times New Roman" w:cs="Times New Roman"/>
-          <w:sz w:val="28"/>
-          <w:szCs w:val="28"/>
-          <w:highlight w:val="none"/>
-        </w:rPr>
-        <w:t xml:space="preserve">    bool popBack();</w:t>
-      </w:r>
-      <w:r/>
-    </w:p>
-    <w:p>
-      <w:pPr>
-        <w:pBdr/>
-        <w:spacing/>
-        <w:ind/>
-        <w:rPr/>
-      </w:pPr>
-      <w:r>
-        <w:rPr>
-          <w:rFonts w:ascii="Times New Roman" w:hAnsi="Times New Roman" w:cs="Times New Roman"/>
-          <w:sz w:val="28"/>
-          <w:szCs w:val="28"/>
-          <w:highlight w:val="none"/>
-        </w:rPr>
-        <w:t xml:space="preserve">    bool removeByValue(const Signaling&amp; value);</w:t>
-      </w:r>
-      <w:r/>
-    </w:p>
-    <w:p>
-      <w:pPr>
-        <w:pBdr/>
-        <w:spacing/>
-        <w:ind/>
-        <w:rPr/>
-      </w:pPr>
-      <w:r>
-        <w:rPr>
-          <w:rFonts w:ascii="Times New Roman" w:hAnsi="Times New Roman" w:cs="Times New Roman"/>
-          <w:sz w:val="28"/>
-          <w:szCs w:val="28"/>
-          <w:highlight w:val="none"/>
-        </w:rPr>
-      </w:r>
-      <w:r/>
-    </w:p>
-    <w:p>
-      <w:pPr>
-        <w:pBdr/>
-        <w:spacing/>
-        <w:ind/>
-        <w:rPr/>
-      </w:pPr>
-      <w:r>
-        <w:rPr>
-          <w:rFonts w:ascii="Times New Roman" w:hAnsi="Times New Roman" w:cs="Times New Roman"/>
-          <w:sz w:val="28"/>
-          <w:szCs w:val="28"/>
-          <w:highlight w:val="none"/>
-        </w:rPr>
-        <w:t xml:space="preserve">    void displayForward() const;</w:t>
-      </w:r>
-      <w:r/>
-    </w:p>
-    <w:p>
-      <w:pPr>
-        <w:pBdr/>
-        <w:spacing/>
-        <w:ind/>
-        <w:rPr/>
-      </w:pPr>
-      <w:r>
-        <w:rPr>
-          <w:rFonts w:ascii="Times New Roman" w:hAnsi="Times New Roman" w:cs="Times New Roman"/>
-          <w:sz w:val="28"/>
-          <w:szCs w:val="28"/>
-          <w:highlight w:val="none"/>
-        </w:rPr>
-        <w:t xml:space="preserve">    void displayBackward() const;</w:t>
-      </w:r>
-      <w:r/>
-    </w:p>
-    <w:p>
-      <w:pPr>
-        <w:pBdr/>
-        <w:spacing/>
-        <w:ind/>
-        <w:rPr/>
-      </w:pPr>
-      <w:r>
-        <w:rPr>
-          <w:rFonts w:ascii="Times New Roman" w:hAnsi="Times New Roman" w:cs="Times New Roman"/>
-          <w:sz w:val="28"/>
-          <w:szCs w:val="28"/>
-          <w:highlight w:val="none"/>
-        </w:rPr>
-      </w:r>
-      <w:r/>
-    </w:p>
-    <w:p>
-      <w:pPr>
-        <w:pBdr/>
-        <w:spacing/>
-        <w:ind/>
-        <w:rPr/>
-      </w:pPr>
-      <w:r>
-        <w:rPr>
-          <w:rFonts w:ascii="Times New Roman" w:hAnsi="Times New Roman" w:cs="Times New Roman"/>
-          <w:sz w:val="28"/>
-          <w:szCs w:val="28"/>
-          <w:highlight w:val="none"/>
-        </w:rPr>
-        <w:t xml:space="preserve">    void clear();</w:t>
-      </w:r>
-      <w:r/>
-    </w:p>
-    <w:p>
-      <w:pPr>
-        <w:pBdr/>
-        <w:spacing/>
-        <w:ind/>
-        <w:rPr/>
-      </w:pPr>
-      <w:r>
-        <w:rPr>
-          <w:rFonts w:ascii="Times New Roman" w:hAnsi="Times New Roman" w:cs="Times New Roman"/>
-          <w:sz w:val="28"/>
-          <w:szCs w:val="28"/>
-          <w:highlight w:val="none"/>
-        </w:rPr>
-        <w:t xml:space="preserve">};</w:t>
-      </w:r>
-      <w:r/>
-    </w:p>
-    <w:p>
-      <w:pPr>
-        <w:pBdr/>
-        <w:spacing/>
-        <w:ind/>
-        <w:rPr/>
-      </w:pPr>
-      <w:r>
-        <w:rPr>
-          <w:rFonts w:ascii="Times New Roman" w:hAnsi="Times New Roman" w:cs="Times New Roman"/>
-          <w:sz w:val="28"/>
-          <w:szCs w:val="28"/>
-          <w:highlight w:val="none"/>
-        </w:rPr>
-      </w:r>
-      <w:r/>
-    </w:p>
-    <w:p>
-      <w:pPr>
-        <w:pBdr/>
-        <w:spacing/>
-        <w:ind/>
-        <w:rPr/>
-      </w:pPr>
-      <w:r>
-        <w:rPr>
-          <w:rFonts w:ascii="Times New Roman" w:hAnsi="Times New Roman" w:cs="Times New Roman"/>
-          <w:sz w:val="28"/>
-          <w:szCs w:val="28"/>
-          <w:highlight w:val="none"/>
-        </w:rPr>
-        <w:t xml:space="preserve">#endif</w:t>
-      </w:r>
-      <w:r/>
-    </w:p>
-    <w:p>
-      <w:pPr>
-        <w:pBdr/>
-        <w:spacing/>
-        <w:ind/>
-        <w:rPr/>
-      </w:pPr>
-      <w:r>
-        <w:rPr>
-          <w:rFonts w:ascii="Times New Roman" w:hAnsi="Times New Roman" w:cs="Times New Roman"/>
-          <w:sz w:val="28"/>
-          <w:szCs w:val="28"/>
-          <w:highlight w:val="none"/>
-        </w:rPr>
-      </w:r>
-      <w:r/>
-    </w:p>
-    <w:p>
-      <w:pPr>
-        <w:pBdr/>
-        <w:spacing/>
-        <w:ind/>
-        <w:rPr/>
-      </w:pPr>
-      <w:r>
-        <w:rPr>
-          <w:rFonts w:ascii="Times New Roman" w:hAnsi="Times New Roman" w:cs="Times New Roman"/>
-          <w:sz w:val="28"/>
-          <w:szCs w:val="28"/>
-          <w:highlight w:val="none"/>
-        </w:rPr>
-        <w:t xml:space="preserve">—— Файл: doubly_list.cpp ———</w:t>
-      </w:r>
-      <w:r/>
-    </w:p>
-    <w:p>
-      <w:pPr>
-        <w:pBdr/>
-        <w:spacing/>
-        <w:ind/>
-        <w:rPr/>
-      </w:pPr>
-      <w:r>
-        <w:rPr>
-          <w:rFonts w:ascii="Times New Roman" w:hAnsi="Times New Roman" w:cs="Times New Roman"/>
-          <w:sz w:val="28"/>
-          <w:szCs w:val="28"/>
-          <w:highlight w:val="none"/>
-        </w:rPr>
-      </w:r>
-      <w:r/>
-    </w:p>
-    <w:p>
-      <w:pPr>
-        <w:pBdr/>
-        <w:spacing/>
-        <w:ind/>
-        <w:rPr/>
-      </w:pPr>
-      <w:r>
-        <w:rPr>
-          <w:rFonts w:ascii="Times New Roman" w:hAnsi="Times New Roman" w:cs="Times New Roman"/>
-          <w:sz w:val="28"/>
-          <w:szCs w:val="28"/>
-          <w:highlight w:val="none"/>
-        </w:rPr>
-        <w:t xml:space="preserve">#include "doubly_list.h"</w:t>
-      </w:r>
-      <w:r/>
-    </w:p>
-    <w:p>
-      <w:pPr>
-        <w:pBdr/>
-        <w:spacing/>
-        <w:ind/>
-        <w:rPr/>
-      </w:pPr>
-      <w:r>
-        <w:rPr>
-          <w:rFonts w:ascii="Times New Roman" w:hAnsi="Times New Roman" w:cs="Times New Roman"/>
-          <w:sz w:val="28"/>
-          <w:szCs w:val="28"/>
-          <w:highlight w:val="none"/>
-        </w:rPr>
-        <w:t xml:space="preserve">#include &lt;iostream&gt;</w:t>
-      </w:r>
-      <w:r/>
-    </w:p>
-    <w:p>
-      <w:pPr>
-        <w:pBdr/>
-        <w:spacing/>
-        <w:ind/>
-        <w:rPr/>
-      </w:pPr>
-      <w:r>
-        <w:rPr>
-          <w:rFonts w:ascii="Times New Roman" w:hAnsi="Times New Roman" w:cs="Times New Roman"/>
-          <w:sz w:val="28"/>
-          <w:szCs w:val="28"/>
-          <w:highlight w:val="none"/>
-        </w:rPr>
-      </w:r>
-      <w:r/>
-    </w:p>
-    <w:p>
-      <w:pPr>
-        <w:pBdr/>
-        <w:spacing/>
-        <w:ind/>
-        <w:rPr/>
-      </w:pPr>
-      <w:r>
-        <w:rPr>
-          <w:rFonts w:ascii="Times New Roman" w:hAnsi="Times New Roman" w:cs="Times New Roman"/>
-          <w:sz w:val="28"/>
-          <w:szCs w:val="28"/>
-          <w:highlight w:val="none"/>
-        </w:rPr>
-        <w:t xml:space="preserve">using namespace std;</w:t>
-      </w:r>
-      <w:r/>
-    </w:p>
-    <w:p>
-      <w:pPr>
-        <w:pBdr/>
-        <w:spacing/>
-        <w:ind/>
-        <w:rPr/>
-      </w:pPr>
-      <w:r>
-        <w:rPr>
-          <w:rFonts w:ascii="Times New Roman" w:hAnsi="Times New Roman" w:cs="Times New Roman"/>
-          <w:sz w:val="28"/>
-          <w:szCs w:val="28"/>
-          <w:highlight w:val="none"/>
-        </w:rPr>
-      </w:r>
-      <w:r/>
-    </w:p>
-    <w:p>
-      <w:pPr>
-        <w:pBdr/>
-        <w:spacing/>
-        <w:ind/>
-        <w:rPr/>
-      </w:pPr>
-      <w:r>
-        <w:rPr>
-          <w:rFonts w:ascii="Times New Roman" w:hAnsi="Times New Roman" w:cs="Times New Roman"/>
-          <w:sz w:val="28"/>
-          <w:szCs w:val="28"/>
-          <w:highlight w:val="none"/>
-        </w:rPr>
-        <w:t xml:space="preserve">DoublyList::DoublyList()</w:t>
-      </w:r>
-      <w:r/>
-    </w:p>
-    <w:p>
-      <w:pPr>
-        <w:pBdr/>
-        <w:spacing/>
-        <w:ind/>
-        <w:rPr/>
-      </w:pPr>
-      <w:r>
-        <w:rPr>
-          <w:rFonts w:ascii="Times New Roman" w:hAnsi="Times New Roman" w:cs="Times New Roman"/>
-          <w:sz w:val="28"/>
-          <w:szCs w:val="28"/>
-          <w:highlight w:val="none"/>
-        </w:rPr>
-        <w:t xml:space="preserve">    : head(nullptr), tail(nullptr), count(0) {}</w:t>
-      </w:r>
-      <w:r/>
-    </w:p>
-    <w:p>
-      <w:pPr>
-        <w:pBdr/>
-        <w:spacing/>
-        <w:ind/>
-        <w:rPr/>
-      </w:pPr>
-      <w:r>
-        <w:rPr>
-          <w:rFonts w:ascii="Times New Roman" w:hAnsi="Times New Roman" w:cs="Times New Roman"/>
-          <w:sz w:val="28"/>
-          <w:szCs w:val="28"/>
-          <w:highlight w:val="none"/>
-        </w:rPr>
-      </w:r>
-      <w:r/>
-    </w:p>
-    <w:p>
-      <w:pPr>
-        <w:pBdr/>
-        <w:spacing/>
-        <w:ind/>
-        <w:rPr/>
-      </w:pPr>
-      <w:r>
-        <w:rPr>
-          <w:rFonts w:ascii="Times New Roman" w:hAnsi="Times New Roman" w:cs="Times New Roman"/>
-          <w:sz w:val="28"/>
-          <w:szCs w:val="28"/>
-          <w:highlight w:val="none"/>
-        </w:rPr>
-        <w:t xml:space="preserve">DoublyList::~DoublyList() {</w:t>
-      </w:r>
-      <w:r/>
-    </w:p>
-    <w:p>
-      <w:pPr>
-        <w:pBdr/>
-        <w:spacing/>
-        <w:ind/>
-        <w:rPr/>
-      </w:pPr>
-      <w:r>
-        <w:rPr>
-          <w:rFonts w:ascii="Times New Roman" w:hAnsi="Times New Roman" w:cs="Times New Roman"/>
-          <w:sz w:val="28"/>
-          <w:szCs w:val="28"/>
-          <w:highlight w:val="none"/>
-        </w:rPr>
-        <w:t xml:space="preserve">    clear();</w:t>
-      </w:r>
-      <w:r/>
-    </w:p>
-    <w:p>
-      <w:pPr>
-        <w:pBdr/>
-        <w:spacing/>
-        <w:ind/>
-        <w:rPr/>
-      </w:pPr>
-      <w:r>
-        <w:rPr>
-          <w:rFonts w:ascii="Times New Roman" w:hAnsi="Times New Roman" w:cs="Times New Roman"/>
-          <w:sz w:val="28"/>
-          <w:szCs w:val="28"/>
-          <w:highlight w:val="none"/>
-        </w:rPr>
-        <w:t xml:space="preserve">}</w:t>
-      </w:r>
-      <w:r/>
-    </w:p>
-    <w:p>
-      <w:pPr>
-        <w:pBdr/>
-        <w:spacing/>
-        <w:ind/>
-        <w:rPr/>
-      </w:pPr>
-      <w:r>
-        <w:rPr>
-          <w:rFonts w:ascii="Times New Roman" w:hAnsi="Times New Roman" w:cs="Times New Roman"/>
-          <w:sz w:val="28"/>
-          <w:szCs w:val="28"/>
-          <w:highlight w:val="none"/>
-        </w:rPr>
-      </w:r>
-      <w:r/>
-    </w:p>
-    <w:p>
-      <w:pPr>
-        <w:pBdr/>
-        <w:spacing/>
-        <w:ind/>
-        <w:rPr/>
-      </w:pPr>
-      <w:r>
-        <w:rPr>
-          <w:rFonts w:ascii="Times New Roman" w:hAnsi="Times New Roman" w:cs="Times New Roman"/>
-          <w:sz w:val="28"/>
-          <w:szCs w:val="28"/>
-          <w:highlight w:val="none"/>
-        </w:rPr>
-        <w:t xml:space="preserve">bool DoublyList::isEmpty() const {</w:t>
-      </w:r>
-      <w:r/>
-    </w:p>
-    <w:p>
-      <w:pPr>
-        <w:pBdr/>
-        <w:spacing/>
-        <w:ind/>
-        <w:rPr/>
-      </w:pPr>
-      <w:r>
-        <w:rPr>
-          <w:rFonts w:ascii="Times New Roman" w:hAnsi="Times New Roman" w:cs="Times New Roman"/>
-          <w:sz w:val="28"/>
-          <w:szCs w:val="28"/>
-          <w:highlight w:val="none"/>
-        </w:rPr>
-        <w:t xml:space="preserve">    return head == nullptr;</w:t>
-      </w:r>
-      <w:r/>
-    </w:p>
-    <w:p>
-      <w:pPr>
-        <w:pBdr/>
-        <w:spacing/>
-        <w:ind/>
-        <w:rPr/>
-      </w:pPr>
-      <w:r>
-        <w:rPr>
-          <w:rFonts w:ascii="Times New Roman" w:hAnsi="Times New Roman" w:cs="Times New Roman"/>
-          <w:sz w:val="28"/>
-          <w:szCs w:val="28"/>
-          <w:highlight w:val="none"/>
-        </w:rPr>
-        <w:t xml:space="preserve">}</w:t>
-      </w:r>
-      <w:r/>
-    </w:p>
-    <w:p>
-      <w:pPr>
-        <w:pBdr/>
-        <w:spacing/>
-        <w:ind/>
-        <w:rPr/>
-      </w:pPr>
-      <w:r>
-        <w:rPr>
-          <w:rFonts w:ascii="Times New Roman" w:hAnsi="Times New Roman" w:cs="Times New Roman"/>
-          <w:sz w:val="28"/>
-          <w:szCs w:val="28"/>
-          <w:highlight w:val="none"/>
-        </w:rPr>
-      </w:r>
-      <w:r/>
-    </w:p>
-    <w:p>
-      <w:pPr>
-        <w:pBdr/>
-        <w:spacing/>
-        <w:ind/>
-        <w:rPr/>
-      </w:pPr>
-      <w:r>
-        <w:rPr>
-          <w:rFonts w:ascii="Times New Roman" w:hAnsi="Times New Roman" w:cs="Times New Roman"/>
-          <w:sz w:val="28"/>
-          <w:szCs w:val="28"/>
-          <w:highlight w:val="none"/>
-        </w:rPr>
-        <w:t xml:space="preserve">int DoublyList::size() const {</w:t>
-      </w:r>
-      <w:r/>
-    </w:p>
-    <w:p>
-      <w:pPr>
-        <w:pBdr/>
-        <w:spacing/>
-        <w:ind/>
-        <w:rPr/>
-      </w:pPr>
-      <w:r>
-        <w:rPr>
-          <w:rFonts w:ascii="Times New Roman" w:hAnsi="Times New Roman" w:cs="Times New Roman"/>
-          <w:sz w:val="28"/>
-          <w:szCs w:val="28"/>
-          <w:highlight w:val="none"/>
-        </w:rPr>
-        <w:t xml:space="preserve">    return count;</w:t>
-      </w:r>
-      <w:r/>
-    </w:p>
-    <w:p>
-      <w:pPr>
-        <w:pBdr/>
-        <w:spacing/>
-        <w:ind/>
-        <w:rPr/>
-      </w:pPr>
-      <w:r>
-        <w:rPr>
-          <w:rFonts w:ascii="Times New Roman" w:hAnsi="Times New Roman" w:cs="Times New Roman"/>
-          <w:sz w:val="28"/>
-          <w:szCs w:val="28"/>
-          <w:highlight w:val="none"/>
-        </w:rPr>
-        <w:t xml:space="preserve">}</w:t>
-      </w:r>
-      <w:r/>
-    </w:p>
-    <w:p>
-      <w:pPr>
-        <w:pBdr/>
-        <w:spacing/>
-        <w:ind/>
-        <w:rPr/>
-      </w:pPr>
-      <w:r>
-        <w:rPr>
-          <w:rFonts w:ascii="Times New Roman" w:hAnsi="Times New Roman" w:cs="Times New Roman"/>
-          <w:sz w:val="28"/>
-          <w:szCs w:val="28"/>
-          <w:highlight w:val="none"/>
-        </w:rPr>
-      </w:r>
-      <w:r/>
-    </w:p>
-    <w:p>
-      <w:pPr>
-        <w:pBdr/>
-        <w:spacing/>
-        <w:ind/>
-        <w:rPr/>
-      </w:pPr>
-      <w:r>
-        <w:rPr>
-          <w:rFonts w:ascii="Times New Roman" w:hAnsi="Times New Roman" w:cs="Times New Roman"/>
-          <w:sz w:val="28"/>
-          <w:szCs w:val="28"/>
-          <w:highlight w:val="none"/>
-        </w:rPr>
-        <w:t xml:space="preserve">void DoublyList::pushFront(const Signaling&amp; value) {</w:t>
-      </w:r>
-      <w:r/>
-    </w:p>
-    <w:p>
-      <w:pPr>
-        <w:pBdr/>
-        <w:spacing/>
-        <w:ind/>
-        <w:rPr/>
-      </w:pPr>
-      <w:r>
-        <w:rPr>
-          <w:rFonts w:ascii="Times New Roman" w:hAnsi="Times New Roman" w:cs="Times New Roman"/>
-          <w:sz w:val="28"/>
-          <w:szCs w:val="28"/>
-          <w:highlight w:val="none"/>
-        </w:rPr>
-        <w:t xml:space="preserve">    ListNode* node = new ListNode(value);</w:t>
-      </w:r>
-      <w:r/>
-    </w:p>
-    <w:p>
-      <w:pPr>
-        <w:pBdr/>
-        <w:spacing/>
-        <w:ind/>
-        <w:rPr/>
-      </w:pPr>
-      <w:r>
-        <w:rPr>
-          <w:rFonts w:ascii="Times New Roman" w:hAnsi="Times New Roman" w:cs="Times New Roman"/>
-          <w:sz w:val="28"/>
-          <w:szCs w:val="28"/>
-          <w:highlight w:val="none"/>
-        </w:rPr>
-        <w:t xml:space="preserve">    if (isEmpty()) {</w:t>
-      </w:r>
-      <w:r/>
-    </w:p>
-    <w:p>
-      <w:pPr>
-        <w:pBdr/>
-        <w:spacing/>
-        <w:ind/>
-        <w:rPr/>
-      </w:pPr>
-      <w:r>
-        <w:rPr>
-          <w:rFonts w:ascii="Times New Roman" w:hAnsi="Times New Roman" w:cs="Times New Roman"/>
-          <w:sz w:val="28"/>
-          <w:szCs w:val="28"/>
-          <w:highlight w:val="none"/>
-        </w:rPr>
-        <w:t xml:space="preserve">        head = tail = node;</w:t>
-      </w:r>
-      <w:r/>
-    </w:p>
-    <w:p>
-      <w:pPr>
-        <w:pBdr/>
-        <w:spacing/>
-        <w:ind/>
-        <w:rPr/>
-      </w:pPr>
-      <w:r>
-        <w:rPr>
-          <w:rFonts w:ascii="Times New Roman" w:hAnsi="Times New Roman" w:cs="Times New Roman"/>
-          <w:sz w:val="28"/>
-          <w:szCs w:val="28"/>
-          <w:highlight w:val="none"/>
-        </w:rPr>
-        <w:t xml:space="preserve">    } else {</w:t>
-      </w:r>
-      <w:r/>
-    </w:p>
-    <w:p>
-      <w:pPr>
-        <w:pBdr/>
-        <w:spacing/>
-        <w:ind/>
-        <w:rPr/>
-      </w:pPr>
-      <w:r>
-        <w:rPr>
-          <w:rFonts w:ascii="Times New Roman" w:hAnsi="Times New Roman" w:cs="Times New Roman"/>
-          <w:sz w:val="28"/>
-          <w:szCs w:val="28"/>
-          <w:highlight w:val="none"/>
-        </w:rPr>
-        <w:t xml:space="preserve">        node-&gt;next = head;</w:t>
-      </w:r>
-      <w:r/>
-    </w:p>
-    <w:p>
-      <w:pPr>
-        <w:pBdr/>
-        <w:spacing/>
-        <w:ind/>
-        <w:rPr/>
-      </w:pPr>
-      <w:r>
-        <w:rPr>
-          <w:rFonts w:ascii="Times New Roman" w:hAnsi="Times New Roman" w:cs="Times New Roman"/>
-          <w:sz w:val="28"/>
-          <w:szCs w:val="28"/>
-          <w:highlight w:val="none"/>
-        </w:rPr>
-        <w:t xml:space="preserve">        head-&gt;prev = node;</w:t>
-      </w:r>
-      <w:r/>
-    </w:p>
-    <w:p>
-      <w:pPr>
-        <w:pBdr/>
-        <w:spacing/>
-        <w:ind/>
-        <w:rPr/>
-      </w:pPr>
-      <w:r>
-        <w:rPr>
-          <w:rFonts w:ascii="Times New Roman" w:hAnsi="Times New Roman" w:cs="Times New Roman"/>
-          <w:sz w:val="28"/>
-          <w:szCs w:val="28"/>
-          <w:highlight w:val="none"/>
-        </w:rPr>
-        <w:t xml:space="preserve">        head = node;</w:t>
-      </w:r>
-      <w:r/>
-    </w:p>
-    <w:p>
-      <w:pPr>
-        <w:pBdr/>
-        <w:spacing/>
-        <w:ind/>
-        <w:rPr/>
-      </w:pPr>
-      <w:r>
-        <w:rPr>
-          <w:rFonts w:ascii="Times New Roman" w:hAnsi="Times New Roman" w:cs="Times New Roman"/>
-          <w:sz w:val="28"/>
-          <w:szCs w:val="28"/>
-          <w:highlight w:val="none"/>
-        </w:rPr>
-        <w:t xml:space="preserve">    }</w:t>
-      </w:r>
-      <w:r/>
-    </w:p>
-    <w:p>
-      <w:pPr>
-        <w:pBdr/>
-        <w:spacing/>
-        <w:ind/>
-        <w:rPr/>
-      </w:pPr>
-      <w:r>
-        <w:rPr>
-          <w:rFonts w:ascii="Times New Roman" w:hAnsi="Times New Roman" w:cs="Times New Roman"/>
-          <w:sz w:val="28"/>
-          <w:szCs w:val="28"/>
-          <w:highlight w:val="none"/>
-        </w:rPr>
-        <w:t xml:space="preserve">    ++count;</w:t>
-      </w:r>
-      <w:r/>
-    </w:p>
-    <w:p>
-      <w:pPr>
-        <w:pBdr/>
-        <w:spacing/>
-        <w:ind/>
-        <w:rPr/>
-      </w:pPr>
-      <w:r>
-        <w:rPr>
-          <w:rFonts w:ascii="Times New Roman" w:hAnsi="Times New Roman" w:cs="Times New Roman"/>
-          <w:sz w:val="28"/>
-          <w:szCs w:val="28"/>
-          <w:highlight w:val="none"/>
-        </w:rPr>
-        <w:t xml:space="preserve">    cout &lt;&lt; "Додано на початок: " &lt;&lt; value &lt;&lt; "\n";</w:t>
-      </w:r>
-      <w:r/>
-    </w:p>
-    <w:p>
-      <w:pPr>
-        <w:pBdr/>
-        <w:spacing/>
-        <w:ind/>
-        <w:rPr/>
-      </w:pPr>
-      <w:r>
-        <w:rPr>
-          <w:rFonts w:ascii="Times New Roman" w:hAnsi="Times New Roman" w:cs="Times New Roman"/>
-          <w:sz w:val="28"/>
-          <w:szCs w:val="28"/>
-          <w:highlight w:val="none"/>
-        </w:rPr>
-        <w:t xml:space="preserve">}</w:t>
-      </w:r>
-      <w:r/>
-    </w:p>
-    <w:p>
-      <w:pPr>
-        <w:pBdr/>
-        <w:spacing/>
-        <w:ind/>
-        <w:rPr/>
-      </w:pPr>
-      <w:r>
-        <w:rPr>
-          <w:rFonts w:ascii="Times New Roman" w:hAnsi="Times New Roman" w:cs="Times New Roman"/>
-          <w:sz w:val="28"/>
-          <w:szCs w:val="28"/>
-          <w:highlight w:val="none"/>
-        </w:rPr>
-      </w:r>
-      <w:r/>
-    </w:p>
-    <w:p>
-      <w:pPr>
-        <w:pBdr/>
-        <w:spacing/>
-        <w:ind/>
-        <w:rPr/>
-      </w:pPr>
-      <w:r>
-        <w:rPr>
-          <w:rFonts w:ascii="Times New Roman" w:hAnsi="Times New Roman" w:cs="Times New Roman"/>
-          <w:sz w:val="28"/>
-          <w:szCs w:val="28"/>
-          <w:highlight w:val="none"/>
-        </w:rPr>
-        <w:t xml:space="preserve">void DoublyList::pushBack(const Signaling&amp; value) {</w:t>
-      </w:r>
-      <w:r/>
-    </w:p>
-    <w:p>
-      <w:pPr>
-        <w:pBdr/>
-        <w:spacing/>
-        <w:ind/>
-        <w:rPr/>
-      </w:pPr>
-      <w:r>
-        <w:rPr>
-          <w:rFonts w:ascii="Times New Roman" w:hAnsi="Times New Roman" w:cs="Times New Roman"/>
-          <w:sz w:val="28"/>
-          <w:szCs w:val="28"/>
-          <w:highlight w:val="none"/>
-        </w:rPr>
-        <w:t xml:space="preserve">    ListNode* node = new ListNode(value);</w:t>
-      </w:r>
-      <w:r/>
-    </w:p>
-    <w:p>
-      <w:pPr>
-        <w:pBdr/>
-        <w:spacing/>
-        <w:ind/>
-        <w:rPr/>
-      </w:pPr>
-      <w:r>
-        <w:rPr>
-          <w:rFonts w:ascii="Times New Roman" w:hAnsi="Times New Roman" w:cs="Times New Roman"/>
-          <w:sz w:val="28"/>
-          <w:szCs w:val="28"/>
-          <w:highlight w:val="none"/>
-        </w:rPr>
-        <w:t xml:space="preserve">    if (isEmpty()) {</w:t>
-      </w:r>
-      <w:r/>
-    </w:p>
-    <w:p>
-      <w:pPr>
-        <w:pBdr/>
-        <w:spacing/>
-        <w:ind/>
-        <w:rPr/>
-      </w:pPr>
-      <w:r>
-        <w:rPr>
-          <w:rFonts w:ascii="Times New Roman" w:hAnsi="Times New Roman" w:cs="Times New Roman"/>
-          <w:sz w:val="28"/>
-          <w:szCs w:val="28"/>
-          <w:highlight w:val="none"/>
-        </w:rPr>
-        <w:t xml:space="preserve">        head = tail = node;</w:t>
-      </w:r>
-      <w:r/>
-    </w:p>
-    <w:p>
-      <w:pPr>
-        <w:pBdr/>
-        <w:spacing/>
-        <w:ind/>
-        <w:rPr/>
-      </w:pPr>
-      <w:r>
-        <w:rPr>
-          <w:rFonts w:ascii="Times New Roman" w:hAnsi="Times New Roman" w:cs="Times New Roman"/>
-          <w:sz w:val="28"/>
-          <w:szCs w:val="28"/>
-          <w:highlight w:val="none"/>
-        </w:rPr>
-        <w:t xml:space="preserve">    } else {</w:t>
-      </w:r>
-      <w:r/>
-    </w:p>
-    <w:p>
-      <w:pPr>
-        <w:pBdr/>
-        <w:spacing/>
-        <w:ind/>
-        <w:rPr/>
-      </w:pPr>
-      <w:r>
-        <w:rPr>
-          <w:rFonts w:ascii="Times New Roman" w:hAnsi="Times New Roman" w:cs="Times New Roman"/>
-          <w:sz w:val="28"/>
-          <w:szCs w:val="28"/>
-          <w:highlight w:val="none"/>
-        </w:rPr>
-        <w:t xml:space="preserve">        node-&gt;prev = tail;</w:t>
-      </w:r>
-      <w:r/>
-    </w:p>
-    <w:p>
-      <w:pPr>
-        <w:pBdr/>
-        <w:spacing/>
-        <w:ind/>
-        <w:rPr/>
-      </w:pPr>
-      <w:r>
-        <w:rPr>
-          <w:rFonts w:ascii="Times New Roman" w:hAnsi="Times New Roman" w:cs="Times New Roman"/>
-          <w:sz w:val="28"/>
-          <w:szCs w:val="28"/>
-          <w:highlight w:val="none"/>
-        </w:rPr>
-        <w:t xml:space="preserve">        tail-&gt;next = node;</w:t>
-      </w:r>
-      <w:r/>
-    </w:p>
-    <w:p>
-      <w:pPr>
-        <w:pBdr/>
-        <w:spacing/>
-        <w:ind/>
-        <w:rPr/>
-      </w:pPr>
-      <w:r>
-        <w:rPr>
-          <w:rFonts w:ascii="Times New Roman" w:hAnsi="Times New Roman" w:cs="Times New Roman"/>
-          <w:sz w:val="28"/>
-          <w:szCs w:val="28"/>
-          <w:highlight w:val="none"/>
-        </w:rPr>
-        <w:t xml:space="preserve">        tail = node;</w:t>
-      </w:r>
-      <w:r/>
-    </w:p>
-    <w:p>
-      <w:pPr>
-        <w:pBdr/>
-        <w:spacing/>
-        <w:ind/>
-        <w:rPr/>
-      </w:pPr>
-      <w:r>
-        <w:rPr>
-          <w:rFonts w:ascii="Times New Roman" w:hAnsi="Times New Roman" w:cs="Times New Roman"/>
-          <w:sz w:val="28"/>
-          <w:szCs w:val="28"/>
-          <w:highlight w:val="none"/>
-        </w:rPr>
-        <w:t xml:space="preserve">    }</w:t>
-      </w:r>
-      <w:r/>
-    </w:p>
-    <w:p>
-      <w:pPr>
-        <w:pBdr/>
-        <w:spacing/>
-        <w:ind/>
-        <w:rPr/>
-      </w:pPr>
-      <w:r>
-        <w:rPr>
-          <w:rFonts w:ascii="Times New Roman" w:hAnsi="Times New Roman" w:cs="Times New Roman"/>
-          <w:sz w:val="28"/>
-          <w:szCs w:val="28"/>
-          <w:highlight w:val="none"/>
-        </w:rPr>
-        <w:t xml:space="preserve">    ++count;</w:t>
-      </w:r>
-      <w:r/>
-    </w:p>
-    <w:p>
-      <w:pPr>
-        <w:pBdr/>
-        <w:spacing/>
-        <w:ind/>
-        <w:rPr/>
-      </w:pPr>
-      <w:r>
-        <w:rPr>
-          <w:rFonts w:ascii="Times New Roman" w:hAnsi="Times New Roman" w:cs="Times New Roman"/>
-          <w:sz w:val="28"/>
-          <w:szCs w:val="28"/>
-          <w:highlight w:val="none"/>
-        </w:rPr>
-        <w:t xml:space="preserve">    cout &lt;&lt; "Додано в кінець: " &lt;&lt; value &lt;&lt; "\n";</w:t>
-      </w:r>
-      <w:r/>
-    </w:p>
-    <w:p>
-      <w:pPr>
-        <w:pBdr/>
-        <w:spacing/>
-        <w:ind/>
-        <w:rPr/>
-      </w:pPr>
-      <w:r>
-        <w:rPr>
-          <w:rFonts w:ascii="Times New Roman" w:hAnsi="Times New Roman" w:cs="Times New Roman"/>
-          <w:sz w:val="28"/>
-          <w:szCs w:val="28"/>
-          <w:highlight w:val="none"/>
-        </w:rPr>
-        <w:t xml:space="preserve">}</w:t>
-      </w:r>
-      <w:r/>
-    </w:p>
-    <w:p>
-      <w:pPr>
-        <w:pBdr/>
-        <w:spacing/>
-        <w:ind/>
-        <w:rPr/>
-      </w:pPr>
-      <w:r>
-        <w:rPr>
-          <w:rFonts w:ascii="Times New Roman" w:hAnsi="Times New Roman" w:cs="Times New Roman"/>
-          <w:sz w:val="28"/>
-          <w:szCs w:val="28"/>
-          <w:highlight w:val="none"/>
-        </w:rPr>
-      </w:r>
-      <w:r/>
-    </w:p>
-    <w:p>
-      <w:pPr>
-        <w:pBdr/>
-        <w:spacing/>
-        <w:ind/>
-        <w:rPr/>
-      </w:pPr>
-      <w:r>
-        <w:rPr>
-          <w:rFonts w:ascii="Times New Roman" w:hAnsi="Times New Roman" w:cs="Times New Roman"/>
-          <w:sz w:val="28"/>
-          <w:szCs w:val="28"/>
-          <w:highlight w:val="none"/>
-        </w:rPr>
-        <w:t xml:space="preserve">bool DoublyList::insertAfter(const Signaling&amp; afterValue, const Signaling&amp; value) {</w:t>
-      </w:r>
-      <w:r/>
-    </w:p>
-    <w:p>
-      <w:pPr>
-        <w:pBdr/>
-        <w:spacing/>
-        <w:ind/>
-        <w:rPr/>
-      </w:pPr>
-      <w:r>
-        <w:rPr>
-          <w:rFonts w:ascii="Times New Roman" w:hAnsi="Times New Roman" w:cs="Times New Roman"/>
-          <w:sz w:val="28"/>
-          <w:szCs w:val="28"/>
-          <w:highlight w:val="none"/>
-        </w:rPr>
-        <w:t xml:space="preserve">    ListNode* current = head;</w:t>
-      </w:r>
-      <w:r/>
-    </w:p>
-    <w:p>
-      <w:pPr>
-        <w:pBdr/>
-        <w:spacing/>
-        <w:ind/>
-        <w:rPr/>
-      </w:pPr>
-      <w:r>
-        <w:rPr>
-          <w:rFonts w:ascii="Times New Roman" w:hAnsi="Times New Roman" w:cs="Times New Roman"/>
-          <w:sz w:val="28"/>
-          <w:szCs w:val="28"/>
-          <w:highlight w:val="none"/>
-        </w:rPr>
-        <w:t xml:space="preserve">    while (current != nullptr) {</w:t>
-      </w:r>
-      <w:r/>
-    </w:p>
-    <w:p>
-      <w:pPr>
-        <w:pBdr/>
-        <w:spacing/>
-        <w:ind/>
-        <w:rPr/>
-      </w:pPr>
-      <w:r>
-        <w:rPr>
-          <w:rFonts w:ascii="Times New Roman" w:hAnsi="Times New Roman" w:cs="Times New Roman"/>
-          <w:sz w:val="28"/>
-          <w:szCs w:val="28"/>
-          <w:highlight w:val="none"/>
-        </w:rPr>
-        <w:t xml:space="preserve">        if (current-&gt;data.equals(afterValue)) {</w:t>
-      </w:r>
-      <w:r/>
-    </w:p>
-    <w:p>
-      <w:pPr>
-        <w:pBdr/>
-        <w:spacing/>
-        <w:ind/>
-        <w:rPr/>
-      </w:pPr>
-      <w:r>
-        <w:rPr>
-          <w:rFonts w:ascii="Times New Roman" w:hAnsi="Times New Roman" w:cs="Times New Roman"/>
-          <w:sz w:val="28"/>
-          <w:szCs w:val="28"/>
-          <w:highlight w:val="none"/>
-        </w:rPr>
-        <w:t xml:space="preserve">            ListNode* node = new ListNode(value);</w:t>
-      </w:r>
-      <w:r/>
-    </w:p>
-    <w:p>
-      <w:pPr>
-        <w:pBdr/>
-        <w:spacing/>
-        <w:ind/>
-        <w:rPr/>
-      </w:pPr>
-      <w:r>
-        <w:rPr>
-          <w:rFonts w:ascii="Times New Roman" w:hAnsi="Times New Roman" w:cs="Times New Roman"/>
-          <w:sz w:val="28"/>
-          <w:szCs w:val="28"/>
-          <w:highlight w:val="none"/>
-        </w:rPr>
-        <w:t xml:space="preserve">            node-&gt;prev = current;</w:t>
-      </w:r>
-      <w:r/>
-    </w:p>
-    <w:p>
-      <w:pPr>
-        <w:pBdr/>
-        <w:spacing/>
-        <w:ind/>
-        <w:rPr/>
-      </w:pPr>
-      <w:r>
-        <w:rPr>
-          <w:rFonts w:ascii="Times New Roman" w:hAnsi="Times New Roman" w:cs="Times New Roman"/>
-          <w:sz w:val="28"/>
-          <w:szCs w:val="28"/>
-          <w:highlight w:val="none"/>
-        </w:rPr>
-        <w:t xml:space="preserve">            node-&gt;next = current-&gt;next;</w:t>
-      </w:r>
-      <w:r/>
-    </w:p>
-    <w:p>
-      <w:pPr>
-        <w:pBdr/>
-        <w:spacing/>
-        <w:ind/>
-        <w:rPr/>
-      </w:pPr>
-      <w:r>
-        <w:rPr>
-          <w:rFonts w:ascii="Times New Roman" w:hAnsi="Times New Roman" w:cs="Times New Roman"/>
-          <w:sz w:val="28"/>
-          <w:szCs w:val="28"/>
-          <w:highlight w:val="none"/>
-        </w:rPr>
-        <w:t xml:space="preserve">            if (current-&gt;next != nullptr) {</w:t>
-      </w:r>
-      <w:r/>
-    </w:p>
-    <w:p>
-      <w:pPr>
-        <w:pBdr/>
-        <w:spacing/>
-        <w:ind/>
-        <w:rPr/>
-      </w:pPr>
-      <w:r>
-        <w:rPr>
-          <w:rFonts w:ascii="Times New Roman" w:hAnsi="Times New Roman" w:cs="Times New Roman"/>
-          <w:sz w:val="28"/>
-          <w:szCs w:val="28"/>
-          <w:highlight w:val="none"/>
-        </w:rPr>
-        <w:t xml:space="preserve">                current-&gt;next-&gt;prev = node;</w:t>
-      </w:r>
-      <w:r/>
-    </w:p>
-    <w:p>
-      <w:pPr>
-        <w:pBdr/>
-        <w:spacing/>
-        <w:ind/>
-        <w:rPr/>
-      </w:pPr>
-      <w:r>
-        <w:rPr>
-          <w:rFonts w:ascii="Times New Roman" w:hAnsi="Times New Roman" w:cs="Times New Roman"/>
-          <w:sz w:val="28"/>
-          <w:szCs w:val="28"/>
-          <w:highlight w:val="none"/>
-        </w:rPr>
-        <w:t xml:space="preserve">            } else {</w:t>
-      </w:r>
-      <w:r/>
-    </w:p>
-    <w:p>
-      <w:pPr>
-        <w:pBdr/>
-        <w:spacing/>
-        <w:ind/>
-        <w:rPr/>
-      </w:pPr>
-      <w:r>
-        <w:rPr>
-          <w:rFonts w:ascii="Times New Roman" w:hAnsi="Times New Roman" w:cs="Times New Roman"/>
-          <w:sz w:val="28"/>
-          <w:szCs w:val="28"/>
-          <w:highlight w:val="none"/>
-        </w:rPr>
-        <w:t xml:space="preserve">                tail = node;</w:t>
-      </w:r>
-      <w:r/>
-    </w:p>
-    <w:p>
-      <w:pPr>
-        <w:pBdr/>
-        <w:spacing/>
-        <w:ind/>
-        <w:rPr/>
-      </w:pPr>
-      <w:r>
-        <w:rPr>
-          <w:rFonts w:ascii="Times New Roman" w:hAnsi="Times New Roman" w:cs="Times New Roman"/>
-          <w:sz w:val="28"/>
-          <w:szCs w:val="28"/>
-          <w:highlight w:val="none"/>
-        </w:rPr>
-        <w:t xml:space="preserve">            }</w:t>
-      </w:r>
-      <w:r/>
-    </w:p>
-    <w:p>
-      <w:pPr>
-        <w:pBdr/>
-        <w:spacing/>
-        <w:ind/>
-        <w:rPr/>
-      </w:pPr>
-      <w:r>
-        <w:rPr>
-          <w:rFonts w:ascii="Times New Roman" w:hAnsi="Times New Roman" w:cs="Times New Roman"/>
-          <w:sz w:val="28"/>
-          <w:szCs w:val="28"/>
-          <w:highlight w:val="none"/>
-        </w:rPr>
-        <w:t xml:space="preserve">            current-&gt;next = node;</w:t>
-      </w:r>
-      <w:r/>
-    </w:p>
-    <w:p>
-      <w:pPr>
-        <w:pBdr/>
-        <w:spacing/>
-        <w:ind/>
-        <w:rPr/>
-      </w:pPr>
-      <w:r>
-        <w:rPr>
-          <w:rFonts w:ascii="Times New Roman" w:hAnsi="Times New Roman" w:cs="Times New Roman"/>
-          <w:sz w:val="28"/>
-          <w:szCs w:val="28"/>
-          <w:highlight w:val="none"/>
-        </w:rPr>
-        <w:t xml:space="preserve">            ++count;</w:t>
-      </w:r>
-      <w:r/>
-    </w:p>
-    <w:p>
-      <w:pPr>
-        <w:pBdr/>
-        <w:spacing/>
-        <w:ind/>
-        <w:rPr/>
-      </w:pPr>
-      <w:r>
-        <w:rPr>
-          <w:rFonts w:ascii="Times New Roman" w:hAnsi="Times New Roman" w:cs="Times New Roman"/>
-          <w:sz w:val="28"/>
-          <w:szCs w:val="28"/>
-          <w:highlight w:val="none"/>
-        </w:rPr>
-        <w:t xml:space="preserve">            cout &lt;&lt; "Вставлено після [" &lt;&lt; afterValue &lt;&lt; "]: " &lt;&lt; value &lt;&lt; "\n";</w:t>
-      </w:r>
-      <w:r/>
-    </w:p>
-    <w:p>
-      <w:pPr>
-        <w:pBdr/>
-        <w:spacing/>
-        <w:ind/>
-        <w:rPr/>
-      </w:pPr>
-      <w:r>
-        <w:rPr>
-          <w:rFonts w:ascii="Times New Roman" w:hAnsi="Times New Roman" w:cs="Times New Roman"/>
-          <w:sz w:val="28"/>
-          <w:szCs w:val="28"/>
-          <w:highlight w:val="none"/>
-        </w:rPr>
-        <w:t xml:space="preserve">            return true;</w:t>
-      </w:r>
-      <w:r/>
-    </w:p>
-    <w:p>
-      <w:pPr>
-        <w:pBdr/>
-        <w:spacing/>
-        <w:ind/>
-        <w:rPr/>
-      </w:pPr>
-      <w:r>
-        <w:rPr>
-          <w:rFonts w:ascii="Times New Roman" w:hAnsi="Times New Roman" w:cs="Times New Roman"/>
-          <w:sz w:val="28"/>
-          <w:szCs w:val="28"/>
-          <w:highlight w:val="none"/>
-        </w:rPr>
-        <w:t xml:space="preserve">        }</w:t>
-      </w:r>
-      <w:r/>
-    </w:p>
-    <w:p>
-      <w:pPr>
-        <w:pBdr/>
-        <w:spacing/>
-        <w:ind/>
-        <w:rPr/>
-      </w:pPr>
-      <w:r>
-        <w:rPr>
-          <w:rFonts w:ascii="Times New Roman" w:hAnsi="Times New Roman" w:cs="Times New Roman"/>
-          <w:sz w:val="28"/>
-          <w:szCs w:val="28"/>
-          <w:highlight w:val="none"/>
-        </w:rPr>
-        <w:t xml:space="preserve">        current = current-&gt;next;</w:t>
-      </w:r>
-      <w:r/>
-    </w:p>
-    <w:p>
-      <w:pPr>
-        <w:pBdr/>
-        <w:spacing/>
-        <w:ind/>
-        <w:rPr/>
-      </w:pPr>
-      <w:r>
-        <w:rPr>
-          <w:rFonts w:ascii="Times New Roman" w:hAnsi="Times New Roman" w:cs="Times New Roman"/>
-          <w:sz w:val="28"/>
-          <w:szCs w:val="28"/>
-          <w:highlight w:val="none"/>
-        </w:rPr>
-        <w:t xml:space="preserve">    }</w:t>
-      </w:r>
-      <w:r/>
-    </w:p>
-    <w:p>
-      <w:pPr>
-        <w:pBdr/>
-        <w:spacing/>
-        <w:ind/>
-        <w:rPr/>
-      </w:pPr>
-      <w:r>
-        <w:rPr>
-          <w:rFonts w:ascii="Times New Roman" w:hAnsi="Times New Roman" w:cs="Times New Roman"/>
-          <w:sz w:val="28"/>
-          <w:szCs w:val="28"/>
-          <w:highlight w:val="none"/>
-        </w:rPr>
-        <w:t xml:space="preserve">    cout &lt;&lt; "Елемент для вставки після нього не знайдено.\n";</w:t>
-      </w:r>
-      <w:r/>
-    </w:p>
-    <w:p>
-      <w:pPr>
-        <w:pBdr/>
-        <w:spacing/>
-        <w:ind/>
-        <w:rPr/>
-      </w:pPr>
-      <w:r>
-        <w:rPr>
-          <w:rFonts w:ascii="Times New Roman" w:hAnsi="Times New Roman" w:cs="Times New Roman"/>
-          <w:sz w:val="28"/>
-          <w:szCs w:val="28"/>
-          <w:highlight w:val="none"/>
-        </w:rPr>
-        <w:t xml:space="preserve">    return false;</w:t>
-      </w:r>
-      <w:r/>
-    </w:p>
-    <w:p>
-      <w:pPr>
-        <w:pBdr/>
-        <w:spacing/>
-        <w:ind/>
-        <w:rPr/>
-      </w:pPr>
-      <w:r>
-        <w:rPr>
-          <w:rFonts w:ascii="Times New Roman" w:hAnsi="Times New Roman" w:cs="Times New Roman"/>
-          <w:sz w:val="28"/>
-          <w:szCs w:val="28"/>
-          <w:highlight w:val="none"/>
-        </w:rPr>
-        <w:t xml:space="preserve">}</w:t>
-      </w:r>
-      <w:r/>
-    </w:p>
-    <w:p>
-      <w:pPr>
-        <w:pBdr/>
-        <w:spacing/>
-        <w:ind/>
-        <w:rPr/>
-      </w:pPr>
-      <w:r>
-        <w:rPr>
-          <w:rFonts w:ascii="Times New Roman" w:hAnsi="Times New Roman" w:cs="Times New Roman"/>
-          <w:sz w:val="28"/>
-          <w:szCs w:val="28"/>
-          <w:highlight w:val="none"/>
-        </w:rPr>
-      </w:r>
-      <w:r/>
-    </w:p>
-    <w:p>
-      <w:pPr>
-        <w:pBdr/>
-        <w:spacing/>
-        <w:ind/>
-        <w:rPr/>
-      </w:pPr>
-      <w:r>
-        <w:rPr>
-          <w:rFonts w:ascii="Times New Roman" w:hAnsi="Times New Roman" w:cs="Times New Roman"/>
-          <w:sz w:val="28"/>
-          <w:szCs w:val="28"/>
-          <w:highlight w:val="none"/>
-        </w:rPr>
-        <w:t xml:space="preserve">bool DoublyList::popFront() {</w:t>
-      </w:r>
-      <w:r/>
-    </w:p>
-    <w:p>
-      <w:pPr>
-        <w:pBdr/>
-        <w:spacing/>
-        <w:ind/>
-        <w:rPr/>
-      </w:pPr>
-      <w:r>
-        <w:rPr>
-          <w:rFonts w:ascii="Times New Roman" w:hAnsi="Times New Roman" w:cs="Times New Roman"/>
-          <w:sz w:val="28"/>
-          <w:szCs w:val="28"/>
-          <w:highlight w:val="none"/>
-        </w:rPr>
-        <w:t xml:space="preserve">    if (isEmpty()) {</w:t>
-      </w:r>
-      <w:r/>
-    </w:p>
-    <w:p>
-      <w:pPr>
-        <w:pBdr/>
-        <w:spacing/>
-        <w:ind/>
-        <w:rPr/>
-      </w:pPr>
-      <w:r>
-        <w:rPr>
-          <w:rFonts w:ascii="Times New Roman" w:hAnsi="Times New Roman" w:cs="Times New Roman"/>
-          <w:sz w:val="28"/>
-          <w:szCs w:val="28"/>
-          <w:highlight w:val="none"/>
-        </w:rPr>
-        <w:t xml:space="preserve">        cout &lt;&lt; "Список порожній — неможливо видалити з початку.\n";</w:t>
-      </w:r>
-      <w:r/>
-    </w:p>
-    <w:p>
-      <w:pPr>
-        <w:pBdr/>
-        <w:spacing/>
-        <w:ind/>
-        <w:rPr/>
-      </w:pPr>
-      <w:r>
-        <w:rPr>
-          <w:rFonts w:ascii="Times New Roman" w:hAnsi="Times New Roman" w:cs="Times New Roman"/>
-          <w:sz w:val="28"/>
-          <w:szCs w:val="28"/>
-          <w:highlight w:val="none"/>
-        </w:rPr>
-        <w:t xml:space="preserve">        return false;</w:t>
-      </w:r>
-      <w:r/>
-    </w:p>
-    <w:p>
-      <w:pPr>
-        <w:pBdr/>
-        <w:spacing/>
-        <w:ind/>
-        <w:rPr/>
-      </w:pPr>
-      <w:r>
-        <w:rPr>
-          <w:rFonts w:ascii="Times New Roman" w:hAnsi="Times New Roman" w:cs="Times New Roman"/>
-          <w:sz w:val="28"/>
-          <w:szCs w:val="28"/>
-          <w:highlight w:val="none"/>
-        </w:rPr>
-        <w:t xml:space="preserve">    }</w:t>
-      </w:r>
-      <w:r/>
-    </w:p>
-    <w:p>
-      <w:pPr>
-        <w:pBdr/>
-        <w:spacing/>
-        <w:ind/>
-        <w:rPr/>
-      </w:pPr>
-      <w:r>
-        <w:rPr>
-          <w:rFonts w:ascii="Times New Roman" w:hAnsi="Times New Roman" w:cs="Times New Roman"/>
-          <w:sz w:val="28"/>
-          <w:szCs w:val="28"/>
-          <w:highlight w:val="none"/>
-        </w:rPr>
-        <w:t xml:space="preserve">    ListNode* temp = head;</w:t>
-      </w:r>
-      <w:r/>
-    </w:p>
-    <w:p>
-      <w:pPr>
-        <w:pBdr/>
-        <w:spacing/>
-        <w:ind/>
-        <w:rPr/>
-      </w:pPr>
-      <w:r>
-        <w:rPr>
-          <w:rFonts w:ascii="Times New Roman" w:hAnsi="Times New Roman" w:cs="Times New Roman"/>
-          <w:sz w:val="28"/>
-          <w:szCs w:val="28"/>
-          <w:highlight w:val="none"/>
-        </w:rPr>
-        <w:t xml:space="preserve">    cout &lt;&lt; "Видалено з початку: " &lt;&lt; temp-&gt;data &lt;&lt; "\n";</w:t>
-      </w:r>
-      <w:r/>
-    </w:p>
-    <w:p>
-      <w:pPr>
-        <w:pBdr/>
-        <w:spacing/>
-        <w:ind/>
-        <w:rPr/>
-      </w:pPr>
-      <w:r>
-        <w:rPr>
-          <w:rFonts w:ascii="Times New Roman" w:hAnsi="Times New Roman" w:cs="Times New Roman"/>
-          <w:sz w:val="28"/>
-          <w:szCs w:val="28"/>
-          <w:highlight w:val="none"/>
-        </w:rPr>
-        <w:t xml:space="preserve">    if (head == tail) {</w:t>
-      </w:r>
-      <w:r/>
-    </w:p>
-    <w:p>
-      <w:pPr>
-        <w:pBdr/>
-        <w:spacing/>
-        <w:ind/>
-        <w:rPr/>
-      </w:pPr>
-      <w:r>
-        <w:rPr>
-          <w:rFonts w:ascii="Times New Roman" w:hAnsi="Times New Roman" w:cs="Times New Roman"/>
-          <w:sz w:val="28"/>
-          <w:szCs w:val="28"/>
-          <w:highlight w:val="none"/>
-        </w:rPr>
-        <w:t xml:space="preserve">        head = tail = nullptr;</w:t>
-      </w:r>
-      <w:r/>
-    </w:p>
-    <w:p>
-      <w:pPr>
-        <w:pBdr/>
-        <w:spacing/>
-        <w:ind/>
-        <w:rPr/>
-      </w:pPr>
-      <w:r>
-        <w:rPr>
-          <w:rFonts w:ascii="Times New Roman" w:hAnsi="Times New Roman" w:cs="Times New Roman"/>
-          <w:sz w:val="28"/>
-          <w:szCs w:val="28"/>
-          <w:highlight w:val="none"/>
-        </w:rPr>
-        <w:t xml:space="preserve">    } else {</w:t>
-      </w:r>
-      <w:r/>
-    </w:p>
-    <w:p>
-      <w:pPr>
-        <w:pBdr/>
-        <w:spacing/>
-        <w:ind/>
-        <w:rPr/>
-      </w:pPr>
-      <w:r>
-        <w:rPr>
-          <w:rFonts w:ascii="Times New Roman" w:hAnsi="Times New Roman" w:cs="Times New Roman"/>
-          <w:sz w:val="28"/>
-          <w:szCs w:val="28"/>
-          <w:highlight w:val="none"/>
-        </w:rPr>
-        <w:t xml:space="preserve">        head = head-&gt;next;</w:t>
-      </w:r>
-      <w:r/>
-    </w:p>
-    <w:p>
-      <w:pPr>
-        <w:pBdr/>
-        <w:spacing/>
-        <w:ind/>
-        <w:rPr/>
-      </w:pPr>
-      <w:r>
-        <w:rPr>
-          <w:rFonts w:ascii="Times New Roman" w:hAnsi="Times New Roman" w:cs="Times New Roman"/>
-          <w:sz w:val="28"/>
-          <w:szCs w:val="28"/>
-          <w:highlight w:val="none"/>
-        </w:rPr>
-        <w:t xml:space="preserve">        head-&gt;prev = nullptr;</w:t>
-      </w:r>
-      <w:r/>
-    </w:p>
-    <w:p>
-      <w:pPr>
-        <w:pBdr/>
-        <w:spacing/>
-        <w:ind/>
-        <w:rPr/>
-      </w:pPr>
-      <w:r>
-        <w:rPr>
-          <w:rFonts w:ascii="Times New Roman" w:hAnsi="Times New Roman" w:cs="Times New Roman"/>
-          <w:sz w:val="28"/>
-          <w:szCs w:val="28"/>
-          <w:highlight w:val="none"/>
-        </w:rPr>
-        <w:t xml:space="preserve">    }</w:t>
-      </w:r>
-      <w:r/>
-    </w:p>
-    <w:p>
-      <w:pPr>
-        <w:pBdr/>
-        <w:spacing/>
-        <w:ind/>
-        <w:rPr/>
-      </w:pPr>
-      <w:r>
-        <w:rPr>
-          <w:rFonts w:ascii="Times New Roman" w:hAnsi="Times New Roman" w:cs="Times New Roman"/>
-          <w:sz w:val="28"/>
-          <w:szCs w:val="28"/>
-          <w:highlight w:val="none"/>
-        </w:rPr>
-        <w:t xml:space="preserve">    delete temp;</w:t>
-      </w:r>
-      <w:r/>
-    </w:p>
-    <w:p>
-      <w:pPr>
-        <w:pBdr/>
-        <w:spacing/>
-        <w:ind/>
-        <w:rPr/>
-      </w:pPr>
-      <w:r>
-        <w:rPr>
-          <w:rFonts w:ascii="Times New Roman" w:hAnsi="Times New Roman" w:cs="Times New Roman"/>
-          <w:sz w:val="28"/>
-          <w:szCs w:val="28"/>
-          <w:highlight w:val="none"/>
-        </w:rPr>
-        <w:t xml:space="preserve">    --count;</w:t>
-      </w:r>
-      <w:r/>
-    </w:p>
-    <w:p>
-      <w:pPr>
-        <w:pBdr/>
-        <w:spacing/>
-        <w:ind/>
-        <w:rPr/>
-      </w:pPr>
-      <w:r>
-        <w:rPr>
-          <w:rFonts w:ascii="Times New Roman" w:hAnsi="Times New Roman" w:cs="Times New Roman"/>
-          <w:sz w:val="28"/>
-          <w:szCs w:val="28"/>
-          <w:highlight w:val="none"/>
-        </w:rPr>
-        <w:t xml:space="preserve">    return true;</w:t>
-      </w:r>
-      <w:r/>
-    </w:p>
-    <w:p>
-      <w:pPr>
-        <w:pBdr/>
-        <w:spacing/>
-        <w:ind/>
-        <w:rPr/>
-      </w:pPr>
-      <w:r>
-        <w:rPr>
-          <w:rFonts w:ascii="Times New Roman" w:hAnsi="Times New Roman" w:cs="Times New Roman"/>
-          <w:sz w:val="28"/>
-          <w:szCs w:val="28"/>
-          <w:highlight w:val="none"/>
-        </w:rPr>
-        <w:t xml:space="preserve">}</w:t>
-      </w:r>
-      <w:r/>
-    </w:p>
-    <w:p>
-      <w:pPr>
-        <w:pBdr/>
-        <w:spacing/>
-        <w:ind/>
-        <w:rPr/>
-      </w:pPr>
-      <w:r>
-        <w:rPr>
-          <w:rFonts w:ascii="Times New Roman" w:hAnsi="Times New Roman" w:cs="Times New Roman"/>
-          <w:sz w:val="28"/>
-          <w:szCs w:val="28"/>
-          <w:highlight w:val="none"/>
-        </w:rPr>
-      </w:r>
-      <w:r/>
-    </w:p>
-    <w:p>
-      <w:pPr>
-        <w:pBdr/>
-        <w:spacing/>
-        <w:ind/>
-        <w:rPr/>
-      </w:pPr>
-      <w:r>
-        <w:rPr>
-          <w:rFonts w:ascii="Times New Roman" w:hAnsi="Times New Roman" w:cs="Times New Roman"/>
-          <w:sz w:val="28"/>
-          <w:szCs w:val="28"/>
-          <w:highlight w:val="none"/>
-        </w:rPr>
-        <w:t xml:space="preserve">bool DoublyList::popBack() {</w:t>
-      </w:r>
-      <w:r/>
-    </w:p>
-    <w:p>
-      <w:pPr>
-        <w:pBdr/>
-        <w:spacing/>
-        <w:ind/>
-        <w:rPr/>
-      </w:pPr>
-      <w:r>
-        <w:rPr>
-          <w:rFonts w:ascii="Times New Roman" w:hAnsi="Times New Roman" w:cs="Times New Roman"/>
-          <w:sz w:val="28"/>
-          <w:szCs w:val="28"/>
-          <w:highlight w:val="none"/>
-        </w:rPr>
-        <w:t xml:space="preserve">    if (isEmpty()) {</w:t>
-      </w:r>
-      <w:r/>
-    </w:p>
-    <w:p>
-      <w:pPr>
-        <w:pBdr/>
-        <w:spacing/>
-        <w:ind/>
-        <w:rPr/>
-      </w:pPr>
-      <w:r>
-        <w:rPr>
-          <w:rFonts w:ascii="Times New Roman" w:hAnsi="Times New Roman" w:cs="Times New Roman"/>
-          <w:sz w:val="28"/>
-          <w:szCs w:val="28"/>
-          <w:highlight w:val="none"/>
-        </w:rPr>
-        <w:t xml:space="preserve">        cout &lt;&lt; "Список порожній — неможливо видалити з кінця.\n";</w:t>
-      </w:r>
-      <w:r/>
-    </w:p>
-    <w:p>
-      <w:pPr>
-        <w:pBdr/>
-        <w:spacing/>
-        <w:ind/>
-        <w:rPr/>
-      </w:pPr>
-      <w:r>
-        <w:rPr>
-          <w:rFonts w:ascii="Times New Roman" w:hAnsi="Times New Roman" w:cs="Times New Roman"/>
-          <w:sz w:val="28"/>
-          <w:szCs w:val="28"/>
-          <w:highlight w:val="none"/>
-        </w:rPr>
-        <w:t xml:space="preserve">        return false;</w:t>
-      </w:r>
-      <w:r/>
-    </w:p>
-    <w:p>
-      <w:pPr>
-        <w:pBdr/>
-        <w:spacing/>
-        <w:ind/>
-        <w:rPr/>
-      </w:pPr>
-      <w:r>
-        <w:rPr>
-          <w:rFonts w:ascii="Times New Roman" w:hAnsi="Times New Roman" w:cs="Times New Roman"/>
-          <w:sz w:val="28"/>
-          <w:szCs w:val="28"/>
-          <w:highlight w:val="none"/>
-        </w:rPr>
-        <w:t xml:space="preserve">    }</w:t>
-      </w:r>
-      <w:r/>
-    </w:p>
-    <w:p>
-      <w:pPr>
-        <w:pBdr/>
-        <w:spacing/>
-        <w:ind/>
-        <w:rPr/>
-      </w:pPr>
-      <w:r>
-        <w:rPr>
-          <w:rFonts w:ascii="Times New Roman" w:hAnsi="Times New Roman" w:cs="Times New Roman"/>
-          <w:sz w:val="28"/>
-          <w:szCs w:val="28"/>
-          <w:highlight w:val="none"/>
-        </w:rPr>
-        <w:t xml:space="preserve">    ListNode* temp = tail;</w:t>
-      </w:r>
-      <w:r/>
-    </w:p>
-    <w:p>
-      <w:pPr>
-        <w:pBdr/>
-        <w:spacing/>
-        <w:ind/>
-        <w:rPr/>
-      </w:pPr>
-      <w:r>
-        <w:rPr>
-          <w:rFonts w:ascii="Times New Roman" w:hAnsi="Times New Roman" w:cs="Times New Roman"/>
-          <w:sz w:val="28"/>
-          <w:szCs w:val="28"/>
-          <w:highlight w:val="none"/>
-        </w:rPr>
-        <w:t xml:space="preserve">    cout &lt;&lt; "Видалено з кінця: " &lt;&lt; temp-&gt;data &lt;&lt; "\n";</w:t>
-      </w:r>
-      <w:r/>
-    </w:p>
-    <w:p>
-      <w:pPr>
-        <w:pBdr/>
-        <w:spacing/>
-        <w:ind/>
-        <w:rPr/>
-      </w:pPr>
-      <w:r>
-        <w:rPr>
-          <w:rFonts w:ascii="Times New Roman" w:hAnsi="Times New Roman" w:cs="Times New Roman"/>
-          <w:sz w:val="28"/>
-          <w:szCs w:val="28"/>
-          <w:highlight w:val="none"/>
-        </w:rPr>
-        <w:t xml:space="preserve">    if (head == tail) {</w:t>
-      </w:r>
-      <w:r/>
-    </w:p>
-    <w:p>
-      <w:pPr>
-        <w:pBdr/>
-        <w:spacing/>
-        <w:ind/>
-        <w:rPr/>
-      </w:pPr>
-      <w:r>
-        <w:rPr>
-          <w:rFonts w:ascii="Times New Roman" w:hAnsi="Times New Roman" w:cs="Times New Roman"/>
-          <w:sz w:val="28"/>
-          <w:szCs w:val="28"/>
-          <w:highlight w:val="none"/>
-        </w:rPr>
-        <w:t xml:space="preserve">        head = tail = nullptr;</w:t>
-      </w:r>
-      <w:r/>
-    </w:p>
-    <w:p>
-      <w:pPr>
-        <w:pBdr/>
-        <w:spacing/>
-        <w:ind/>
-        <w:rPr/>
-      </w:pPr>
-      <w:r>
-        <w:rPr>
-          <w:rFonts w:ascii="Times New Roman" w:hAnsi="Times New Roman" w:cs="Times New Roman"/>
-          <w:sz w:val="28"/>
-          <w:szCs w:val="28"/>
-          <w:highlight w:val="none"/>
-        </w:rPr>
-        <w:t xml:space="preserve">    } else {</w:t>
-      </w:r>
-      <w:r/>
-    </w:p>
-    <w:p>
-      <w:pPr>
-        <w:pBdr/>
-        <w:spacing/>
-        <w:ind/>
-        <w:rPr/>
-      </w:pPr>
-      <w:r>
-        <w:rPr>
-          <w:rFonts w:ascii="Times New Roman" w:hAnsi="Times New Roman" w:cs="Times New Roman"/>
-          <w:sz w:val="28"/>
-          <w:szCs w:val="28"/>
-          <w:highlight w:val="none"/>
-        </w:rPr>
-        <w:t xml:space="preserve">        tail = tail-&gt;prev;</w:t>
-      </w:r>
-      <w:r/>
-    </w:p>
-    <w:p>
-      <w:pPr>
-        <w:pBdr/>
-        <w:spacing/>
-        <w:ind/>
-        <w:rPr/>
-      </w:pPr>
-      <w:r>
-        <w:rPr>
-          <w:rFonts w:ascii="Times New Roman" w:hAnsi="Times New Roman" w:cs="Times New Roman"/>
-          <w:sz w:val="28"/>
-          <w:szCs w:val="28"/>
-          <w:highlight w:val="none"/>
-        </w:rPr>
-        <w:t xml:space="preserve">        tail-&gt;next = nullptr;</w:t>
-      </w:r>
-      <w:r/>
-    </w:p>
-    <w:p>
-      <w:pPr>
-        <w:pBdr/>
-        <w:spacing/>
-        <w:ind/>
-        <w:rPr/>
-      </w:pPr>
-      <w:r>
-        <w:rPr>
-          <w:rFonts w:ascii="Times New Roman" w:hAnsi="Times New Roman" w:cs="Times New Roman"/>
-          <w:sz w:val="28"/>
-          <w:szCs w:val="28"/>
-          <w:highlight w:val="none"/>
-        </w:rPr>
-        <w:t xml:space="preserve">    }</w:t>
-      </w:r>
-      <w:r/>
-    </w:p>
-    <w:p>
-      <w:pPr>
-        <w:pBdr/>
-        <w:spacing/>
-        <w:ind/>
-        <w:rPr/>
-      </w:pPr>
-      <w:r>
-        <w:rPr>
-          <w:rFonts w:ascii="Times New Roman" w:hAnsi="Times New Roman" w:cs="Times New Roman"/>
-          <w:sz w:val="28"/>
-          <w:szCs w:val="28"/>
-          <w:highlight w:val="none"/>
-        </w:rPr>
-        <w:t xml:space="preserve">    delete temp;</w:t>
-      </w:r>
-      <w:r/>
-    </w:p>
-    <w:p>
-      <w:pPr>
-        <w:pBdr/>
-        <w:spacing/>
-        <w:ind/>
-        <w:rPr/>
-      </w:pPr>
-      <w:r>
-        <w:rPr>
-          <w:rFonts w:ascii="Times New Roman" w:hAnsi="Times New Roman" w:cs="Times New Roman"/>
-          <w:sz w:val="28"/>
-          <w:szCs w:val="28"/>
-          <w:highlight w:val="none"/>
-        </w:rPr>
-        <w:t xml:space="preserve">    --count;</w:t>
-      </w:r>
-      <w:r/>
-    </w:p>
-    <w:p>
-      <w:pPr>
-        <w:pBdr/>
-        <w:spacing/>
-        <w:ind/>
-        <w:rPr/>
-      </w:pPr>
-      <w:r>
-        <w:rPr>
-          <w:rFonts w:ascii="Times New Roman" w:hAnsi="Times New Roman" w:cs="Times New Roman"/>
-          <w:sz w:val="28"/>
-          <w:szCs w:val="28"/>
-          <w:highlight w:val="none"/>
-        </w:rPr>
-        <w:t xml:space="preserve">    return true;</w:t>
-      </w:r>
-      <w:r/>
-    </w:p>
-    <w:p>
-      <w:pPr>
-        <w:pBdr/>
-        <w:spacing/>
-        <w:ind/>
-        <w:rPr/>
-      </w:pPr>
-      <w:r>
-        <w:rPr>
-          <w:rFonts w:ascii="Times New Roman" w:hAnsi="Times New Roman" w:cs="Times New Roman"/>
-          <w:sz w:val="28"/>
-          <w:szCs w:val="28"/>
-          <w:highlight w:val="none"/>
-        </w:rPr>
-        <w:t xml:space="preserve">}</w:t>
-      </w:r>
-      <w:r/>
-    </w:p>
-    <w:p>
-      <w:pPr>
-        <w:pBdr/>
-        <w:spacing/>
-        <w:ind/>
-        <w:rPr/>
-      </w:pPr>
-      <w:r>
-        <w:rPr>
-          <w:rFonts w:ascii="Times New Roman" w:hAnsi="Times New Roman" w:cs="Times New Roman"/>
-          <w:sz w:val="28"/>
-          <w:szCs w:val="28"/>
-          <w:highlight w:val="none"/>
-        </w:rPr>
-      </w:r>
-      <w:r/>
-    </w:p>
-    <w:p>
-      <w:pPr>
-        <w:pBdr/>
-        <w:spacing/>
-        <w:ind/>
-        <w:rPr/>
-      </w:pPr>
-      <w:r>
-        <w:rPr>
-          <w:rFonts w:ascii="Times New Roman" w:hAnsi="Times New Roman" w:cs="Times New Roman"/>
-          <w:sz w:val="28"/>
-          <w:szCs w:val="28"/>
-          <w:highlight w:val="none"/>
-        </w:rPr>
-        <w:t xml:space="preserve">bool DoublyList::removeByValue(const Signaling&amp; value) {</w:t>
-      </w:r>
-      <w:r/>
-    </w:p>
-    <w:p>
-      <w:pPr>
-        <w:pBdr/>
-        <w:spacing/>
-        <w:ind/>
-        <w:rPr/>
-      </w:pPr>
-      <w:r>
-        <w:rPr>
-          <w:rFonts w:ascii="Times New Roman" w:hAnsi="Times New Roman" w:cs="Times New Roman"/>
-          <w:sz w:val="28"/>
-          <w:szCs w:val="28"/>
-          <w:highlight w:val="none"/>
-        </w:rPr>
-        <w:t xml:space="preserve">    ListNode* current = head;</w:t>
-      </w:r>
-      <w:r/>
-    </w:p>
-    <w:p>
-      <w:pPr>
-        <w:pBdr/>
-        <w:spacing/>
-        <w:ind/>
-        <w:rPr/>
-      </w:pPr>
-      <w:r>
-        <w:rPr>
-          <w:rFonts w:ascii="Times New Roman" w:hAnsi="Times New Roman" w:cs="Times New Roman"/>
-          <w:sz w:val="28"/>
-          <w:szCs w:val="28"/>
-          <w:highlight w:val="none"/>
-        </w:rPr>
-        <w:t xml:space="preserve">    while (current != nullptr) {</w:t>
-      </w:r>
-      <w:r/>
-    </w:p>
-    <w:p>
-      <w:pPr>
-        <w:pBdr/>
-        <w:spacing/>
-        <w:ind/>
-        <w:rPr/>
-      </w:pPr>
-      <w:r>
-        <w:rPr>
-          <w:rFonts w:ascii="Times New Roman" w:hAnsi="Times New Roman" w:cs="Times New Roman"/>
-          <w:sz w:val="28"/>
-          <w:szCs w:val="28"/>
-          <w:highlight w:val="none"/>
-        </w:rPr>
-        <w:t xml:space="preserve">        if (current-&gt;data.equals(value)) {</w:t>
-      </w:r>
-      <w:r/>
-    </w:p>
-    <w:p>
-      <w:pPr>
-        <w:pBdr/>
-        <w:spacing/>
-        <w:ind/>
-        <w:rPr/>
-      </w:pPr>
-      <w:r>
-        <w:rPr>
-          <w:rFonts w:ascii="Times New Roman" w:hAnsi="Times New Roman" w:cs="Times New Roman"/>
-          <w:sz w:val="28"/>
-          <w:szCs w:val="28"/>
-          <w:highlight w:val="none"/>
-        </w:rPr>
-        <w:t xml:space="preserve">            cout &lt;&lt; "Видалено за значенням: " &lt;&lt; current-&gt;data &lt;&lt; "\n";</w:t>
-      </w:r>
-      <w:r/>
-    </w:p>
-    <w:p>
-      <w:pPr>
-        <w:pBdr/>
-        <w:spacing/>
-        <w:ind/>
-        <w:rPr/>
-      </w:pPr>
-      <w:r>
-        <w:rPr>
-          <w:rFonts w:ascii="Times New Roman" w:hAnsi="Times New Roman" w:cs="Times New Roman"/>
-          <w:sz w:val="28"/>
-          <w:szCs w:val="28"/>
-          <w:highlight w:val="none"/>
-        </w:rPr>
-        <w:t xml:space="preserve">            if (current-&gt;prev != nullptr) {</w:t>
-      </w:r>
-      <w:r/>
-    </w:p>
-    <w:p>
-      <w:pPr>
-        <w:pBdr/>
-        <w:spacing/>
-        <w:ind/>
-        <w:rPr/>
-      </w:pPr>
-      <w:r>
-        <w:rPr>
-          <w:rFonts w:ascii="Times New Roman" w:hAnsi="Times New Roman" w:cs="Times New Roman"/>
-          <w:sz w:val="28"/>
-          <w:szCs w:val="28"/>
-          <w:highlight w:val="none"/>
-        </w:rPr>
-        <w:t xml:space="preserve">                current-&gt;prev-&gt;next = current-&gt;next;</w:t>
-      </w:r>
-      <w:r/>
-    </w:p>
-    <w:p>
-      <w:pPr>
-        <w:pBdr/>
-        <w:spacing/>
-        <w:ind/>
-        <w:rPr/>
-      </w:pPr>
-      <w:r>
-        <w:rPr>
-          <w:rFonts w:ascii="Times New Roman" w:hAnsi="Times New Roman" w:cs="Times New Roman"/>
-          <w:sz w:val="28"/>
-          <w:szCs w:val="28"/>
-          <w:highlight w:val="none"/>
-        </w:rPr>
-        <w:t xml:space="preserve">            } else {</w:t>
-      </w:r>
-      <w:r/>
-    </w:p>
-    <w:p>
-      <w:pPr>
-        <w:pBdr/>
-        <w:spacing/>
-        <w:ind/>
-        <w:rPr/>
-      </w:pPr>
-      <w:r>
-        <w:rPr>
-          <w:rFonts w:ascii="Times New Roman" w:hAnsi="Times New Roman" w:cs="Times New Roman"/>
-          <w:sz w:val="28"/>
-          <w:szCs w:val="28"/>
-          <w:highlight w:val="none"/>
-        </w:rPr>
-        <w:t xml:space="preserve">                head = current-&gt;next;</w:t>
-      </w:r>
-      <w:r/>
-    </w:p>
-    <w:p>
-      <w:pPr>
-        <w:pBdr/>
-        <w:spacing/>
-        <w:ind/>
-        <w:rPr/>
-      </w:pPr>
-      <w:r>
-        <w:rPr>
-          <w:rFonts w:ascii="Times New Roman" w:hAnsi="Times New Roman" w:cs="Times New Roman"/>
-          <w:sz w:val="28"/>
-          <w:szCs w:val="28"/>
-          <w:highlight w:val="none"/>
-        </w:rPr>
-        <w:t xml:space="preserve">            }</w:t>
-      </w:r>
-      <w:r/>
-    </w:p>
-    <w:p>
-      <w:pPr>
-        <w:pBdr/>
-        <w:spacing/>
-        <w:ind/>
-        <w:rPr/>
-      </w:pPr>
-      <w:r>
-        <w:rPr>
-          <w:rFonts w:ascii="Times New Roman" w:hAnsi="Times New Roman" w:cs="Times New Roman"/>
-          <w:sz w:val="28"/>
-          <w:szCs w:val="28"/>
-          <w:highlight w:val="none"/>
-        </w:rPr>
-        <w:t xml:space="preserve">            if (current-&gt;next != nullptr) {</w:t>
-      </w:r>
-      <w:r/>
-    </w:p>
-    <w:p>
-      <w:pPr>
-        <w:pBdr/>
-        <w:spacing/>
-        <w:ind/>
-        <w:rPr/>
-      </w:pPr>
-      <w:r>
-        <w:rPr>
-          <w:rFonts w:ascii="Times New Roman" w:hAnsi="Times New Roman" w:cs="Times New Roman"/>
-          <w:sz w:val="28"/>
-          <w:szCs w:val="28"/>
-          <w:highlight w:val="none"/>
-        </w:rPr>
-        <w:t xml:space="preserve">                current-&gt;next-&gt;prev = current-&gt;prev;</w:t>
-      </w:r>
-      <w:r/>
-    </w:p>
-    <w:p>
-      <w:pPr>
-        <w:pBdr/>
-        <w:spacing/>
-        <w:ind/>
-        <w:rPr/>
-      </w:pPr>
-      <w:r>
-        <w:rPr>
-          <w:rFonts w:ascii="Times New Roman" w:hAnsi="Times New Roman" w:cs="Times New Roman"/>
-          <w:sz w:val="28"/>
-          <w:szCs w:val="28"/>
-          <w:highlight w:val="none"/>
-        </w:rPr>
-        <w:t xml:space="preserve">            } else {</w:t>
-      </w:r>
-      <w:r/>
-    </w:p>
-    <w:p>
-      <w:pPr>
-        <w:pBdr/>
-        <w:spacing/>
-        <w:ind/>
-        <w:rPr/>
-      </w:pPr>
-      <w:r>
-        <w:rPr>
-          <w:rFonts w:ascii="Times New Roman" w:hAnsi="Times New Roman" w:cs="Times New Roman"/>
-          <w:sz w:val="28"/>
-          <w:szCs w:val="28"/>
-          <w:highlight w:val="none"/>
-        </w:rPr>
-        <w:t xml:space="preserve">                tail = current-&gt;prev;</w:t>
-      </w:r>
-      <w:r/>
-    </w:p>
-    <w:p>
-      <w:pPr>
-        <w:pBdr/>
-        <w:spacing/>
-        <w:ind/>
-        <w:rPr/>
-      </w:pPr>
-      <w:r>
-        <w:rPr>
-          <w:rFonts w:ascii="Times New Roman" w:hAnsi="Times New Roman" w:cs="Times New Roman"/>
-          <w:sz w:val="28"/>
-          <w:szCs w:val="28"/>
-          <w:highlight w:val="none"/>
-        </w:rPr>
-        <w:t xml:space="preserve">            }</w:t>
-      </w:r>
-      <w:r/>
-    </w:p>
-    <w:p>
-      <w:pPr>
-        <w:pBdr/>
-        <w:spacing/>
-        <w:ind/>
-        <w:rPr/>
-      </w:pPr>
-      <w:r>
-        <w:rPr>
-          <w:rFonts w:ascii="Times New Roman" w:hAnsi="Times New Roman" w:cs="Times New Roman"/>
-          <w:sz w:val="28"/>
-          <w:szCs w:val="28"/>
-          <w:highlight w:val="none"/>
-        </w:rPr>
-        <w:t xml:space="preserve">            delete current;</w:t>
-      </w:r>
-      <w:r/>
-    </w:p>
-    <w:p>
-      <w:pPr>
-        <w:pBdr/>
-        <w:spacing/>
-        <w:ind/>
-        <w:rPr/>
-      </w:pPr>
-      <w:r>
-        <w:rPr>
-          <w:rFonts w:ascii="Times New Roman" w:hAnsi="Times New Roman" w:cs="Times New Roman"/>
-          <w:sz w:val="28"/>
-          <w:szCs w:val="28"/>
-          <w:highlight w:val="none"/>
-        </w:rPr>
-        <w:t xml:space="preserve">            --count;</w:t>
-      </w:r>
-      <w:r/>
-    </w:p>
-    <w:p>
-      <w:pPr>
-        <w:pBdr/>
-        <w:spacing/>
-        <w:ind/>
-        <w:rPr/>
-      </w:pPr>
-      <w:r>
-        <w:rPr>
-          <w:rFonts w:ascii="Times New Roman" w:hAnsi="Times New Roman" w:cs="Times New Roman"/>
-          <w:sz w:val="28"/>
-          <w:szCs w:val="28"/>
-          <w:highlight w:val="none"/>
-        </w:rPr>
-        <w:t xml:space="preserve">            return true;</w:t>
-      </w:r>
-      <w:r/>
-    </w:p>
-    <w:p>
-      <w:pPr>
-        <w:pBdr/>
-        <w:spacing/>
-        <w:ind/>
-        <w:rPr/>
-      </w:pPr>
-      <w:r>
-        <w:rPr>
-          <w:rFonts w:ascii="Times New Roman" w:hAnsi="Times New Roman" w:cs="Times New Roman"/>
-          <w:sz w:val="28"/>
-          <w:szCs w:val="28"/>
-          <w:highlight w:val="none"/>
-        </w:rPr>
-        <w:t xml:space="preserve">        }</w:t>
-      </w:r>
-      <w:r/>
-    </w:p>
-    <w:p>
-      <w:pPr>
-        <w:pBdr/>
-        <w:spacing/>
-        <w:ind/>
-        <w:rPr/>
-      </w:pPr>
-      <w:r>
-        <w:rPr>
-          <w:rFonts w:ascii="Times New Roman" w:hAnsi="Times New Roman" w:cs="Times New Roman"/>
-          <w:sz w:val="28"/>
-          <w:szCs w:val="28"/>
-          <w:highlight w:val="none"/>
-        </w:rPr>
-        <w:t xml:space="preserve">        current = current-&gt;next;</w:t>
-      </w:r>
-      <w:r/>
-    </w:p>
-    <w:p>
-      <w:pPr>
-        <w:pBdr/>
-        <w:spacing/>
-        <w:ind/>
-        <w:rPr/>
-      </w:pPr>
-      <w:r>
-        <w:rPr>
-          <w:rFonts w:ascii="Times New Roman" w:hAnsi="Times New Roman" w:cs="Times New Roman"/>
-          <w:sz w:val="28"/>
-          <w:szCs w:val="28"/>
-          <w:highlight w:val="none"/>
-        </w:rPr>
-        <w:t xml:space="preserve">    }</w:t>
-      </w:r>
-      <w:r/>
-    </w:p>
-    <w:p>
-      <w:pPr>
-        <w:pBdr/>
-        <w:spacing/>
-        <w:ind/>
-        <w:rPr/>
-      </w:pPr>
-      <w:r>
-        <w:rPr>
-          <w:rFonts w:ascii="Times New Roman" w:hAnsi="Times New Roman" w:cs="Times New Roman"/>
-          <w:sz w:val="28"/>
-          <w:szCs w:val="28"/>
-          <w:highlight w:val="none"/>
-        </w:rPr>
-        <w:t xml:space="preserve">    cout &lt;&lt; "Елемент для видалення не знайдено.\n";</w:t>
-      </w:r>
-      <w:r/>
-    </w:p>
-    <w:p>
-      <w:pPr>
-        <w:pBdr/>
-        <w:spacing/>
-        <w:ind/>
-        <w:rPr/>
-      </w:pPr>
-      <w:r>
-        <w:rPr>
-          <w:rFonts w:ascii="Times New Roman" w:hAnsi="Times New Roman" w:cs="Times New Roman"/>
-          <w:sz w:val="28"/>
-          <w:szCs w:val="28"/>
-          <w:highlight w:val="none"/>
-        </w:rPr>
-        <w:t xml:space="preserve">    return false;</w:t>
-      </w:r>
-      <w:r/>
-    </w:p>
-    <w:p>
-      <w:pPr>
-        <w:pBdr/>
-        <w:spacing/>
-        <w:ind/>
-        <w:rPr/>
-      </w:pPr>
-      <w:r>
-        <w:rPr>
-          <w:rFonts w:ascii="Times New Roman" w:hAnsi="Times New Roman" w:cs="Times New Roman"/>
-          <w:sz w:val="28"/>
-          <w:szCs w:val="28"/>
-          <w:highlight w:val="none"/>
-        </w:rPr>
-        <w:t xml:space="preserve">}</w:t>
-      </w:r>
-      <w:r/>
-    </w:p>
-    <w:p>
-      <w:pPr>
-        <w:pBdr/>
-        <w:spacing/>
-        <w:ind/>
-        <w:rPr/>
-      </w:pPr>
-      <w:r>
-        <w:rPr>
-          <w:rFonts w:ascii="Times New Roman" w:hAnsi="Times New Roman" w:cs="Times New Roman"/>
-          <w:sz w:val="28"/>
-          <w:szCs w:val="28"/>
-          <w:highlight w:val="none"/>
-        </w:rPr>
-      </w:r>
-      <w:r/>
-    </w:p>
-    <w:p>
-      <w:pPr>
-        <w:pBdr/>
-        <w:spacing/>
-        <w:ind/>
-        <w:rPr/>
-      </w:pPr>
-      <w:r>
-        <w:rPr>
-          <w:rFonts w:ascii="Times New Roman" w:hAnsi="Times New Roman" w:cs="Times New Roman"/>
-          <w:sz w:val="28"/>
-          <w:szCs w:val="28"/>
-          <w:highlight w:val="none"/>
-        </w:rPr>
-        <w:t xml:space="preserve">void DoublyList::displayForward() const {</w:t>
-      </w:r>
-      <w:r/>
-    </w:p>
-    <w:p>
-      <w:pPr>
-        <w:pBdr/>
-        <w:spacing/>
-        <w:ind/>
-        <w:rPr/>
-      </w:pPr>
-      <w:r>
-        <w:rPr>
-          <w:rFonts w:ascii="Times New Roman" w:hAnsi="Times New Roman" w:cs="Times New Roman"/>
-          <w:sz w:val="28"/>
-          <w:szCs w:val="28"/>
-          <w:highlight w:val="none"/>
-        </w:rPr>
-        <w:t xml:space="preserve">    if (isEmpty()) {</w:t>
-      </w:r>
-      <w:r/>
-    </w:p>
-    <w:p>
-      <w:pPr>
-        <w:pBdr/>
-        <w:spacing/>
-        <w:ind/>
-        <w:rPr/>
-      </w:pPr>
-      <w:r>
-        <w:rPr>
-          <w:rFonts w:ascii="Times New Roman" w:hAnsi="Times New Roman" w:cs="Times New Roman"/>
-          <w:sz w:val="28"/>
-          <w:szCs w:val="28"/>
-          <w:highlight w:val="none"/>
-        </w:rPr>
-        <w:t xml:space="preserve">        cout &lt;&lt; "Список порожній.\n";</w:t>
-      </w:r>
-      <w:r/>
-    </w:p>
-    <w:p>
-      <w:pPr>
-        <w:pBdr/>
-        <w:spacing/>
-        <w:ind/>
-        <w:rPr/>
-      </w:pPr>
-      <w:r>
-        <w:rPr>
-          <w:rFonts w:ascii="Times New Roman" w:hAnsi="Times New Roman" w:cs="Times New Roman"/>
-          <w:sz w:val="28"/>
-          <w:szCs w:val="28"/>
-          <w:highlight w:val="none"/>
-        </w:rPr>
-        <w:t xml:space="preserve">        return;</w:t>
-      </w:r>
-      <w:r/>
-    </w:p>
-    <w:p>
-      <w:pPr>
-        <w:pBdr/>
-        <w:spacing/>
-        <w:ind/>
-        <w:rPr/>
-      </w:pPr>
-      <w:r>
-        <w:rPr>
-          <w:rFonts w:ascii="Times New Roman" w:hAnsi="Times New Roman" w:cs="Times New Roman"/>
-          <w:sz w:val="28"/>
-          <w:szCs w:val="28"/>
-          <w:highlight w:val="none"/>
-        </w:rPr>
-        <w:t xml:space="preserve">    }</w:t>
-      </w:r>
-      <w:r/>
-    </w:p>
-    <w:p>
-      <w:pPr>
-        <w:pBdr/>
-        <w:spacing/>
-        <w:ind/>
-        <w:rPr/>
-      </w:pPr>
-      <w:r>
-        <w:rPr>
-          <w:rFonts w:ascii="Times New Roman" w:hAnsi="Times New Roman" w:cs="Times New Roman"/>
-          <w:sz w:val="28"/>
-          <w:szCs w:val="28"/>
-          <w:highlight w:val="none"/>
-        </w:rPr>
-        <w:t xml:space="preserve">    cout &lt;&lt; "Прямий вивід (head -&gt; tail):\n";</w:t>
-      </w:r>
-      <w:r/>
-    </w:p>
-    <w:p>
-      <w:pPr>
-        <w:pBdr/>
-        <w:spacing/>
-        <w:ind/>
-        <w:rPr/>
-      </w:pPr>
-      <w:r>
-        <w:rPr>
-          <w:rFonts w:ascii="Times New Roman" w:hAnsi="Times New Roman" w:cs="Times New Roman"/>
-          <w:sz w:val="28"/>
-          <w:szCs w:val="28"/>
-          <w:highlight w:val="none"/>
-        </w:rPr>
-        <w:t xml:space="preserve">    ListNode* current = head;</w:t>
-      </w:r>
-      <w:r/>
-    </w:p>
-    <w:p>
-      <w:pPr>
-        <w:pBdr/>
-        <w:spacing/>
-        <w:ind/>
-        <w:rPr/>
-      </w:pPr>
-      <w:r>
-        <w:rPr>
-          <w:rFonts w:ascii="Times New Roman" w:hAnsi="Times New Roman" w:cs="Times New Roman"/>
-          <w:sz w:val="28"/>
-          <w:szCs w:val="28"/>
-          <w:highlight w:val="none"/>
-        </w:rPr>
-        <w:t xml:space="preserve">    int i = 1;</w:t>
-      </w:r>
-      <w:r/>
-    </w:p>
-    <w:p>
-      <w:pPr>
-        <w:pBdr/>
-        <w:spacing/>
-        <w:ind/>
-        <w:rPr/>
-      </w:pPr>
-      <w:r>
-        <w:rPr>
-          <w:rFonts w:ascii="Times New Roman" w:hAnsi="Times New Roman" w:cs="Times New Roman"/>
-          <w:sz w:val="28"/>
-          <w:szCs w:val="28"/>
-          <w:highlight w:val="none"/>
-        </w:rPr>
-        <w:t xml:space="preserve">    while (current != nullptr) {</w:t>
-      </w:r>
-      <w:r/>
-    </w:p>
-    <w:p>
-      <w:pPr>
-        <w:pBdr/>
-        <w:spacing/>
-        <w:ind/>
-        <w:rPr/>
-      </w:pPr>
-      <w:r>
-        <w:rPr>
-          <w:rFonts w:ascii="Times New Roman" w:hAnsi="Times New Roman" w:cs="Times New Roman"/>
-          <w:sz w:val="28"/>
-          <w:szCs w:val="28"/>
-          <w:highlight w:val="none"/>
-        </w:rPr>
-        <w:t xml:space="preserve">        cout &lt;&lt; "  " &lt;&lt; i &lt;&lt; ") " &lt;&lt; current-&gt;data &lt;&lt; "\n";</w:t>
-      </w:r>
-      <w:r/>
-    </w:p>
-    <w:p>
-      <w:pPr>
-        <w:pBdr/>
-        <w:spacing/>
-        <w:ind/>
-        <w:rPr/>
-      </w:pPr>
-      <w:r>
-        <w:rPr>
-          <w:rFonts w:ascii="Times New Roman" w:hAnsi="Times New Roman" w:cs="Times New Roman"/>
-          <w:sz w:val="28"/>
-          <w:szCs w:val="28"/>
-          <w:highlight w:val="none"/>
-        </w:rPr>
-        <w:t xml:space="preserve">        current = current-&gt;next;</w:t>
-      </w:r>
-      <w:r/>
-    </w:p>
-    <w:p>
-      <w:pPr>
-        <w:pBdr/>
-        <w:spacing/>
-        <w:ind/>
-        <w:rPr/>
-      </w:pPr>
-      <w:r>
-        <w:rPr>
-          <w:rFonts w:ascii="Times New Roman" w:hAnsi="Times New Roman" w:cs="Times New Roman"/>
-          <w:sz w:val="28"/>
-          <w:szCs w:val="28"/>
-          <w:highlight w:val="none"/>
-        </w:rPr>
-        <w:t xml:space="preserve">        ++i;</w:t>
-      </w:r>
-      <w:r/>
-    </w:p>
-    <w:p>
-      <w:pPr>
-        <w:pBdr/>
-        <w:spacing/>
-        <w:ind/>
-        <w:rPr/>
-      </w:pPr>
-      <w:r>
-        <w:rPr>
-          <w:rFonts w:ascii="Times New Roman" w:hAnsi="Times New Roman" w:cs="Times New Roman"/>
-          <w:sz w:val="28"/>
-          <w:szCs w:val="28"/>
-          <w:highlight w:val="none"/>
-        </w:rPr>
-        <w:t xml:space="preserve">    }</w:t>
-      </w:r>
-      <w:r/>
-    </w:p>
-    <w:p>
-      <w:pPr>
-        <w:pBdr/>
-        <w:spacing/>
-        <w:ind/>
-        <w:rPr/>
-      </w:pPr>
-      <w:r>
-        <w:rPr>
-          <w:rFonts w:ascii="Times New Roman" w:hAnsi="Times New Roman" w:cs="Times New Roman"/>
-          <w:sz w:val="28"/>
-          <w:szCs w:val="28"/>
-          <w:highlight w:val="none"/>
-        </w:rPr>
-        <w:t xml:space="preserve">}</w:t>
-      </w:r>
-      <w:r/>
-    </w:p>
-    <w:p>
-      <w:pPr>
-        <w:pBdr/>
-        <w:spacing/>
-        <w:ind/>
-        <w:rPr/>
-      </w:pPr>
-      <w:r>
-        <w:rPr>
-          <w:rFonts w:ascii="Times New Roman" w:hAnsi="Times New Roman" w:cs="Times New Roman"/>
-          <w:sz w:val="28"/>
-          <w:szCs w:val="28"/>
-          <w:highlight w:val="none"/>
-        </w:rPr>
-      </w:r>
-      <w:r/>
-    </w:p>
-    <w:p>
-      <w:pPr>
-        <w:pBdr/>
-        <w:spacing/>
-        <w:ind/>
-        <w:rPr/>
-      </w:pPr>
-      <w:r>
-        <w:rPr>
-          <w:rFonts w:ascii="Times New Roman" w:hAnsi="Times New Roman" w:cs="Times New Roman"/>
-          <w:sz w:val="28"/>
-          <w:szCs w:val="28"/>
-          <w:highlight w:val="none"/>
-        </w:rPr>
-        <w:t xml:space="preserve">void DoublyList::displayBackward() const {</w:t>
-      </w:r>
-      <w:r/>
-    </w:p>
-    <w:p>
-      <w:pPr>
-        <w:pBdr/>
-        <w:spacing/>
-        <w:ind/>
-        <w:rPr/>
-      </w:pPr>
-      <w:r>
-        <w:rPr>
-          <w:rFonts w:ascii="Times New Roman" w:hAnsi="Times New Roman" w:cs="Times New Roman"/>
-          <w:sz w:val="28"/>
-          <w:szCs w:val="28"/>
-          <w:highlight w:val="none"/>
-        </w:rPr>
-        <w:t xml:space="preserve">    if (isEmpty()) {</w:t>
-      </w:r>
-      <w:r/>
-    </w:p>
-    <w:p>
-      <w:pPr>
-        <w:pBdr/>
-        <w:spacing/>
-        <w:ind/>
-        <w:rPr/>
-      </w:pPr>
-      <w:r>
-        <w:rPr>
-          <w:rFonts w:ascii="Times New Roman" w:hAnsi="Times New Roman" w:cs="Times New Roman"/>
-          <w:sz w:val="28"/>
-          <w:szCs w:val="28"/>
-          <w:highlight w:val="none"/>
-        </w:rPr>
-        <w:t xml:space="preserve">        cout &lt;&lt; "Список порожній.\n";</w:t>
-      </w:r>
-      <w:r/>
-    </w:p>
-    <w:p>
-      <w:pPr>
-        <w:pBdr/>
-        <w:spacing/>
-        <w:ind/>
-        <w:rPr/>
-      </w:pPr>
-      <w:r>
-        <w:rPr>
-          <w:rFonts w:ascii="Times New Roman" w:hAnsi="Times New Roman" w:cs="Times New Roman"/>
-          <w:sz w:val="28"/>
-          <w:szCs w:val="28"/>
-          <w:highlight w:val="none"/>
-        </w:rPr>
-        <w:t xml:space="preserve">        return;</w:t>
-      </w:r>
-      <w:r/>
-    </w:p>
-    <w:p>
-      <w:pPr>
-        <w:pBdr/>
-        <w:spacing/>
-        <w:ind/>
-        <w:rPr/>
-      </w:pPr>
-      <w:r>
-        <w:rPr>
-          <w:rFonts w:ascii="Times New Roman" w:hAnsi="Times New Roman" w:cs="Times New Roman"/>
-          <w:sz w:val="28"/>
-          <w:szCs w:val="28"/>
-          <w:highlight w:val="none"/>
-        </w:rPr>
-        <w:t xml:space="preserve">    }</w:t>
-      </w:r>
-      <w:r/>
-    </w:p>
-    <w:p>
-      <w:pPr>
-        <w:pBdr/>
-        <w:spacing/>
-        <w:ind/>
-        <w:rPr/>
-      </w:pPr>
-      <w:r>
-        <w:rPr>
-          <w:rFonts w:ascii="Times New Roman" w:hAnsi="Times New Roman" w:cs="Times New Roman"/>
-          <w:sz w:val="28"/>
-          <w:szCs w:val="28"/>
-          <w:highlight w:val="none"/>
-        </w:rPr>
-        <w:t xml:space="preserve">    cout &lt;&lt; "Зворотний вивід (tail -&gt; head):\n";</w:t>
-      </w:r>
-      <w:r/>
-    </w:p>
-    <w:p>
-      <w:pPr>
-        <w:pBdr/>
-        <w:spacing/>
-        <w:ind/>
-        <w:rPr/>
-      </w:pPr>
-      <w:r>
-        <w:rPr>
-          <w:rFonts w:ascii="Times New Roman" w:hAnsi="Times New Roman" w:cs="Times New Roman"/>
-          <w:sz w:val="28"/>
-          <w:szCs w:val="28"/>
-          <w:highlight w:val="none"/>
-        </w:rPr>
-        <w:t xml:space="preserve">    ListNode* current = tail;</w:t>
-      </w:r>
-      <w:r/>
-    </w:p>
-    <w:p>
-      <w:pPr>
-        <w:pBdr/>
-        <w:spacing/>
-        <w:ind/>
-        <w:rPr/>
-      </w:pPr>
-      <w:r>
-        <w:rPr>
-          <w:rFonts w:ascii="Times New Roman" w:hAnsi="Times New Roman" w:cs="Times New Roman"/>
-          <w:sz w:val="28"/>
-          <w:szCs w:val="28"/>
-          <w:highlight w:val="none"/>
-        </w:rPr>
-        <w:t xml:space="preserve">    int i = count;</w:t>
-      </w:r>
-      <w:r/>
-    </w:p>
-    <w:p>
-      <w:pPr>
-        <w:pBdr/>
-        <w:spacing/>
-        <w:ind/>
-        <w:rPr/>
-      </w:pPr>
-      <w:r>
-        <w:rPr>
-          <w:rFonts w:ascii="Times New Roman" w:hAnsi="Times New Roman" w:cs="Times New Roman"/>
-          <w:sz w:val="28"/>
-          <w:szCs w:val="28"/>
-          <w:highlight w:val="none"/>
-        </w:rPr>
-        <w:t xml:space="preserve">    while (current != nullptr) {</w:t>
-      </w:r>
-      <w:r/>
-    </w:p>
-    <w:p>
-      <w:pPr>
-        <w:pBdr/>
-        <w:spacing/>
-        <w:ind/>
-        <w:rPr/>
-      </w:pPr>
-      <w:r>
-        <w:rPr>
-          <w:rFonts w:ascii="Times New Roman" w:hAnsi="Times New Roman" w:cs="Times New Roman"/>
-          <w:sz w:val="28"/>
-          <w:szCs w:val="28"/>
-          <w:highlight w:val="none"/>
-        </w:rPr>
-        <w:t xml:space="preserve">        cout &lt;&lt; "  " &lt;&lt; i &lt;&lt; ") " &lt;&lt; current-&gt;data &lt;&lt; "\n";</w:t>
-      </w:r>
-      <w:r/>
-    </w:p>
-    <w:p>
-      <w:pPr>
-        <w:pBdr/>
-        <w:spacing/>
-        <w:ind/>
-        <w:rPr/>
-      </w:pPr>
-      <w:r>
-        <w:rPr>
-          <w:rFonts w:ascii="Times New Roman" w:hAnsi="Times New Roman" w:cs="Times New Roman"/>
-          <w:sz w:val="28"/>
-          <w:szCs w:val="28"/>
-          <w:highlight w:val="none"/>
-        </w:rPr>
-        <w:t xml:space="preserve">        current = current-&gt;prev;</w:t>
-      </w:r>
-      <w:r/>
-    </w:p>
-    <w:p>
-      <w:pPr>
-        <w:pBdr/>
-        <w:spacing/>
-        <w:ind/>
-        <w:rPr/>
-      </w:pPr>
-      <w:r>
-        <w:rPr>
-          <w:rFonts w:ascii="Times New Roman" w:hAnsi="Times New Roman" w:cs="Times New Roman"/>
-          <w:sz w:val="28"/>
-          <w:szCs w:val="28"/>
-          <w:highlight w:val="none"/>
-        </w:rPr>
-        <w:t xml:space="preserve">        --i;</w:t>
-      </w:r>
-      <w:r/>
-    </w:p>
-    <w:p>
-      <w:pPr>
-        <w:pBdr/>
-        <w:spacing/>
-        <w:ind/>
-        <w:rPr/>
-      </w:pPr>
-      <w:r>
-        <w:rPr>
-          <w:rFonts w:ascii="Times New Roman" w:hAnsi="Times New Roman" w:cs="Times New Roman"/>
-          <w:sz w:val="28"/>
-          <w:szCs w:val="28"/>
-          <w:highlight w:val="none"/>
-        </w:rPr>
-        <w:t xml:space="preserve">    }</w:t>
-      </w:r>
-      <w:r/>
-    </w:p>
-    <w:p>
-      <w:pPr>
-        <w:pBdr/>
-        <w:spacing/>
-        <w:ind/>
-        <w:rPr/>
-      </w:pPr>
-      <w:r>
-        <w:rPr>
-          <w:rFonts w:ascii="Times New Roman" w:hAnsi="Times New Roman" w:cs="Times New Roman"/>
-          <w:sz w:val="28"/>
-          <w:szCs w:val="28"/>
-          <w:highlight w:val="none"/>
-        </w:rPr>
-        <w:t xml:space="preserve">}</w:t>
-      </w:r>
-      <w:r/>
-    </w:p>
-    <w:p>
-      <w:pPr>
-        <w:pBdr/>
-        <w:spacing/>
-        <w:ind/>
-        <w:rPr/>
-      </w:pPr>
-      <w:r>
-        <w:rPr>
-          <w:rFonts w:ascii="Times New Roman" w:hAnsi="Times New Roman" w:cs="Times New Roman"/>
-          <w:sz w:val="28"/>
-          <w:szCs w:val="28"/>
-          <w:highlight w:val="none"/>
-        </w:rPr>
-      </w:r>
-      <w:r/>
-    </w:p>
-    <w:p>
-      <w:pPr>
-        <w:pBdr/>
-        <w:spacing/>
-        <w:ind/>
-        <w:rPr/>
-      </w:pPr>
-      <w:r>
-        <w:rPr>
-          <w:rFonts w:ascii="Times New Roman" w:hAnsi="Times New Roman" w:cs="Times New Roman"/>
-          <w:sz w:val="28"/>
-          <w:szCs w:val="28"/>
-          <w:highlight w:val="none"/>
-        </w:rPr>
-        <w:t xml:space="preserve">void DoublyList::clear() {</w:t>
-      </w:r>
-      <w:r/>
-    </w:p>
-    <w:p>
-      <w:pPr>
-        <w:pBdr/>
-        <w:spacing/>
-        <w:ind/>
-        <w:rPr/>
-      </w:pPr>
-      <w:r>
-        <w:rPr>
-          <w:rFonts w:ascii="Times New Roman" w:hAnsi="Times New Roman" w:cs="Times New Roman"/>
-          <w:sz w:val="28"/>
-          <w:szCs w:val="28"/>
-          <w:highlight w:val="none"/>
-        </w:rPr>
-        <w:t xml:space="preserve">    ListNode* current = head;</w:t>
-      </w:r>
-      <w:r/>
-    </w:p>
-    <w:p>
-      <w:pPr>
-        <w:pBdr/>
-        <w:spacing/>
-        <w:ind/>
-        <w:rPr/>
-      </w:pPr>
-      <w:r>
-        <w:rPr>
-          <w:rFonts w:ascii="Times New Roman" w:hAnsi="Times New Roman" w:cs="Times New Roman"/>
-          <w:sz w:val="28"/>
-          <w:szCs w:val="28"/>
-          <w:highlight w:val="none"/>
-        </w:rPr>
-        <w:t xml:space="preserve">    while (current != nullptr) {</w:t>
-      </w:r>
-      <w:r/>
-    </w:p>
-    <w:p>
-      <w:pPr>
-        <w:pBdr/>
-        <w:spacing/>
-        <w:ind/>
-        <w:rPr/>
-      </w:pPr>
-      <w:r>
-        <w:rPr>
-          <w:rFonts w:ascii="Times New Roman" w:hAnsi="Times New Roman" w:cs="Times New Roman"/>
-          <w:sz w:val="28"/>
-          <w:szCs w:val="28"/>
-          <w:highlight w:val="none"/>
-        </w:rPr>
-        <w:t xml:space="preserve">        ListNode* next = current-&gt;next;</w:t>
-      </w:r>
-      <w:r/>
-    </w:p>
-    <w:p>
-      <w:pPr>
-        <w:pBdr/>
-        <w:spacing/>
-        <w:ind/>
-        <w:rPr/>
-      </w:pPr>
-      <w:r>
-        <w:rPr>
-          <w:rFonts w:ascii="Times New Roman" w:hAnsi="Times New Roman" w:cs="Times New Roman"/>
-          <w:sz w:val="28"/>
-          <w:szCs w:val="28"/>
-          <w:highlight w:val="none"/>
-        </w:rPr>
-        <w:t xml:space="preserve">        delete current;</w:t>
-      </w:r>
-      <w:r/>
-    </w:p>
-    <w:p>
-      <w:pPr>
-        <w:pBdr/>
-        <w:spacing/>
-        <w:ind/>
-        <w:rPr/>
-      </w:pPr>
-      <w:r>
-        <w:rPr>
-          <w:rFonts w:ascii="Times New Roman" w:hAnsi="Times New Roman" w:cs="Times New Roman"/>
-          <w:sz w:val="28"/>
-          <w:szCs w:val="28"/>
-          <w:highlight w:val="none"/>
-        </w:rPr>
-        <w:t xml:space="preserve">        current = next;</w:t>
-      </w:r>
-      <w:r/>
-    </w:p>
-    <w:p>
-      <w:pPr>
-        <w:pBdr/>
-        <w:spacing/>
-        <w:ind/>
-        <w:rPr/>
-      </w:pPr>
-      <w:r>
-        <w:rPr>
-          <w:rFonts w:ascii="Times New Roman" w:hAnsi="Times New Roman" w:cs="Times New Roman"/>
-          <w:sz w:val="28"/>
-          <w:szCs w:val="28"/>
-          <w:highlight w:val="none"/>
-        </w:rPr>
-        <w:t xml:space="preserve">    }</w:t>
-      </w:r>
-      <w:r/>
-    </w:p>
-    <w:p>
-      <w:pPr>
-        <w:pBdr/>
-        <w:spacing/>
-        <w:ind/>
-        <w:rPr/>
-      </w:pPr>
-      <w:r>
-        <w:rPr>
-          <w:rFonts w:ascii="Times New Roman" w:hAnsi="Times New Roman" w:cs="Times New Roman"/>
-          <w:sz w:val="28"/>
-          <w:szCs w:val="28"/>
-          <w:highlight w:val="none"/>
-        </w:rPr>
-        <w:t xml:space="preserve">    head = tail = nullptr;</w:t>
-      </w:r>
-      <w:r/>
-    </w:p>
-    <w:p>
-      <w:pPr>
-        <w:pBdr/>
-        <w:spacing/>
-        <w:ind/>
-        <w:rPr/>
-      </w:pPr>
-      <w:r>
-        <w:rPr>
-          <w:rFonts w:ascii="Times New Roman" w:hAnsi="Times New Roman" w:cs="Times New Roman"/>
-          <w:sz w:val="28"/>
-          <w:szCs w:val="28"/>
-          <w:highlight w:val="none"/>
-        </w:rPr>
-        <w:t xml:space="preserve">    count = 0;</w:t>
-      </w:r>
-      <w:r/>
-    </w:p>
-    <w:p>
-      <w:pPr>
-        <w:pBdr/>
-        <w:spacing/>
-        <w:ind/>
-        <w:rPr/>
-      </w:pPr>
-      <w:r>
-        <w:rPr>
-          <w:rFonts w:ascii="Times New Roman" w:hAnsi="Times New Roman" w:cs="Times New Roman"/>
-          <w:sz w:val="28"/>
-          <w:szCs w:val="28"/>
-          <w:highlight w:val="none"/>
-        </w:rPr>
-        <w:t xml:space="preserve">}</w:t>
-      </w:r>
-      <w:r/>
-    </w:p>
-    <w:p>
-      <w:pPr>
-        <w:pBdr/>
-        <w:spacing/>
-        <w:ind/>
-        <w:rPr/>
-      </w:pPr>
-      <w:r>
-        <w:rPr>
-          <w:rFonts w:ascii="Times New Roman" w:hAnsi="Times New Roman" w:cs="Times New Roman"/>
-          <w:sz w:val="28"/>
-          <w:szCs w:val="28"/>
-          <w:highlight w:val="none"/>
-        </w:rPr>
-      </w:r>
-      <w:r/>
-    </w:p>
-    <w:p>
-      <w:pPr>
-        <w:pBdr/>
-        <w:spacing/>
-        <w:ind/>
-        <w:rPr/>
-      </w:pPr>
-      <w:r>
-        <w:rPr>
-          <w:rFonts w:ascii="Times New Roman" w:hAnsi="Times New Roman" w:cs="Times New Roman"/>
-          <w:sz w:val="28"/>
-          <w:szCs w:val="28"/>
-          <w:highlight w:val="none"/>
-        </w:rPr>
-        <w:t xml:space="preserve">—— Файл: main.cpp ———</w:t>
-      </w:r>
-      <w:r/>
-    </w:p>
-    <w:p>
-      <w:pPr>
-        <w:pBdr/>
-        <w:spacing/>
-        <w:ind/>
-        <w:rPr/>
-      </w:pPr>
-      <w:r>
-        <w:rPr>
-          <w:rFonts w:ascii="Times New Roman" w:hAnsi="Times New Roman" w:cs="Times New Roman"/>
-          <w:sz w:val="28"/>
-          <w:szCs w:val="28"/>
-          <w:highlight w:val="none"/>
-        </w:rPr>
-      </w:r>
-      <w:r/>
-    </w:p>
-    <w:p>
-      <w:pPr>
-        <w:pBdr/>
-        <w:spacing/>
-        <w:ind/>
-        <w:rPr/>
-      </w:pPr>
-      <w:r>
-        <w:rPr>
-          <w:rFonts w:ascii="Times New Roman" w:hAnsi="Times New Roman" w:cs="Times New Roman"/>
-          <w:sz w:val="28"/>
-          <w:szCs w:val="28"/>
-          <w:highlight w:val="none"/>
-        </w:rPr>
-        <w:t xml:space="preserve">#include &lt;iostream&gt;</w:t>
-      </w:r>
-      <w:r/>
-    </w:p>
-    <w:p>
-      <w:pPr>
-        <w:pBdr/>
-        <w:spacing/>
-        <w:ind/>
-        <w:rPr/>
-      </w:pPr>
-      <w:r>
-        <w:rPr>
-          <w:rFonts w:ascii="Times New Roman" w:hAnsi="Times New Roman" w:cs="Times New Roman"/>
-          <w:sz w:val="28"/>
-          <w:szCs w:val="28"/>
-          <w:highlight w:val="none"/>
-        </w:rPr>
-        <w:t xml:space="preserve">#include "signaling.h"</w:t>
-      </w:r>
-      <w:r/>
-    </w:p>
-    <w:p>
-      <w:pPr>
-        <w:pBdr/>
-        <w:spacing/>
-        <w:ind/>
-        <w:rPr/>
-      </w:pPr>
-      <w:r>
-        <w:rPr>
-          <w:rFonts w:ascii="Times New Roman" w:hAnsi="Times New Roman" w:cs="Times New Roman"/>
-          <w:sz w:val="28"/>
-          <w:szCs w:val="28"/>
-          <w:highlight w:val="none"/>
-        </w:rPr>
-        <w:t xml:space="preserve">#include "doubly_list.h"</w:t>
-      </w:r>
-      <w:r/>
-    </w:p>
-    <w:p>
-      <w:pPr>
-        <w:pBdr/>
-        <w:spacing/>
-        <w:ind/>
-        <w:rPr/>
-      </w:pPr>
-      <w:r>
-        <w:rPr>
-          <w:rFonts w:ascii="Times New Roman" w:hAnsi="Times New Roman" w:cs="Times New Roman"/>
-          <w:sz w:val="28"/>
-          <w:szCs w:val="28"/>
-          <w:highlight w:val="none"/>
-        </w:rPr>
-      </w:r>
-      <w:r/>
-    </w:p>
-    <w:p>
-      <w:pPr>
-        <w:pBdr/>
-        <w:spacing/>
-        <w:ind/>
-        <w:rPr/>
-      </w:pPr>
-      <w:r>
-        <w:rPr>
-          <w:rFonts w:ascii="Times New Roman" w:hAnsi="Times New Roman" w:cs="Times New Roman"/>
-          <w:sz w:val="28"/>
-          <w:szCs w:val="28"/>
-          <w:highlight w:val="none"/>
-        </w:rPr>
-        <w:t xml:space="preserve">using namespace std;</w:t>
-      </w:r>
-      <w:r/>
-    </w:p>
-    <w:p>
-      <w:pPr>
-        <w:pBdr/>
-        <w:spacing/>
-        <w:ind/>
-        <w:rPr/>
-      </w:pPr>
-      <w:r>
-        <w:rPr>
-          <w:rFonts w:ascii="Times New Roman" w:hAnsi="Times New Roman" w:cs="Times New Roman"/>
-          <w:sz w:val="28"/>
-          <w:szCs w:val="28"/>
-          <w:highlight w:val="none"/>
-        </w:rPr>
-      </w:r>
-      <w:r/>
-    </w:p>
-    <w:p>
-      <w:pPr>
-        <w:pBdr/>
-        <w:spacing/>
-        <w:ind/>
-        <w:rPr/>
-      </w:pPr>
-      <w:r>
-        <w:rPr>
-          <w:rFonts w:ascii="Times New Roman" w:hAnsi="Times New Roman" w:cs="Times New Roman"/>
-          <w:sz w:val="28"/>
-          <w:szCs w:val="28"/>
-          <w:highlight w:val="none"/>
-        </w:rPr>
-        <w:t xml:space="preserve">int main() {</w:t>
-      </w:r>
-      <w:r/>
-    </w:p>
-    <w:p>
-      <w:pPr>
-        <w:pBdr/>
-        <w:spacing/>
-        <w:ind/>
-        <w:rPr/>
-      </w:pPr>
-      <w:r>
-        <w:rPr>
-          <w:rFonts w:ascii="Times New Roman" w:hAnsi="Times New Roman" w:cs="Times New Roman"/>
-          <w:sz w:val="28"/>
-          <w:szCs w:val="28"/>
-          <w:highlight w:val="none"/>
-        </w:rPr>
-        <w:t xml:space="preserve">    cout &lt;&lt; "=== Лаб. №14-15: Двозв'язний список (Сигналізація) ===\n\n";</w:t>
-      </w:r>
-      <w:r/>
-    </w:p>
-    <w:p>
-      <w:pPr>
-        <w:pBdr/>
-        <w:spacing/>
-        <w:ind/>
-        <w:rPr/>
-      </w:pPr>
-      <w:r>
-        <w:rPr>
-          <w:rFonts w:ascii="Times New Roman" w:hAnsi="Times New Roman" w:cs="Times New Roman"/>
-          <w:sz w:val="28"/>
-          <w:szCs w:val="28"/>
-          <w:highlight w:val="none"/>
-        </w:rPr>
-      </w:r>
-      <w:r/>
-    </w:p>
-    <w:p>
-      <w:pPr>
-        <w:pBdr/>
-        <w:spacing/>
-        <w:ind/>
-        <w:rPr/>
-      </w:pPr>
-      <w:r>
-        <w:rPr>
-          <w:rFonts w:ascii="Times New Roman" w:hAnsi="Times New Roman" w:cs="Times New Roman"/>
-          <w:sz w:val="28"/>
-          <w:szCs w:val="28"/>
-          <w:highlight w:val="none"/>
-        </w:rPr>
-        <w:t xml:space="preserve">    DoublyList list;</w:t>
-      </w:r>
-      <w:r/>
-    </w:p>
-    <w:p>
-      <w:pPr>
-        <w:pBdr/>
-        <w:spacing/>
-        <w:ind/>
-        <w:rPr/>
-      </w:pPr>
-      <w:r>
-        <w:rPr>
-          <w:rFonts w:ascii="Times New Roman" w:hAnsi="Times New Roman" w:cs="Times New Roman"/>
-          <w:sz w:val="28"/>
-          <w:szCs w:val="28"/>
-          <w:highlight w:val="none"/>
-        </w:rPr>
-      </w:r>
-      <w:r/>
-    </w:p>
-    <w:p>
-      <w:pPr>
-        <w:pBdr/>
-        <w:spacing/>
-        <w:ind/>
-        <w:rPr/>
-      </w:pPr>
-      <w:r>
-        <w:rPr>
-          <w:rFonts w:ascii="Times New Roman" w:hAnsi="Times New Roman" w:cs="Times New Roman"/>
-          <w:sz w:val="28"/>
-          <w:szCs w:val="28"/>
-          <w:highlight w:val="none"/>
-        </w:rPr>
-        <w:t xml:space="preserve">    cout &lt;&lt; "1. Перевірка порожнього списку:\n";</w:t>
-      </w:r>
-      <w:r/>
-    </w:p>
-    <w:p>
-      <w:pPr>
-        <w:pBdr/>
-        <w:spacing/>
-        <w:ind/>
-        <w:rPr/>
-      </w:pPr>
-      <w:r>
-        <w:rPr>
-          <w:rFonts w:ascii="Times New Roman" w:hAnsi="Times New Roman" w:cs="Times New Roman"/>
-          <w:sz w:val="28"/>
-          <w:szCs w:val="28"/>
-          <w:highlight w:val="none"/>
-        </w:rPr>
-        <w:t xml:space="preserve">    cout &lt;&lt; "isEmpty() = " &lt;&lt; (list.isEmpty() ? "так" : "ні") &lt;&lt; "\n";</w:t>
-      </w:r>
-      <w:r/>
-    </w:p>
-    <w:p>
-      <w:pPr>
-        <w:pBdr/>
-        <w:spacing/>
-        <w:ind/>
-        <w:rPr/>
-      </w:pPr>
-      <w:r>
-        <w:rPr>
-          <w:rFonts w:ascii="Times New Roman" w:hAnsi="Times New Roman" w:cs="Times New Roman"/>
-          <w:sz w:val="28"/>
-          <w:szCs w:val="28"/>
-          <w:highlight w:val="none"/>
-        </w:rPr>
-        <w:t xml:space="preserve">    cout &lt;&lt; "size() = " &lt;&lt; list.size() &lt;&lt; "\n\n";</w:t>
-      </w:r>
-      <w:r/>
-    </w:p>
-    <w:p>
-      <w:pPr>
-        <w:pBdr/>
-        <w:spacing/>
-        <w:ind/>
-        <w:rPr/>
-      </w:pPr>
-      <w:r>
-        <w:rPr>
-          <w:rFonts w:ascii="Times New Roman" w:hAnsi="Times New Roman" w:cs="Times New Roman"/>
-          <w:sz w:val="28"/>
-          <w:szCs w:val="28"/>
-          <w:highlight w:val="none"/>
-        </w:rPr>
-      </w:r>
-      <w:r/>
-    </w:p>
-    <w:p>
-      <w:pPr>
-        <w:pBdr/>
-        <w:spacing/>
-        <w:ind/>
-        <w:rPr/>
-      </w:pPr>
-      <w:r>
-        <w:rPr>
-          <w:rFonts w:ascii="Times New Roman" w:hAnsi="Times New Roman" w:cs="Times New Roman"/>
-          <w:sz w:val="28"/>
-          <w:szCs w:val="28"/>
-          <w:highlight w:val="none"/>
-        </w:rPr>
-        <w:t xml:space="preserve">    cout &lt;&lt; "2. Додавання елементів:\n";</w:t>
-      </w:r>
-      <w:r/>
-    </w:p>
-    <w:p>
-      <w:pPr>
-        <w:pBdr/>
-        <w:spacing/>
-        <w:ind/>
-        <w:rPr/>
-      </w:pPr>
-      <w:r>
-        <w:rPr>
-          <w:rFonts w:ascii="Times New Roman" w:hAnsi="Times New Roman" w:cs="Times New Roman"/>
-          <w:sz w:val="28"/>
-          <w:szCs w:val="28"/>
-          <w:highlight w:val="none"/>
-        </w:rPr>
-        <w:t xml:space="preserve">    Signaling a(8, true, "сирена");</w:t>
-      </w:r>
-      <w:r/>
-    </w:p>
-    <w:p>
-      <w:pPr>
-        <w:pBdr/>
-        <w:spacing/>
-        <w:ind/>
-        <w:rPr/>
-      </w:pPr>
-      <w:r>
-        <w:rPr>
-          <w:rFonts w:ascii="Times New Roman" w:hAnsi="Times New Roman" w:cs="Times New Roman"/>
-          <w:sz w:val="28"/>
-          <w:szCs w:val="28"/>
-          <w:highlight w:val="none"/>
-        </w:rPr>
-        <w:t xml:space="preserve">    Signaling b(12, false, "SMS");</w:t>
-      </w:r>
-      <w:r/>
-    </w:p>
-    <w:p>
-      <w:pPr>
-        <w:pBdr/>
-        <w:spacing/>
-        <w:ind/>
-        <w:rPr/>
-      </w:pPr>
-      <w:r>
-        <w:rPr>
-          <w:rFonts w:ascii="Times New Roman" w:hAnsi="Times New Roman" w:cs="Times New Roman"/>
-          <w:sz w:val="28"/>
-          <w:szCs w:val="28"/>
-          <w:highlight w:val="none"/>
-        </w:rPr>
-        <w:t xml:space="preserve">    Signaling c(5, true, "додаток");</w:t>
-      </w:r>
-      <w:r/>
-    </w:p>
-    <w:p>
-      <w:pPr>
-        <w:pBdr/>
-        <w:spacing/>
-        <w:ind/>
-        <w:rPr/>
-      </w:pPr>
-      <w:r>
-        <w:rPr>
-          <w:rFonts w:ascii="Times New Roman" w:hAnsi="Times New Roman" w:cs="Times New Roman"/>
-          <w:sz w:val="28"/>
-          <w:szCs w:val="28"/>
-          <w:highlight w:val="none"/>
-        </w:rPr>
-        <w:t xml:space="preserve">    Signaling d(20, true, "email");</w:t>
-      </w:r>
-      <w:r/>
-    </w:p>
-    <w:p>
-      <w:pPr>
-        <w:pBdr/>
-        <w:spacing/>
-        <w:ind/>
-        <w:rPr/>
-      </w:pPr>
-      <w:r>
-        <w:rPr>
-          <w:rFonts w:ascii="Times New Roman" w:hAnsi="Times New Roman" w:cs="Times New Roman"/>
-          <w:sz w:val="28"/>
-          <w:szCs w:val="28"/>
-          <w:highlight w:val="none"/>
-        </w:rPr>
-        <w:t xml:space="preserve">    Signaling e(3, false, "дзвінок");</w:t>
-      </w:r>
-      <w:r/>
-    </w:p>
-    <w:p>
-      <w:pPr>
-        <w:pBdr/>
-        <w:spacing/>
-        <w:ind/>
-        <w:rPr/>
-      </w:pPr>
-      <w:r>
-        <w:rPr>
-          <w:rFonts w:ascii="Times New Roman" w:hAnsi="Times New Roman" w:cs="Times New Roman"/>
-          <w:sz w:val="28"/>
-          <w:szCs w:val="28"/>
-          <w:highlight w:val="none"/>
-        </w:rPr>
-      </w:r>
-      <w:r/>
-    </w:p>
-    <w:p>
-      <w:pPr>
-        <w:pBdr/>
-        <w:spacing/>
-        <w:ind/>
-        <w:rPr/>
-      </w:pPr>
-      <w:r>
-        <w:rPr>
-          <w:rFonts w:ascii="Times New Roman" w:hAnsi="Times New Roman" w:cs="Times New Roman"/>
-          <w:sz w:val="28"/>
-          <w:szCs w:val="28"/>
-          <w:highlight w:val="none"/>
-        </w:rPr>
-        <w:t xml:space="preserve">    list.pushBack(a);</w:t>
-      </w:r>
-      <w:r/>
-    </w:p>
-    <w:p>
-      <w:pPr>
-        <w:pBdr/>
-        <w:spacing/>
-        <w:ind/>
-        <w:rPr/>
-      </w:pPr>
-      <w:r>
-        <w:rPr>
-          <w:rFonts w:ascii="Times New Roman" w:hAnsi="Times New Roman" w:cs="Times New Roman"/>
-          <w:sz w:val="28"/>
-          <w:szCs w:val="28"/>
-          <w:highlight w:val="none"/>
-        </w:rPr>
-        <w:t xml:space="preserve">    list.pushBack(b);</w:t>
-      </w:r>
-      <w:r/>
-    </w:p>
-    <w:p>
-      <w:pPr>
-        <w:pBdr/>
-        <w:spacing/>
-        <w:ind/>
-        <w:rPr/>
-      </w:pPr>
-      <w:r>
-        <w:rPr>
-          <w:rFonts w:ascii="Times New Roman" w:hAnsi="Times New Roman" w:cs="Times New Roman"/>
-          <w:sz w:val="28"/>
-          <w:szCs w:val="28"/>
-          <w:highlight w:val="none"/>
-        </w:rPr>
-        <w:t xml:space="preserve">    list.pushFront(c);</w:t>
-      </w:r>
-      <w:r/>
-    </w:p>
-    <w:p>
-      <w:pPr>
-        <w:pBdr/>
-        <w:spacing/>
-        <w:ind/>
-        <w:rPr/>
-      </w:pPr>
-      <w:r>
-        <w:rPr>
-          <w:rFonts w:ascii="Times New Roman" w:hAnsi="Times New Roman" w:cs="Times New Roman"/>
-          <w:sz w:val="28"/>
-          <w:szCs w:val="28"/>
-          <w:highlight w:val="none"/>
-        </w:rPr>
-        <w:t xml:space="preserve">    list.pushBack(d);</w:t>
-      </w:r>
-      <w:r/>
-    </w:p>
-    <w:p>
-      <w:pPr>
-        <w:pBdr/>
-        <w:spacing/>
-        <w:ind/>
-        <w:rPr/>
-      </w:pPr>
-      <w:r>
-        <w:rPr>
-          <w:rFonts w:ascii="Times New Roman" w:hAnsi="Times New Roman" w:cs="Times New Roman"/>
-          <w:sz w:val="28"/>
-          <w:szCs w:val="28"/>
-          <w:highlight w:val="none"/>
-        </w:rPr>
-        <w:t xml:space="preserve">    cout &lt;&lt; "\n";</w:t>
-      </w:r>
-      <w:r/>
-    </w:p>
-    <w:p>
-      <w:pPr>
-        <w:pBdr/>
-        <w:spacing/>
-        <w:ind/>
-        <w:rPr/>
-      </w:pPr>
-      <w:r>
-        <w:rPr>
-          <w:rFonts w:ascii="Times New Roman" w:hAnsi="Times New Roman" w:cs="Times New Roman"/>
-          <w:sz w:val="28"/>
-          <w:szCs w:val="28"/>
-          <w:highlight w:val="none"/>
-        </w:rPr>
-      </w:r>
-      <w:r/>
-    </w:p>
-    <w:p>
-      <w:pPr>
-        <w:pBdr/>
-        <w:spacing/>
-        <w:ind/>
-        <w:rPr/>
-      </w:pPr>
-      <w:r>
-        <w:rPr>
-          <w:rFonts w:ascii="Times New Roman" w:hAnsi="Times New Roman" w:cs="Times New Roman"/>
-          <w:sz w:val="28"/>
-          <w:szCs w:val="28"/>
-          <w:highlight w:val="none"/>
-        </w:rPr>
-        <w:t xml:space="preserve">    cout &lt;&lt; "3. Вставка після елемента:\n";</w:t>
-      </w:r>
-      <w:r/>
-    </w:p>
-    <w:p>
-      <w:pPr>
-        <w:pBdr/>
-        <w:spacing/>
-        <w:ind/>
-        <w:rPr/>
-      </w:pPr>
-      <w:r>
-        <w:rPr>
-          <w:rFonts w:ascii="Times New Roman" w:hAnsi="Times New Roman" w:cs="Times New Roman"/>
-          <w:sz w:val="28"/>
-          <w:szCs w:val="28"/>
-          <w:highlight w:val="none"/>
-        </w:rPr>
-        <w:t xml:space="preserve">    list.insertAfter(a, e);</w:t>
-      </w:r>
-      <w:r/>
-    </w:p>
-    <w:p>
-      <w:pPr>
-        <w:pBdr/>
-        <w:spacing/>
-        <w:ind/>
-        <w:rPr/>
-      </w:pPr>
-      <w:r>
-        <w:rPr>
-          <w:rFonts w:ascii="Times New Roman" w:hAnsi="Times New Roman" w:cs="Times New Roman"/>
-          <w:sz w:val="28"/>
-          <w:szCs w:val="28"/>
-          <w:highlight w:val="none"/>
-        </w:rPr>
-        <w:t xml:space="preserve">    cout &lt;&lt; "\n";</w:t>
-      </w:r>
-      <w:r/>
-    </w:p>
-    <w:p>
-      <w:pPr>
-        <w:pBdr/>
-        <w:spacing/>
-        <w:ind/>
-        <w:rPr/>
-      </w:pPr>
-      <w:r>
-        <w:rPr>
-          <w:rFonts w:ascii="Times New Roman" w:hAnsi="Times New Roman" w:cs="Times New Roman"/>
-          <w:sz w:val="28"/>
-          <w:szCs w:val="28"/>
-          <w:highlight w:val="none"/>
-        </w:rPr>
-      </w:r>
-      <w:r/>
-    </w:p>
-    <w:p>
-      <w:pPr>
-        <w:pBdr/>
-        <w:spacing/>
-        <w:ind/>
-        <w:rPr/>
-      </w:pPr>
-      <w:r>
-        <w:rPr>
-          <w:rFonts w:ascii="Times New Roman" w:hAnsi="Times New Roman" w:cs="Times New Roman"/>
-          <w:sz w:val="28"/>
-          <w:szCs w:val="28"/>
-          <w:highlight w:val="none"/>
-        </w:rPr>
-        <w:t xml:space="preserve">    cout &lt;&lt; "4. Прямий вивід:\n";</w:t>
-      </w:r>
-      <w:r/>
-    </w:p>
-    <w:p>
-      <w:pPr>
-        <w:pBdr/>
-        <w:spacing/>
-        <w:ind/>
-        <w:rPr/>
-      </w:pPr>
-      <w:r>
-        <w:rPr>
-          <w:rFonts w:ascii="Times New Roman" w:hAnsi="Times New Roman" w:cs="Times New Roman"/>
-          <w:sz w:val="28"/>
-          <w:szCs w:val="28"/>
-          <w:highlight w:val="none"/>
-        </w:rPr>
-        <w:t xml:space="preserve">    list.displayForward();</w:t>
-      </w:r>
-      <w:r/>
-    </w:p>
-    <w:p>
-      <w:pPr>
-        <w:pBdr/>
-        <w:spacing/>
-        <w:ind/>
-        <w:rPr/>
-      </w:pPr>
-      <w:r>
-        <w:rPr>
-          <w:rFonts w:ascii="Times New Roman" w:hAnsi="Times New Roman" w:cs="Times New Roman"/>
-          <w:sz w:val="28"/>
-          <w:szCs w:val="28"/>
-          <w:highlight w:val="none"/>
-        </w:rPr>
-        <w:t xml:space="preserve">    cout &lt;&lt; "Кількість елементів: " &lt;&lt; list.size() &lt;&lt; "\n\n";</w:t>
-      </w:r>
-      <w:r/>
-    </w:p>
-    <w:p>
-      <w:pPr>
-        <w:pBdr/>
-        <w:spacing/>
-        <w:ind/>
-        <w:rPr/>
-      </w:pPr>
-      <w:r>
-        <w:rPr>
-          <w:rFonts w:ascii="Times New Roman" w:hAnsi="Times New Roman" w:cs="Times New Roman"/>
-          <w:sz w:val="28"/>
-          <w:szCs w:val="28"/>
-          <w:highlight w:val="none"/>
-        </w:rPr>
-      </w:r>
-      <w:r/>
-    </w:p>
-    <w:p>
-      <w:pPr>
-        <w:pBdr/>
-        <w:spacing/>
-        <w:ind/>
-        <w:rPr/>
-      </w:pPr>
-      <w:r>
-        <w:rPr>
-          <w:rFonts w:ascii="Times New Roman" w:hAnsi="Times New Roman" w:cs="Times New Roman"/>
-          <w:sz w:val="28"/>
-          <w:szCs w:val="28"/>
-          <w:highlight w:val="none"/>
-        </w:rPr>
-        <w:t xml:space="preserve">    cout &lt;&lt; "5. Зворотний вивід:\n";</w:t>
-      </w:r>
-      <w:r/>
-    </w:p>
-    <w:p>
-      <w:pPr>
-        <w:pBdr/>
-        <w:spacing/>
-        <w:ind/>
-        <w:rPr/>
-      </w:pPr>
-      <w:r>
-        <w:rPr>
-          <w:rFonts w:ascii="Times New Roman" w:hAnsi="Times New Roman" w:cs="Times New Roman"/>
-          <w:sz w:val="28"/>
-          <w:szCs w:val="28"/>
-          <w:highlight w:val="none"/>
-        </w:rPr>
-        <w:t xml:space="preserve">    list.displayBackward();</w:t>
-      </w:r>
-      <w:r/>
-    </w:p>
-    <w:p>
-      <w:pPr>
-        <w:pBdr/>
-        <w:spacing/>
-        <w:ind/>
-        <w:rPr/>
-      </w:pPr>
-      <w:r>
-        <w:rPr>
-          <w:rFonts w:ascii="Times New Roman" w:hAnsi="Times New Roman" w:cs="Times New Roman"/>
-          <w:sz w:val="28"/>
-          <w:szCs w:val="28"/>
-          <w:highlight w:val="none"/>
-        </w:rPr>
-        <w:t xml:space="preserve">    cout &lt;&lt; "\n";</w:t>
-      </w:r>
-      <w:r/>
-    </w:p>
-    <w:p>
-      <w:pPr>
-        <w:pBdr/>
-        <w:spacing/>
-        <w:ind/>
-        <w:rPr/>
-      </w:pPr>
-      <w:r>
-        <w:rPr>
-          <w:rFonts w:ascii="Times New Roman" w:hAnsi="Times New Roman" w:cs="Times New Roman"/>
-          <w:sz w:val="28"/>
-          <w:szCs w:val="28"/>
-          <w:highlight w:val="none"/>
-        </w:rPr>
-      </w:r>
-      <w:r/>
-    </w:p>
-    <w:p>
-      <w:pPr>
-        <w:pBdr/>
-        <w:spacing/>
-        <w:ind/>
-        <w:rPr/>
-      </w:pPr>
-      <w:r>
-        <w:rPr>
-          <w:rFonts w:ascii="Times New Roman" w:hAnsi="Times New Roman" w:cs="Times New Roman"/>
-          <w:sz w:val="28"/>
-          <w:szCs w:val="28"/>
-          <w:highlight w:val="none"/>
-        </w:rPr>
-        <w:t xml:space="preserve">    cout &lt;&lt; "6. Видалення з початку:\n";</w:t>
-      </w:r>
-      <w:r/>
-    </w:p>
-    <w:p>
-      <w:pPr>
-        <w:pBdr/>
-        <w:spacing/>
-        <w:ind/>
-        <w:rPr/>
-      </w:pPr>
-      <w:r>
-        <w:rPr>
-          <w:rFonts w:ascii="Times New Roman" w:hAnsi="Times New Roman" w:cs="Times New Roman"/>
-          <w:sz w:val="28"/>
-          <w:szCs w:val="28"/>
-          <w:highlight w:val="none"/>
-        </w:rPr>
-        <w:t xml:space="preserve">    list.popFront();</w:t>
-      </w:r>
-      <w:r/>
-    </w:p>
-    <w:p>
-      <w:pPr>
-        <w:pBdr/>
-        <w:spacing/>
-        <w:ind/>
-        <w:rPr/>
-      </w:pPr>
-      <w:r>
-        <w:rPr>
-          <w:rFonts w:ascii="Times New Roman" w:hAnsi="Times New Roman" w:cs="Times New Roman"/>
-          <w:sz w:val="28"/>
-          <w:szCs w:val="28"/>
-          <w:highlight w:val="none"/>
-        </w:rPr>
-        <w:t xml:space="preserve">    list.displayForward();</w:t>
-      </w:r>
-      <w:r/>
-    </w:p>
-    <w:p>
-      <w:pPr>
-        <w:pBdr/>
-        <w:spacing/>
-        <w:ind/>
-        <w:rPr/>
-      </w:pPr>
-      <w:r>
-        <w:rPr>
-          <w:rFonts w:ascii="Times New Roman" w:hAnsi="Times New Roman" w:cs="Times New Roman"/>
-          <w:sz w:val="28"/>
-          <w:szCs w:val="28"/>
-          <w:highlight w:val="none"/>
-        </w:rPr>
-        <w:t xml:space="preserve">    cout &lt;&lt; "\n";</w:t>
-      </w:r>
-      <w:r/>
-    </w:p>
-    <w:p>
-      <w:pPr>
-        <w:pBdr/>
-        <w:spacing/>
-        <w:ind/>
-        <w:rPr/>
-      </w:pPr>
-      <w:r>
-        <w:rPr>
-          <w:rFonts w:ascii="Times New Roman" w:hAnsi="Times New Roman" w:cs="Times New Roman"/>
-          <w:sz w:val="28"/>
-          <w:szCs w:val="28"/>
-          <w:highlight w:val="none"/>
-        </w:rPr>
-      </w:r>
-      <w:r/>
-    </w:p>
-    <w:p>
-      <w:pPr>
-        <w:pBdr/>
-        <w:spacing/>
-        <w:ind/>
-        <w:rPr/>
-      </w:pPr>
-      <w:r>
-        <w:rPr>
-          <w:rFonts w:ascii="Times New Roman" w:hAnsi="Times New Roman" w:cs="Times New Roman"/>
-          <w:sz w:val="28"/>
-          <w:szCs w:val="28"/>
-          <w:highlight w:val="none"/>
-        </w:rPr>
-        <w:t xml:space="preserve">    cout &lt;&lt; "7. Видалення з кінця:\n";</w:t>
-      </w:r>
-      <w:r/>
-    </w:p>
-    <w:p>
-      <w:pPr>
-        <w:pBdr/>
-        <w:spacing/>
-        <w:ind/>
-        <w:rPr/>
-      </w:pPr>
-      <w:r>
-        <w:rPr>
-          <w:rFonts w:ascii="Times New Roman" w:hAnsi="Times New Roman" w:cs="Times New Roman"/>
-          <w:sz w:val="28"/>
-          <w:szCs w:val="28"/>
-          <w:highlight w:val="none"/>
-        </w:rPr>
-        <w:t xml:space="preserve">    list.popBack();</w:t>
-      </w:r>
-      <w:r/>
-    </w:p>
-    <w:p>
-      <w:pPr>
-        <w:pBdr/>
-        <w:spacing/>
-        <w:ind/>
-        <w:rPr/>
-      </w:pPr>
-      <w:r>
-        <w:rPr>
-          <w:rFonts w:ascii="Times New Roman" w:hAnsi="Times New Roman" w:cs="Times New Roman"/>
-          <w:sz w:val="28"/>
-          <w:szCs w:val="28"/>
-          <w:highlight w:val="none"/>
-        </w:rPr>
-        <w:t xml:space="preserve">    list.displayForward();</w:t>
-      </w:r>
-      <w:r/>
-    </w:p>
-    <w:p>
-      <w:pPr>
-        <w:pBdr/>
-        <w:spacing/>
-        <w:ind/>
-        <w:rPr/>
-      </w:pPr>
-      <w:r>
-        <w:rPr>
-          <w:rFonts w:ascii="Times New Roman" w:hAnsi="Times New Roman" w:cs="Times New Roman"/>
-          <w:sz w:val="28"/>
-          <w:szCs w:val="28"/>
-          <w:highlight w:val="none"/>
-        </w:rPr>
-        <w:t xml:space="preserve">    cout &lt;&lt; "\n";</w:t>
-      </w:r>
-      <w:r/>
-    </w:p>
-    <w:p>
-      <w:pPr>
-        <w:pBdr/>
-        <w:spacing/>
-        <w:ind/>
-        <w:rPr/>
-      </w:pPr>
-      <w:r>
-        <w:rPr>
-          <w:rFonts w:ascii="Times New Roman" w:hAnsi="Times New Roman" w:cs="Times New Roman"/>
-          <w:sz w:val="28"/>
-          <w:szCs w:val="28"/>
-          <w:highlight w:val="none"/>
-        </w:rPr>
-      </w:r>
-      <w:r/>
-    </w:p>
-    <w:p>
-      <w:pPr>
-        <w:pBdr/>
-        <w:spacing/>
-        <w:ind/>
-        <w:rPr/>
-      </w:pPr>
-      <w:r>
-        <w:rPr>
-          <w:rFonts w:ascii="Times New Roman" w:hAnsi="Times New Roman" w:cs="Times New Roman"/>
-          <w:sz w:val="28"/>
-          <w:szCs w:val="28"/>
-          <w:highlight w:val="none"/>
-        </w:rPr>
-        <w:t xml:space="preserve">    cout &lt;&lt; "8. Видалення за значенням:\n";</w:t>
-      </w:r>
-      <w:r/>
-    </w:p>
-    <w:p>
-      <w:pPr>
-        <w:pBdr/>
-        <w:spacing/>
-        <w:ind/>
-        <w:rPr/>
-      </w:pPr>
-      <w:r>
-        <w:rPr>
-          <w:rFonts w:ascii="Times New Roman" w:hAnsi="Times New Roman" w:cs="Times New Roman"/>
-          <w:sz w:val="28"/>
-          <w:szCs w:val="28"/>
-          <w:highlight w:val="none"/>
-        </w:rPr>
-        <w:t xml:space="preserve">    list.removeByValue(b);</w:t>
-      </w:r>
-      <w:r/>
-    </w:p>
-    <w:p>
-      <w:pPr>
-        <w:pBdr/>
-        <w:spacing/>
-        <w:ind/>
-        <w:rPr/>
-      </w:pPr>
-      <w:r>
-        <w:rPr>
-          <w:rFonts w:ascii="Times New Roman" w:hAnsi="Times New Roman" w:cs="Times New Roman"/>
-          <w:sz w:val="28"/>
-          <w:szCs w:val="28"/>
-          <w:highlight w:val="none"/>
-        </w:rPr>
-        <w:t xml:space="preserve">    list.displayForward();</w:t>
-      </w:r>
-      <w:r/>
-    </w:p>
-    <w:p>
-      <w:pPr>
-        <w:pBdr/>
-        <w:spacing/>
-        <w:ind/>
-        <w:rPr/>
-      </w:pPr>
-      <w:r>
-        <w:rPr>
-          <w:rFonts w:ascii="Times New Roman" w:hAnsi="Times New Roman" w:cs="Times New Roman"/>
-          <w:sz w:val="28"/>
-          <w:szCs w:val="28"/>
-          <w:highlight w:val="none"/>
-        </w:rPr>
-        <w:t xml:space="preserve">    cout &lt;&lt; "\n";</w:t>
-      </w:r>
-      <w:r/>
-    </w:p>
-    <w:p>
-      <w:pPr>
-        <w:pBdr/>
-        <w:spacing/>
-        <w:ind/>
-        <w:rPr/>
-      </w:pPr>
-      <w:r>
-        <w:rPr>
-          <w:rFonts w:ascii="Times New Roman" w:hAnsi="Times New Roman" w:cs="Times New Roman"/>
-          <w:sz w:val="28"/>
-          <w:szCs w:val="28"/>
-          <w:highlight w:val="none"/>
-        </w:rPr>
-      </w:r>
-      <w:r/>
-    </w:p>
-    <w:p>
-      <w:pPr>
-        <w:pBdr/>
-        <w:spacing/>
-        <w:ind/>
-        <w:rPr/>
-      </w:pPr>
-      <w:r>
-        <w:rPr>
-          <w:rFonts w:ascii="Times New Roman" w:hAnsi="Times New Roman" w:cs="Times New Roman"/>
-          <w:sz w:val="28"/>
-          <w:szCs w:val="28"/>
-          <w:highlight w:val="none"/>
-        </w:rPr>
-        <w:t xml:space="preserve">    cout &lt;&lt; "9. Спроба видалити неіснуючий елемент:\n";</w:t>
-      </w:r>
-      <w:r/>
-    </w:p>
-    <w:p>
-      <w:pPr>
-        <w:pBdr/>
-        <w:spacing/>
-        <w:ind/>
-        <w:rPr/>
-      </w:pPr>
-      <w:r>
-        <w:rPr>
-          <w:rFonts w:ascii="Times New Roman" w:hAnsi="Times New Roman" w:cs="Times New Roman"/>
-          <w:sz w:val="28"/>
-          <w:szCs w:val="28"/>
-          <w:highlight w:val="none"/>
-        </w:rPr>
-        <w:t xml:space="preserve">    Signaling missing(99, false, "немає");</w:t>
-      </w:r>
-      <w:r/>
-    </w:p>
-    <w:p>
-      <w:pPr>
-        <w:pBdr/>
-        <w:spacing/>
-        <w:ind/>
-        <w:rPr/>
-      </w:pPr>
-      <w:r>
-        <w:rPr>
-          <w:rFonts w:ascii="Times New Roman" w:hAnsi="Times New Roman" w:cs="Times New Roman"/>
-          <w:sz w:val="28"/>
-          <w:szCs w:val="28"/>
-          <w:highlight w:val="none"/>
-        </w:rPr>
-        <w:t xml:space="preserve">    list.removeByValue(missing);</w:t>
-      </w:r>
-      <w:r/>
-    </w:p>
-    <w:p>
-      <w:pPr>
-        <w:pBdr/>
-        <w:spacing/>
-        <w:ind/>
-        <w:rPr/>
-      </w:pPr>
-      <w:r>
-        <w:rPr>
-          <w:rFonts w:ascii="Times New Roman" w:hAnsi="Times New Roman" w:cs="Times New Roman"/>
-          <w:sz w:val="28"/>
-          <w:szCs w:val="28"/>
-          <w:highlight w:val="none"/>
-        </w:rPr>
-        <w:t xml:space="preserve">    cout &lt;&lt; "\n";</w:t>
-      </w:r>
-      <w:r/>
-    </w:p>
-    <w:p>
-      <w:pPr>
-        <w:pBdr/>
-        <w:spacing/>
-        <w:ind/>
-        <w:rPr/>
-      </w:pPr>
-      <w:r>
-        <w:rPr>
-          <w:rFonts w:ascii="Times New Roman" w:hAnsi="Times New Roman" w:cs="Times New Roman"/>
-          <w:sz w:val="28"/>
-          <w:szCs w:val="28"/>
-          <w:highlight w:val="none"/>
-        </w:rPr>
-      </w:r>
-      <w:r/>
-    </w:p>
-    <w:p>
-      <w:pPr>
-        <w:pBdr/>
-        <w:spacing/>
-        <w:ind/>
-        <w:rPr/>
-      </w:pPr>
-      <w:r>
-        <w:rPr>
-          <w:rFonts w:ascii="Times New Roman" w:hAnsi="Times New Roman" w:cs="Times New Roman"/>
-          <w:sz w:val="28"/>
-          <w:szCs w:val="28"/>
-          <w:highlight w:val="none"/>
-        </w:rPr>
-        <w:t xml:space="preserve">    cout &lt;&lt; "10. Фінальний стан:\n";</w:t>
-      </w:r>
-      <w:r/>
-    </w:p>
-    <w:p>
-      <w:pPr>
-        <w:pBdr/>
-        <w:spacing/>
-        <w:ind/>
-        <w:rPr/>
-      </w:pPr>
-      <w:r>
-        <w:rPr>
-          <w:rFonts w:ascii="Times New Roman" w:hAnsi="Times New Roman" w:cs="Times New Roman"/>
-          <w:sz w:val="28"/>
-          <w:szCs w:val="28"/>
-          <w:highlight w:val="none"/>
-        </w:rPr>
-        <w:t xml:space="preserve">    cout &lt;&lt; "isEmpty() = " &lt;&lt; (list.isEmpty() ? "так" : "ні") &lt;&lt; "\n";</w:t>
-      </w:r>
-      <w:r/>
-    </w:p>
-    <w:p>
-      <w:pPr>
-        <w:pBdr/>
-        <w:spacing/>
-        <w:ind/>
-        <w:rPr/>
-      </w:pPr>
-      <w:r>
-        <w:rPr>
-          <w:rFonts w:ascii="Times New Roman" w:hAnsi="Times New Roman" w:cs="Times New Roman"/>
-          <w:sz w:val="28"/>
-          <w:szCs w:val="28"/>
-          <w:highlight w:val="none"/>
-        </w:rPr>
-        <w:t xml:space="preserve">    cout &lt;&lt; "size() = " &lt;&lt; list.size() &lt;&lt; "\n";</w:t>
-      </w:r>
-      <w:r/>
-    </w:p>
-    <w:p>
-      <w:pPr>
-        <w:pBdr/>
-        <w:spacing/>
-        <w:ind/>
-        <w:rPr/>
-      </w:pPr>
-      <w:r>
-        <w:rPr>
-          <w:rFonts w:ascii="Times New Roman" w:hAnsi="Times New Roman" w:cs="Times New Roman"/>
-          <w:sz w:val="28"/>
-          <w:szCs w:val="28"/>
-          <w:highlight w:val="none"/>
-        </w:rPr>
-        <w:t xml:space="preserve">    list.displayForward();</w:t>
-      </w:r>
-      <w:r/>
-    </w:p>
-    <w:p>
-      <w:pPr>
-        <w:pBdr/>
-        <w:spacing/>
-        <w:ind/>
-        <w:rPr/>
-      </w:pPr>
-      <w:r>
-        <w:rPr>
-          <w:rFonts w:ascii="Times New Roman" w:hAnsi="Times New Roman" w:cs="Times New Roman"/>
-          <w:sz w:val="28"/>
-          <w:szCs w:val="28"/>
-          <w:highlight w:val="none"/>
-        </w:rPr>
-        <w:t xml:space="preserve">    list.displayBackward();</w:t>
-      </w:r>
-      <w:r/>
-    </w:p>
-    <w:p>
-      <w:pPr>
-        <w:pBdr/>
-        <w:spacing/>
-        <w:ind/>
-        <w:rPr/>
-      </w:pPr>
-      <w:r>
-        <w:rPr>
-          <w:rFonts w:ascii="Times New Roman" w:hAnsi="Times New Roman" w:cs="Times New Roman"/>
-          <w:sz w:val="28"/>
-          <w:szCs w:val="28"/>
-          <w:highlight w:val="none"/>
-        </w:rPr>
-      </w:r>
-      <w:r/>
-    </w:p>
-    <w:p>
-      <w:pPr>
-        <w:pBdr/>
-        <w:spacing/>
-        <w:ind/>
-        <w:rPr/>
-      </w:pPr>
-      <w:r>
-        <w:rPr>
-          <w:rFonts w:ascii="Times New Roman" w:hAnsi="Times New Roman" w:cs="Times New Roman"/>
-          <w:sz w:val="28"/>
-          <w:szCs w:val="28"/>
-          <w:highlight w:val="none"/>
-        </w:rPr>
-        <w:t xml:space="preserve">    return 0;</w:t>
-      </w:r>
-      <w:r/>
-    </w:p>
-    <w:p>
-      <w:pPr>
-        <w:pBdr/>
-        <w:spacing/>
-        <w:ind/>
-        <w:rPr/>
-      </w:pPr>
-      <w:r>
-        <w:rPr>
-          <w:rFonts w:ascii="Times New Roman" w:hAnsi="Times New Roman" w:cs="Times New Roman"/>
-          <w:sz w:val="28"/>
-          <w:szCs w:val="28"/>
-          <w:highlight w:val="none"/>
-        </w:rPr>
-        <w:t xml:space="preserve">}</w:t>
-      </w:r>
-      <w:r/>
-    </w:p>
-    <w:p>
-      <w:pPr>
-        <w:pBdr/>
-        <w:spacing/>
-        <w:ind/>
-        <w:rPr/>
-      </w:pPr>
-      <w:r>
-        <w:rPr>
-          <w:rFonts w:ascii="Times New Roman" w:hAnsi="Times New Roman" w:cs="Times New Roman"/>
-          <w:sz w:val="28"/>
-          <w:szCs w:val="28"/>
-          <w:highlight w:val="none"/>
-        </w:rPr>
+        <w:br/>
       </w:r>
       <w:r/>
     </w:p>
@@ -8909,1536 +1400,6 @@
         <w:pBdr/>
         <w:spacing/>
         <w:ind/>
-        <w:rPr/>
-      </w:pPr>
-      <w:r>
-        <w:rPr>
-          <w:rFonts w:ascii="Times New Roman" w:hAnsi="Times New Roman" w:cs="Times New Roman"/>
-          <w:sz w:val="28"/>
-          <w:szCs w:val="28"/>
-          <w:highlight w:val="none"/>
-        </w:rPr>
-      </w:r>
-      <w:r/>
-    </w:p>
-    <w:p>
-      <w:pPr>
-        <w:pBdr/>
-        <w:spacing/>
-        <w:ind/>
-        <w:rPr/>
-      </w:pPr>
-      <w:r>
-        <w:rPr>
-          <w:rFonts w:ascii="Times New Roman" w:hAnsi="Times New Roman" w:cs="Times New Roman"/>
-          <w:sz w:val="28"/>
-          <w:szCs w:val="28"/>
-          <w:highlight w:val="none"/>
-        </w:rPr>
-        <w:t xml:space="preserve">----- Тест 1. Порожній список -----</w:t>
-      </w:r>
-      <w:r/>
-    </w:p>
-    <w:p>
-      <w:pPr>
-        <w:pBdr/>
-        <w:spacing/>
-        <w:ind/>
-        <w:rPr/>
-      </w:pPr>
-      <w:r>
-        <w:rPr>
-          <w:rFonts w:ascii="Times New Roman" w:hAnsi="Times New Roman" w:cs="Times New Roman"/>
-          <w:sz w:val="28"/>
-          <w:szCs w:val="28"/>
-          <w:highlight w:val="none"/>
-        </w:rPr>
-        <w:t xml:space="preserve">isEmpty() = так, size() = 0.</w:t>
-      </w:r>
-      <w:r/>
-    </w:p>
-    <w:p>
-      <w:pPr>
-        <w:pBdr/>
-        <w:spacing/>
-        <w:ind/>
-        <w:rPr/>
-      </w:pPr>
-      <w:r>
-        <w:rPr>
-          <w:rFonts w:ascii="Times New Roman" w:hAnsi="Times New Roman" w:cs="Times New Roman"/>
-          <w:sz w:val="28"/>
-          <w:szCs w:val="28"/>
-          <w:highlight w:val="none"/>
-        </w:rPr>
-      </w:r>
-      <w:r/>
-    </w:p>
-    <w:p>
-      <w:pPr>
-        <w:pBdr/>
-        <w:spacing/>
-        <w:ind/>
-        <w:rPr/>
-      </w:pPr>
-      <w:r>
-        <w:rPr>
-          <w:rFonts w:ascii="Times New Roman" w:hAnsi="Times New Roman" w:cs="Times New Roman"/>
-          <w:sz w:val="28"/>
-          <w:szCs w:val="28"/>
-          <w:highlight w:val="none"/>
-        </w:rPr>
-        <w:t xml:space="preserve">----- Тест 2. Додавання -----</w:t>
-      </w:r>
-      <w:r/>
-    </w:p>
-    <w:p>
-      <w:pPr>
-        <w:pBdr/>
-        <w:spacing/>
-        <w:ind/>
-        <w:rPr/>
-      </w:pPr>
-      <w:r>
-        <w:rPr>
-          <w:rFonts w:ascii="Times New Roman" w:hAnsi="Times New Roman" w:cs="Times New Roman"/>
-          <w:sz w:val="28"/>
-          <w:szCs w:val="28"/>
-          <w:highlight w:val="none"/>
-        </w:rPr>
-        <w:t xml:space="preserve">pushBack, pushFront — елементи з’являються на початку/в кінці.</w:t>
-      </w:r>
-      <w:r/>
-    </w:p>
-    <w:p>
-      <w:pPr>
-        <w:pBdr/>
-        <w:spacing/>
-        <w:ind/>
-        <w:rPr/>
-      </w:pPr>
-      <w:r>
-        <w:rPr>
-          <w:rFonts w:ascii="Times New Roman" w:hAnsi="Times New Roman" w:cs="Times New Roman"/>
-          <w:sz w:val="28"/>
-          <w:szCs w:val="28"/>
-          <w:highlight w:val="none"/>
-        </w:rPr>
-      </w:r>
-      <w:r/>
-    </w:p>
-    <w:p>
-      <w:pPr>
-        <w:pBdr/>
-        <w:spacing/>
-        <w:ind/>
-        <w:rPr/>
-      </w:pPr>
-      <w:r>
-        <w:rPr>
-          <w:rFonts w:ascii="Times New Roman" w:hAnsi="Times New Roman" w:cs="Times New Roman"/>
-          <w:sz w:val="28"/>
-          <w:szCs w:val="28"/>
-          <w:highlight w:val="none"/>
-        </w:rPr>
-        <w:t xml:space="preserve">----- Тест 3. Вставка після елемента -----</w:t>
-      </w:r>
-      <w:r/>
-    </w:p>
-    <w:p>
-      <w:pPr>
-        <w:pBdr/>
-        <w:spacing/>
-        <w:ind/>
-        <w:rPr/>
-      </w:pPr>
-      <w:r>
-        <w:rPr>
-          <w:rFonts w:ascii="Times New Roman" w:hAnsi="Times New Roman" w:cs="Times New Roman"/>
-          <w:sz w:val="28"/>
-          <w:szCs w:val="28"/>
-          <w:highlight w:val="none"/>
-        </w:rPr>
-        <w:t xml:space="preserve">insertAfter(a, e) — новий вузол між сусідами, оновлено prev/next.</w:t>
-      </w:r>
-      <w:r/>
-    </w:p>
-    <w:p>
-      <w:pPr>
-        <w:pBdr/>
-        <w:spacing/>
-        <w:ind/>
-        <w:rPr/>
-      </w:pPr>
-      <w:r>
-        <w:rPr>
-          <w:rFonts w:ascii="Times New Roman" w:hAnsi="Times New Roman" w:cs="Times New Roman"/>
-          <w:sz w:val="28"/>
-          <w:szCs w:val="28"/>
-          <w:highlight w:val="none"/>
-        </w:rPr>
-      </w:r>
-      <w:r/>
-    </w:p>
-    <w:p>
-      <w:pPr>
-        <w:pBdr/>
-        <w:spacing/>
-        <w:ind/>
-        <w:rPr/>
-      </w:pPr>
-      <w:r>
-        <w:rPr>
-          <w:rFonts w:ascii="Times New Roman" w:hAnsi="Times New Roman" w:cs="Times New Roman"/>
-          <w:sz w:val="28"/>
-          <w:szCs w:val="28"/>
-          <w:highlight w:val="none"/>
-        </w:rPr>
-        <w:t xml:space="preserve">----- Тест 4. Прямий і зворотний вивід -----</w:t>
-      </w:r>
-      <w:r/>
-    </w:p>
-    <w:p>
-      <w:pPr>
-        <w:pBdr/>
-        <w:spacing/>
-        <w:ind/>
-        <w:rPr/>
-      </w:pPr>
-      <w:r>
-        <w:rPr>
-          <w:rFonts w:ascii="Times New Roman" w:hAnsi="Times New Roman" w:cs="Times New Roman"/>
-          <w:sz w:val="28"/>
-          <w:szCs w:val="28"/>
-          <w:highlight w:val="none"/>
-        </w:rPr>
-        <w:t xml:space="preserve">Послідовності дзеркальні (head↔tail).</w:t>
-      </w:r>
-      <w:r/>
-    </w:p>
-    <w:p>
-      <w:pPr>
-        <w:pBdr/>
-        <w:spacing/>
-        <w:ind/>
-        <w:rPr/>
-      </w:pPr>
-      <w:r>
-        <w:rPr>
-          <w:rFonts w:ascii="Times New Roman" w:hAnsi="Times New Roman" w:cs="Times New Roman"/>
-          <w:sz w:val="28"/>
-          <w:szCs w:val="28"/>
-          <w:highlight w:val="none"/>
-        </w:rPr>
-      </w:r>
-      <w:r/>
-    </w:p>
-    <w:p>
-      <w:pPr>
-        <w:pBdr/>
-        <w:spacing/>
-        <w:ind/>
-        <w:rPr/>
-      </w:pPr>
-      <w:r>
-        <w:rPr>
-          <w:rFonts w:ascii="Times New Roman" w:hAnsi="Times New Roman" w:cs="Times New Roman"/>
-          <w:sz w:val="28"/>
-          <w:szCs w:val="28"/>
-          <w:highlight w:val="none"/>
-        </w:rPr>
-        <w:t xml:space="preserve">----- Тест 5. Видалення -----</w:t>
-      </w:r>
-      <w:r/>
-    </w:p>
-    <w:p>
-      <w:pPr>
-        <w:pBdr/>
-        <w:spacing/>
-        <w:ind/>
-        <w:rPr/>
-      </w:pPr>
-      <w:r>
-        <w:rPr>
-          <w:rFonts w:ascii="Times New Roman" w:hAnsi="Times New Roman" w:cs="Times New Roman"/>
-          <w:sz w:val="28"/>
-          <w:szCs w:val="28"/>
-          <w:highlight w:val="none"/>
-        </w:rPr>
-        <w:t xml:space="preserve">popFront, popBack, removeByValue — коректне оновлення head/tail.</w:t>
-      </w:r>
-      <w:r/>
-    </w:p>
-    <w:p>
-      <w:pPr>
-        <w:pBdr/>
-        <w:spacing/>
-        <w:ind/>
-        <w:rPr/>
-      </w:pPr>
-      <w:r>
-        <w:rPr>
-          <w:rFonts w:ascii="Times New Roman" w:hAnsi="Times New Roman" w:cs="Times New Roman"/>
-          <w:sz w:val="28"/>
-          <w:szCs w:val="28"/>
-          <w:highlight w:val="none"/>
-        </w:rPr>
-      </w:r>
-      <w:r/>
-    </w:p>
-    <w:p>
-      <w:pPr>
-        <w:pBdr/>
-        <w:spacing/>
-        <w:ind/>
-        <w:rPr/>
-      </w:pPr>
-      <w:r>
-        <w:rPr>
-          <w:rFonts w:ascii="Times New Roman" w:hAnsi="Times New Roman" w:cs="Times New Roman"/>
-          <w:sz w:val="28"/>
-          <w:szCs w:val="28"/>
-          <w:highlight w:val="none"/>
-        </w:rPr>
-        <w:t xml:space="preserve">----- Тест 6. Неіснуючий елемент -----</w:t>
-      </w:r>
-      <w:r/>
-    </w:p>
-    <w:p>
-      <w:pPr>
-        <w:pBdr/>
-        <w:spacing/>
-        <w:ind/>
-        <w:rPr/>
-      </w:pPr>
-      <w:r>
-        <w:rPr>
-          <w:rFonts w:ascii="Times New Roman" w:hAnsi="Times New Roman" w:cs="Times New Roman"/>
-          <w:sz w:val="28"/>
-          <w:szCs w:val="28"/>
-          <w:highlight w:val="none"/>
-        </w:rPr>
-        <w:t xml:space="preserve">removeByValue(missing) → «Елемент для видалення не знайдено».</w:t>
-      </w:r>
-      <w:r/>
-    </w:p>
-    <w:p>
-      <w:pPr>
-        <w:pBdr/>
-        <w:spacing/>
-        <w:ind/>
-        <w:rPr/>
-      </w:pPr>
-      <w:r>
-        <w:rPr>
-          <w:rFonts w:ascii="Times New Roman" w:hAnsi="Times New Roman" w:cs="Times New Roman"/>
-          <w:sz w:val="28"/>
-          <w:szCs w:val="28"/>
-          <w:highlight w:val="none"/>
-        </w:rPr>
-      </w:r>
-      <w:r/>
-    </w:p>
-    <w:p>
-      <w:pPr>
-        <w:pBdr/>
-        <w:spacing/>
-        <w:ind/>
-        <w:rPr/>
-      </w:pPr>
-      <w:r>
-        <w:rPr>
-          <w:rFonts w:ascii="Times New Roman" w:hAnsi="Times New Roman" w:cs="Times New Roman"/>
-          <w:sz w:val="28"/>
-          <w:szCs w:val="28"/>
-          <w:highlight w:val="none"/>
-        </w:rPr>
-        <w:t xml:space="preserve">Повний вивід програми:</w:t>
-      </w:r>
-      <w:r/>
-    </w:p>
-    <w:p>
-      <w:pPr>
-        <w:pBdr/>
-        <w:spacing/>
-        <w:ind/>
-        <w:rPr/>
-      </w:pPr>
-      <w:r>
-        <w:rPr>
-          <w:rFonts w:ascii="Times New Roman" w:hAnsi="Times New Roman" w:cs="Times New Roman"/>
-          <w:sz w:val="28"/>
-          <w:szCs w:val="28"/>
-          <w:highlight w:val="none"/>
-        </w:rPr>
-        <w:t xml:space="preserve">=== Лаб. №14-15: Двозв'язний список (Сигналізація) ===</w:t>
-      </w:r>
-      <w:r/>
-    </w:p>
-    <w:p>
-      <w:pPr>
-        <w:pBdr/>
-        <w:spacing/>
-        <w:ind/>
-        <w:rPr/>
-      </w:pPr>
-      <w:r>
-        <w:rPr>
-          <w:rFonts w:ascii="Times New Roman" w:hAnsi="Times New Roman" w:cs="Times New Roman"/>
-          <w:sz w:val="28"/>
-          <w:szCs w:val="28"/>
-          <w:highlight w:val="none"/>
-        </w:rPr>
-      </w:r>
-      <w:r/>
-    </w:p>
-    <w:p>
-      <w:pPr>
-        <w:pBdr/>
-        <w:spacing/>
-        <w:ind/>
-        <w:rPr/>
-      </w:pPr>
-      <w:r>
-        <w:rPr>
-          <w:rFonts w:ascii="Times New Roman" w:hAnsi="Times New Roman" w:cs="Times New Roman"/>
-          <w:sz w:val="28"/>
-          <w:szCs w:val="28"/>
-          <w:highlight w:val="none"/>
-        </w:rPr>
-        <w:t xml:space="preserve">1. Перевірка порожнього списку:</w:t>
-      </w:r>
-      <w:r/>
-    </w:p>
-    <w:p>
-      <w:pPr>
-        <w:pBdr/>
-        <w:spacing/>
-        <w:ind/>
-        <w:rPr/>
-      </w:pPr>
-      <w:r>
-        <w:rPr>
-          <w:rFonts w:ascii="Times New Roman" w:hAnsi="Times New Roman" w:cs="Times New Roman"/>
-          <w:sz w:val="28"/>
-          <w:szCs w:val="28"/>
-          <w:highlight w:val="none"/>
-        </w:rPr>
-        <w:t xml:space="preserve">isEmpty() = так</w:t>
-      </w:r>
-      <w:r/>
-    </w:p>
-    <w:p>
-      <w:pPr>
-        <w:pBdr/>
-        <w:spacing/>
-        <w:ind/>
-        <w:rPr/>
-      </w:pPr>
-      <w:r>
-        <w:rPr>
-          <w:rFonts w:ascii="Times New Roman" w:hAnsi="Times New Roman" w:cs="Times New Roman"/>
-          <w:sz w:val="28"/>
-          <w:szCs w:val="28"/>
-          <w:highlight w:val="none"/>
-        </w:rPr>
-        <w:t xml:space="preserve">size() = 0</w:t>
-      </w:r>
-      <w:r/>
-    </w:p>
-    <w:p>
-      <w:pPr>
-        <w:pBdr/>
-        <w:spacing/>
-        <w:ind/>
-        <w:rPr/>
-      </w:pPr>
-      <w:r>
-        <w:rPr>
-          <w:rFonts w:ascii="Times New Roman" w:hAnsi="Times New Roman" w:cs="Times New Roman"/>
-          <w:sz w:val="28"/>
-          <w:szCs w:val="28"/>
-          <w:highlight w:val="none"/>
-        </w:rPr>
-      </w:r>
-      <w:r/>
-    </w:p>
-    <w:p>
-      <w:pPr>
-        <w:pBdr/>
-        <w:spacing/>
-        <w:ind/>
-        <w:rPr/>
-      </w:pPr>
-      <w:r>
-        <w:rPr>
-          <w:rFonts w:ascii="Times New Roman" w:hAnsi="Times New Roman" w:cs="Times New Roman"/>
-          <w:sz w:val="28"/>
-          <w:szCs w:val="28"/>
-          <w:highlight w:val="none"/>
-        </w:rPr>
-        <w:t xml:space="preserve">2. Додавання елементів:</w:t>
-      </w:r>
-      <w:r/>
-    </w:p>
-    <w:p>
-      <w:pPr>
-        <w:pBdr/>
-        <w:spacing/>
-        <w:ind/>
-        <w:rPr/>
-      </w:pPr>
-      <w:r>
-        <w:rPr>
-          <w:rFonts w:ascii="Times New Roman" w:hAnsi="Times New Roman" w:cs="Times New Roman"/>
-          <w:sz w:val="28"/>
-          <w:szCs w:val="28"/>
-          <w:highlight w:val="none"/>
-        </w:rPr>
-        <w:t xml:space="preserve">Додано в кінець: датчиків: 8, бездротові: так, оповіщення: сирена</w:t>
-      </w:r>
-      <w:r/>
-    </w:p>
-    <w:p>
-      <w:pPr>
-        <w:pBdr/>
-        <w:spacing/>
-        <w:ind/>
-        <w:rPr/>
-      </w:pPr>
-      <w:r>
-        <w:rPr>
-          <w:rFonts w:ascii="Times New Roman" w:hAnsi="Times New Roman" w:cs="Times New Roman"/>
-          <w:sz w:val="28"/>
-          <w:szCs w:val="28"/>
-          <w:highlight w:val="none"/>
-        </w:rPr>
-        <w:t xml:space="preserve">Додано в кінець: датчиків: 12, бездротові: ні, оповіщення: SMS</w:t>
-      </w:r>
-      <w:r/>
-    </w:p>
-    <w:p>
-      <w:pPr>
-        <w:pBdr/>
-        <w:spacing/>
-        <w:ind/>
-        <w:rPr/>
-      </w:pPr>
-      <w:r>
-        <w:rPr>
-          <w:rFonts w:ascii="Times New Roman" w:hAnsi="Times New Roman" w:cs="Times New Roman"/>
-          <w:sz w:val="28"/>
-          <w:szCs w:val="28"/>
-          <w:highlight w:val="none"/>
-        </w:rPr>
-        <w:t xml:space="preserve">Додано на початок: датчиків: 5, бездротові: так, оповіщення: додаток</w:t>
-      </w:r>
-      <w:r/>
-    </w:p>
-    <w:p>
-      <w:pPr>
-        <w:pBdr/>
-        <w:spacing/>
-        <w:ind/>
-        <w:rPr/>
-      </w:pPr>
-      <w:r>
-        <w:rPr>
-          <w:rFonts w:ascii="Times New Roman" w:hAnsi="Times New Roman" w:cs="Times New Roman"/>
-          <w:sz w:val="28"/>
-          <w:szCs w:val="28"/>
-          <w:highlight w:val="none"/>
-        </w:rPr>
-        <w:t xml:space="preserve">Додано в кінець: датчиків: 20, бездротові: так, оповіщення: email</w:t>
-      </w:r>
-      <w:r/>
-    </w:p>
-    <w:p>
-      <w:pPr>
-        <w:pBdr/>
-        <w:spacing/>
-        <w:ind/>
-        <w:rPr/>
-      </w:pPr>
-      <w:r>
-        <w:rPr>
-          <w:rFonts w:ascii="Times New Roman" w:hAnsi="Times New Roman" w:cs="Times New Roman"/>
-          <w:sz w:val="28"/>
-          <w:szCs w:val="28"/>
-          <w:highlight w:val="none"/>
-        </w:rPr>
-      </w:r>
-      <w:r/>
-    </w:p>
-    <w:p>
-      <w:pPr>
-        <w:pBdr/>
-        <w:spacing/>
-        <w:ind/>
-        <w:rPr/>
-      </w:pPr>
-      <w:r>
-        <w:rPr>
-          <w:rFonts w:ascii="Times New Roman" w:hAnsi="Times New Roman" w:cs="Times New Roman"/>
-          <w:sz w:val="28"/>
-          <w:szCs w:val="28"/>
-          <w:highlight w:val="none"/>
-        </w:rPr>
-        <w:t xml:space="preserve">3. Вставка після елемента:</w:t>
-      </w:r>
-      <w:r/>
-    </w:p>
-    <w:p>
-      <w:pPr>
-        <w:pBdr/>
-        <w:spacing/>
-        <w:ind/>
-        <w:rPr/>
-      </w:pPr>
-      <w:r>
-        <w:rPr>
-          <w:rFonts w:ascii="Times New Roman" w:hAnsi="Times New Roman" w:cs="Times New Roman"/>
-          <w:sz w:val="28"/>
-          <w:szCs w:val="28"/>
-          <w:highlight w:val="none"/>
-        </w:rPr>
-        <w:t xml:space="preserve">Вставлено після [датчиків: 8, бездротові: так, оповіщення: сирена]: датчиків: 3, бездротові: ні, оповіщення: дзвінок</w:t>
-      </w:r>
-      <w:r/>
-    </w:p>
-    <w:p>
-      <w:pPr>
-        <w:pBdr/>
-        <w:spacing/>
-        <w:ind/>
-        <w:rPr/>
-      </w:pPr>
-      <w:r>
-        <w:rPr>
-          <w:rFonts w:ascii="Times New Roman" w:hAnsi="Times New Roman" w:cs="Times New Roman"/>
-          <w:sz w:val="28"/>
-          <w:szCs w:val="28"/>
-          <w:highlight w:val="none"/>
-        </w:rPr>
-      </w:r>
-      <w:r/>
-    </w:p>
-    <w:p>
-      <w:pPr>
-        <w:pBdr/>
-        <w:spacing/>
-        <w:ind/>
-        <w:rPr/>
-      </w:pPr>
-      <w:r>
-        <w:rPr>
-          <w:rFonts w:ascii="Times New Roman" w:hAnsi="Times New Roman" w:cs="Times New Roman"/>
-          <w:sz w:val="28"/>
-          <w:szCs w:val="28"/>
-          <w:highlight w:val="none"/>
-        </w:rPr>
-        <w:t xml:space="preserve">4. Прямий вивід:</w:t>
-      </w:r>
-      <w:r/>
-    </w:p>
-    <w:p>
-      <w:pPr>
-        <w:pBdr/>
-        <w:spacing/>
-        <w:ind/>
-        <w:rPr/>
-      </w:pPr>
-      <w:r>
-        <w:rPr>
-          <w:rFonts w:ascii="Times New Roman" w:hAnsi="Times New Roman" w:cs="Times New Roman"/>
-          <w:sz w:val="28"/>
-          <w:szCs w:val="28"/>
-          <w:highlight w:val="none"/>
-        </w:rPr>
-        <w:t xml:space="preserve">Прямий вивід (head -&gt; tail):</w:t>
-      </w:r>
-      <w:r/>
-    </w:p>
-    <w:p>
-      <w:pPr>
-        <w:pBdr/>
-        <w:spacing/>
-        <w:ind/>
-        <w:rPr/>
-      </w:pPr>
-      <w:r>
-        <w:rPr>
-          <w:rFonts w:ascii="Times New Roman" w:hAnsi="Times New Roman" w:cs="Times New Roman"/>
-          <w:sz w:val="28"/>
-          <w:szCs w:val="28"/>
-          <w:highlight w:val="none"/>
-        </w:rPr>
-        <w:t xml:space="preserve">  1) датчиків: 5, бездротові: так, оповіщення: додаток</w:t>
-      </w:r>
-      <w:r/>
-    </w:p>
-    <w:p>
-      <w:pPr>
-        <w:pBdr/>
-        <w:spacing/>
-        <w:ind/>
-        <w:rPr/>
-      </w:pPr>
-      <w:r>
-        <w:rPr>
-          <w:rFonts w:ascii="Times New Roman" w:hAnsi="Times New Roman" w:cs="Times New Roman"/>
-          <w:sz w:val="28"/>
-          <w:szCs w:val="28"/>
-          <w:highlight w:val="none"/>
-        </w:rPr>
-        <w:t xml:space="preserve">  2) датчиків: 8, бездротові: так, оповіщення: сирена</w:t>
-      </w:r>
-      <w:r/>
-    </w:p>
-    <w:p>
-      <w:pPr>
-        <w:pBdr/>
-        <w:spacing/>
-        <w:ind/>
-        <w:rPr/>
-      </w:pPr>
-      <w:r>
-        <w:rPr>
-          <w:rFonts w:ascii="Times New Roman" w:hAnsi="Times New Roman" w:cs="Times New Roman"/>
-          <w:sz w:val="28"/>
-          <w:szCs w:val="28"/>
-          <w:highlight w:val="none"/>
-        </w:rPr>
-        <w:t xml:space="preserve">  3) датчиків: 3, бездротові: ні, оповіщення: дзвінок</w:t>
-      </w:r>
-      <w:r/>
-    </w:p>
-    <w:p>
-      <w:pPr>
-        <w:pBdr/>
-        <w:spacing/>
-        <w:ind/>
-        <w:rPr/>
-      </w:pPr>
-      <w:r>
-        <w:rPr>
-          <w:rFonts w:ascii="Times New Roman" w:hAnsi="Times New Roman" w:cs="Times New Roman"/>
-          <w:sz w:val="28"/>
-          <w:szCs w:val="28"/>
-          <w:highlight w:val="none"/>
-        </w:rPr>
-        <w:t xml:space="preserve">  4) датчиків: 12, бездротові: ні, оповіщення: SMS</w:t>
-      </w:r>
-      <w:r/>
-    </w:p>
-    <w:p>
-      <w:pPr>
-        <w:pBdr/>
-        <w:spacing/>
-        <w:ind/>
-        <w:rPr/>
-      </w:pPr>
-      <w:r>
-        <w:rPr>
-          <w:rFonts w:ascii="Times New Roman" w:hAnsi="Times New Roman" w:cs="Times New Roman"/>
-          <w:sz w:val="28"/>
-          <w:szCs w:val="28"/>
-          <w:highlight w:val="none"/>
-        </w:rPr>
-        <w:t xml:space="preserve">  5) датчиків: 20, бездротові: так, оповіщення: email</w:t>
-      </w:r>
-      <w:r/>
-    </w:p>
-    <w:p>
-      <w:pPr>
-        <w:pBdr/>
-        <w:spacing/>
-        <w:ind/>
-        <w:rPr/>
-      </w:pPr>
-      <w:r>
-        <w:rPr>
-          <w:rFonts w:ascii="Times New Roman" w:hAnsi="Times New Roman" w:cs="Times New Roman"/>
-          <w:sz w:val="28"/>
-          <w:szCs w:val="28"/>
-          <w:highlight w:val="none"/>
-        </w:rPr>
-        <w:t xml:space="preserve">Кількість елементів: 5</w:t>
-      </w:r>
-      <w:r/>
-    </w:p>
-    <w:p>
-      <w:pPr>
-        <w:pBdr/>
-        <w:spacing/>
-        <w:ind/>
-        <w:rPr/>
-      </w:pPr>
-      <w:r>
-        <w:rPr>
-          <w:rFonts w:ascii="Times New Roman" w:hAnsi="Times New Roman" w:cs="Times New Roman"/>
-          <w:sz w:val="28"/>
-          <w:szCs w:val="28"/>
-          <w:highlight w:val="none"/>
-        </w:rPr>
-      </w:r>
-      <w:r/>
-    </w:p>
-    <w:p>
-      <w:pPr>
-        <w:pBdr/>
-        <w:spacing/>
-        <w:ind/>
-        <w:rPr/>
-      </w:pPr>
-      <w:r>
-        <w:rPr>
-          <w:rFonts w:ascii="Times New Roman" w:hAnsi="Times New Roman" w:cs="Times New Roman"/>
-          <w:sz w:val="28"/>
-          <w:szCs w:val="28"/>
-          <w:highlight w:val="none"/>
-        </w:rPr>
-        <w:t xml:space="preserve">5. Зворотний вивід:</w:t>
-      </w:r>
-      <w:r/>
-    </w:p>
-    <w:p>
-      <w:pPr>
-        <w:pBdr/>
-        <w:spacing/>
-        <w:ind/>
-        <w:rPr/>
-      </w:pPr>
-      <w:r>
-        <w:rPr>
-          <w:rFonts w:ascii="Times New Roman" w:hAnsi="Times New Roman" w:cs="Times New Roman"/>
-          <w:sz w:val="28"/>
-          <w:szCs w:val="28"/>
-          <w:highlight w:val="none"/>
-        </w:rPr>
-        <w:t xml:space="preserve">Зворотний вивід (tail -&gt; head):</w:t>
-      </w:r>
-      <w:r/>
-    </w:p>
-    <w:p>
-      <w:pPr>
-        <w:pBdr/>
-        <w:spacing/>
-        <w:ind/>
-        <w:rPr/>
-      </w:pPr>
-      <w:r>
-        <w:rPr>
-          <w:rFonts w:ascii="Times New Roman" w:hAnsi="Times New Roman" w:cs="Times New Roman"/>
-          <w:sz w:val="28"/>
-          <w:szCs w:val="28"/>
-          <w:highlight w:val="none"/>
-        </w:rPr>
-        <w:t xml:space="preserve">  5) датчиків: 20, бездротові: так, оповіщення: email</w:t>
-      </w:r>
-      <w:r/>
-    </w:p>
-    <w:p>
-      <w:pPr>
-        <w:pBdr/>
-        <w:spacing/>
-        <w:ind/>
-        <w:rPr/>
-      </w:pPr>
-      <w:r>
-        <w:rPr>
-          <w:rFonts w:ascii="Times New Roman" w:hAnsi="Times New Roman" w:cs="Times New Roman"/>
-          <w:sz w:val="28"/>
-          <w:szCs w:val="28"/>
-          <w:highlight w:val="none"/>
-        </w:rPr>
-        <w:t xml:space="preserve">  4) датчиків: 12, бездротові: ні, оповіщення: SMS</w:t>
-      </w:r>
-      <w:r/>
-    </w:p>
-    <w:p>
-      <w:pPr>
-        <w:pBdr/>
-        <w:spacing/>
-        <w:ind/>
-        <w:rPr/>
-      </w:pPr>
-      <w:r>
-        <w:rPr>
-          <w:rFonts w:ascii="Times New Roman" w:hAnsi="Times New Roman" w:cs="Times New Roman"/>
-          <w:sz w:val="28"/>
-          <w:szCs w:val="28"/>
-          <w:highlight w:val="none"/>
-        </w:rPr>
-        <w:t xml:space="preserve">  3) датчиків: 3, бездротові: ні, оповіщення: дзвінок</w:t>
-      </w:r>
-      <w:r/>
-    </w:p>
-    <w:p>
-      <w:pPr>
-        <w:pBdr/>
-        <w:spacing/>
-        <w:ind/>
-        <w:rPr/>
-      </w:pPr>
-      <w:r>
-        <w:rPr>
-          <w:rFonts w:ascii="Times New Roman" w:hAnsi="Times New Roman" w:cs="Times New Roman"/>
-          <w:sz w:val="28"/>
-          <w:szCs w:val="28"/>
-          <w:highlight w:val="none"/>
-        </w:rPr>
-        <w:t xml:space="preserve">  2) датчиків: 8, бездротові: так, оповіщення: сирена</w:t>
-      </w:r>
-      <w:r/>
-    </w:p>
-    <w:p>
-      <w:pPr>
-        <w:pBdr/>
-        <w:spacing/>
-        <w:ind/>
-        <w:rPr/>
-      </w:pPr>
-      <w:r>
-        <w:rPr>
-          <w:rFonts w:ascii="Times New Roman" w:hAnsi="Times New Roman" w:cs="Times New Roman"/>
-          <w:sz w:val="28"/>
-          <w:szCs w:val="28"/>
-          <w:highlight w:val="none"/>
-        </w:rPr>
-        <w:t xml:space="preserve">  1) датчиків: 5, бездротові: так, оповіщення: додаток</w:t>
-      </w:r>
-      <w:r/>
-    </w:p>
-    <w:p>
-      <w:pPr>
-        <w:pBdr/>
-        <w:spacing/>
-        <w:ind/>
-        <w:rPr/>
-      </w:pPr>
-      <w:r>
-        <w:rPr>
-          <w:rFonts w:ascii="Times New Roman" w:hAnsi="Times New Roman" w:cs="Times New Roman"/>
-          <w:sz w:val="28"/>
-          <w:szCs w:val="28"/>
-          <w:highlight w:val="none"/>
-        </w:rPr>
-      </w:r>
-      <w:r/>
-    </w:p>
-    <w:p>
-      <w:pPr>
-        <w:pBdr/>
-        <w:spacing/>
-        <w:ind/>
-        <w:rPr/>
-      </w:pPr>
-      <w:r>
-        <w:rPr>
-          <w:rFonts w:ascii="Times New Roman" w:hAnsi="Times New Roman" w:cs="Times New Roman"/>
-          <w:sz w:val="28"/>
-          <w:szCs w:val="28"/>
-          <w:highlight w:val="none"/>
-        </w:rPr>
-        <w:t xml:space="preserve">6. Видалення з початку:</w:t>
-      </w:r>
-      <w:r/>
-    </w:p>
-    <w:p>
-      <w:pPr>
-        <w:pBdr/>
-        <w:spacing/>
-        <w:ind/>
-        <w:rPr/>
-      </w:pPr>
-      <w:r>
-        <w:rPr>
-          <w:rFonts w:ascii="Times New Roman" w:hAnsi="Times New Roman" w:cs="Times New Roman"/>
-          <w:sz w:val="28"/>
-          <w:szCs w:val="28"/>
-          <w:highlight w:val="none"/>
-        </w:rPr>
-        <w:t xml:space="preserve">Видалено з початку: датчиків: 5, бездротові: так, оповіщення: додаток</w:t>
-      </w:r>
-      <w:r/>
-    </w:p>
-    <w:p>
-      <w:pPr>
-        <w:pBdr/>
-        <w:spacing/>
-        <w:ind/>
-        <w:rPr/>
-      </w:pPr>
-      <w:r>
-        <w:rPr>
-          <w:rFonts w:ascii="Times New Roman" w:hAnsi="Times New Roman" w:cs="Times New Roman"/>
-          <w:sz w:val="28"/>
-          <w:szCs w:val="28"/>
-          <w:highlight w:val="none"/>
-        </w:rPr>
-        <w:t xml:space="preserve">Прямий вивід (head -&gt; tail):</w:t>
-      </w:r>
-      <w:r/>
-    </w:p>
-    <w:p>
-      <w:pPr>
-        <w:pBdr/>
-        <w:spacing/>
-        <w:ind/>
-        <w:rPr/>
-      </w:pPr>
-      <w:r>
-        <w:rPr>
-          <w:rFonts w:ascii="Times New Roman" w:hAnsi="Times New Roman" w:cs="Times New Roman"/>
-          <w:sz w:val="28"/>
-          <w:szCs w:val="28"/>
-          <w:highlight w:val="none"/>
-        </w:rPr>
-        <w:t xml:space="preserve">  1) датчиків: 8, бездротові: так, оповіщення: сирена</w:t>
-      </w:r>
-      <w:r/>
-    </w:p>
-    <w:p>
-      <w:pPr>
-        <w:pBdr/>
-        <w:spacing/>
-        <w:ind/>
-        <w:rPr/>
-      </w:pPr>
-      <w:r>
-        <w:rPr>
-          <w:rFonts w:ascii="Times New Roman" w:hAnsi="Times New Roman" w:cs="Times New Roman"/>
-          <w:sz w:val="28"/>
-          <w:szCs w:val="28"/>
-          <w:highlight w:val="none"/>
-        </w:rPr>
-        <w:t xml:space="preserve">  2) датчиків: 3, бездротові: ні, оповіщення: дзвінок</w:t>
-      </w:r>
-      <w:r/>
-    </w:p>
-    <w:p>
-      <w:pPr>
-        <w:pBdr/>
-        <w:spacing/>
-        <w:ind/>
-        <w:rPr/>
-      </w:pPr>
-      <w:r>
-        <w:rPr>
-          <w:rFonts w:ascii="Times New Roman" w:hAnsi="Times New Roman" w:cs="Times New Roman"/>
-          <w:sz w:val="28"/>
-          <w:szCs w:val="28"/>
-          <w:highlight w:val="none"/>
-        </w:rPr>
-        <w:t xml:space="preserve">  3) датчиків: 12, бездротові: ні, оповіщення: SMS</w:t>
-      </w:r>
-      <w:r/>
-    </w:p>
-    <w:p>
-      <w:pPr>
-        <w:pBdr/>
-        <w:spacing/>
-        <w:ind/>
-        <w:rPr/>
-      </w:pPr>
-      <w:r>
-        <w:rPr>
-          <w:rFonts w:ascii="Times New Roman" w:hAnsi="Times New Roman" w:cs="Times New Roman"/>
-          <w:sz w:val="28"/>
-          <w:szCs w:val="28"/>
-          <w:highlight w:val="none"/>
-        </w:rPr>
-        <w:t xml:space="preserve">  4) датчиків: 20, бездротові: так, оповіщення: email</w:t>
-      </w:r>
-      <w:r/>
-    </w:p>
-    <w:p>
-      <w:pPr>
-        <w:pBdr/>
-        <w:spacing/>
-        <w:ind/>
-        <w:rPr/>
-      </w:pPr>
-      <w:r>
-        <w:rPr>
-          <w:rFonts w:ascii="Times New Roman" w:hAnsi="Times New Roman" w:cs="Times New Roman"/>
-          <w:sz w:val="28"/>
-          <w:szCs w:val="28"/>
-          <w:highlight w:val="none"/>
-        </w:rPr>
-      </w:r>
-      <w:r/>
-    </w:p>
-    <w:p>
-      <w:pPr>
-        <w:pBdr/>
-        <w:spacing/>
-        <w:ind/>
-        <w:rPr/>
-      </w:pPr>
-      <w:r>
-        <w:rPr>
-          <w:rFonts w:ascii="Times New Roman" w:hAnsi="Times New Roman" w:cs="Times New Roman"/>
-          <w:sz w:val="28"/>
-          <w:szCs w:val="28"/>
-          <w:highlight w:val="none"/>
-        </w:rPr>
-        <w:t xml:space="preserve">7. Видалення з кінця:</w:t>
-      </w:r>
-      <w:r/>
-    </w:p>
-    <w:p>
-      <w:pPr>
-        <w:pBdr/>
-        <w:spacing/>
-        <w:ind/>
-        <w:rPr/>
-      </w:pPr>
-      <w:r>
-        <w:rPr>
-          <w:rFonts w:ascii="Times New Roman" w:hAnsi="Times New Roman" w:cs="Times New Roman"/>
-          <w:sz w:val="28"/>
-          <w:szCs w:val="28"/>
-          <w:highlight w:val="none"/>
-        </w:rPr>
-        <w:t xml:space="preserve">Видалено з кінця: датчиків: 20, бездротові: так, оповіщення: email</w:t>
-      </w:r>
-      <w:r/>
-    </w:p>
-    <w:p>
-      <w:pPr>
-        <w:pBdr/>
-        <w:spacing/>
-        <w:ind/>
-        <w:rPr/>
-      </w:pPr>
-      <w:r>
-        <w:rPr>
-          <w:rFonts w:ascii="Times New Roman" w:hAnsi="Times New Roman" w:cs="Times New Roman"/>
-          <w:sz w:val="28"/>
-          <w:szCs w:val="28"/>
-          <w:highlight w:val="none"/>
-        </w:rPr>
-        <w:t xml:space="preserve">Прямий вивід (head -&gt; tail):</w:t>
-      </w:r>
-      <w:r/>
-    </w:p>
-    <w:p>
-      <w:pPr>
-        <w:pBdr/>
-        <w:spacing/>
-        <w:ind/>
-        <w:rPr/>
-      </w:pPr>
-      <w:r>
-        <w:rPr>
-          <w:rFonts w:ascii="Times New Roman" w:hAnsi="Times New Roman" w:cs="Times New Roman"/>
-          <w:sz w:val="28"/>
-          <w:szCs w:val="28"/>
-          <w:highlight w:val="none"/>
-        </w:rPr>
-        <w:t xml:space="preserve">  1) датчиків: 8, бездротові: так, оповіщення: сирена</w:t>
-      </w:r>
-      <w:r/>
-    </w:p>
-    <w:p>
-      <w:pPr>
-        <w:pBdr/>
-        <w:spacing/>
-        <w:ind/>
-        <w:rPr/>
-      </w:pPr>
-      <w:r>
-        <w:rPr>
-          <w:rFonts w:ascii="Times New Roman" w:hAnsi="Times New Roman" w:cs="Times New Roman"/>
-          <w:sz w:val="28"/>
-          <w:szCs w:val="28"/>
-          <w:highlight w:val="none"/>
-        </w:rPr>
-        <w:t xml:space="preserve">  2) датчиків: 3, бездротові: ні, оповіщення: дзвінок</w:t>
-      </w:r>
-      <w:r/>
-    </w:p>
-    <w:p>
-      <w:pPr>
-        <w:pBdr/>
-        <w:spacing/>
-        <w:ind/>
-        <w:rPr/>
-      </w:pPr>
-      <w:r>
-        <w:rPr>
-          <w:rFonts w:ascii="Times New Roman" w:hAnsi="Times New Roman" w:cs="Times New Roman"/>
-          <w:sz w:val="28"/>
-          <w:szCs w:val="28"/>
-          <w:highlight w:val="none"/>
-        </w:rPr>
-        <w:t xml:space="preserve">  3) датчиків: 12, бездротові: ні, оповіщення: SMS</w:t>
-      </w:r>
-      <w:r/>
-    </w:p>
-    <w:p>
-      <w:pPr>
-        <w:pBdr/>
-        <w:spacing/>
-        <w:ind/>
-        <w:rPr/>
-      </w:pPr>
-      <w:r>
-        <w:rPr>
-          <w:rFonts w:ascii="Times New Roman" w:hAnsi="Times New Roman" w:cs="Times New Roman"/>
-          <w:sz w:val="28"/>
-          <w:szCs w:val="28"/>
-          <w:highlight w:val="none"/>
-        </w:rPr>
-      </w:r>
-      <w:r/>
-    </w:p>
-    <w:p>
-      <w:pPr>
-        <w:pBdr/>
-        <w:spacing/>
-        <w:ind/>
-        <w:rPr/>
-      </w:pPr>
-      <w:r>
-        <w:rPr>
-          <w:rFonts w:ascii="Times New Roman" w:hAnsi="Times New Roman" w:cs="Times New Roman"/>
-          <w:sz w:val="28"/>
-          <w:szCs w:val="28"/>
-          <w:highlight w:val="none"/>
-        </w:rPr>
-        <w:t xml:space="preserve">8. Видалення за значенням:</w:t>
-      </w:r>
-      <w:r/>
-    </w:p>
-    <w:p>
-      <w:pPr>
-        <w:pBdr/>
-        <w:spacing/>
-        <w:ind/>
-        <w:rPr/>
-      </w:pPr>
-      <w:r>
-        <w:rPr>
-          <w:rFonts w:ascii="Times New Roman" w:hAnsi="Times New Roman" w:cs="Times New Roman"/>
-          <w:sz w:val="28"/>
-          <w:szCs w:val="28"/>
-          <w:highlight w:val="none"/>
-        </w:rPr>
-        <w:t xml:space="preserve">Видалено за значенням: датчиків: 12, бездротові: ні, оповіщення: SMS</w:t>
-      </w:r>
-      <w:r/>
-    </w:p>
-    <w:p>
-      <w:pPr>
-        <w:pBdr/>
-        <w:spacing/>
-        <w:ind/>
-        <w:rPr/>
-      </w:pPr>
-      <w:r>
-        <w:rPr>
-          <w:rFonts w:ascii="Times New Roman" w:hAnsi="Times New Roman" w:cs="Times New Roman"/>
-          <w:sz w:val="28"/>
-          <w:szCs w:val="28"/>
-          <w:highlight w:val="none"/>
-        </w:rPr>
-        <w:t xml:space="preserve">Прямий вивід (head -&gt; tail):</w:t>
-      </w:r>
-      <w:r/>
-    </w:p>
-    <w:p>
-      <w:pPr>
-        <w:pBdr/>
-        <w:spacing/>
-        <w:ind/>
-        <w:rPr/>
-      </w:pPr>
-      <w:r>
-        <w:rPr>
-          <w:rFonts w:ascii="Times New Roman" w:hAnsi="Times New Roman" w:cs="Times New Roman"/>
-          <w:sz w:val="28"/>
-          <w:szCs w:val="28"/>
-          <w:highlight w:val="none"/>
-        </w:rPr>
-        <w:t xml:space="preserve">  1) датчиків: 8, бездротові: так, оповіщення: сирена</w:t>
-      </w:r>
-      <w:r/>
-    </w:p>
-    <w:p>
-      <w:pPr>
-        <w:pBdr/>
-        <w:spacing/>
-        <w:ind/>
-        <w:rPr/>
-      </w:pPr>
-      <w:r>
-        <w:rPr>
-          <w:rFonts w:ascii="Times New Roman" w:hAnsi="Times New Roman" w:cs="Times New Roman"/>
-          <w:sz w:val="28"/>
-          <w:szCs w:val="28"/>
-          <w:highlight w:val="none"/>
-        </w:rPr>
-        <w:t xml:space="preserve">  2) датчиків: 3, бездротові: ні, оповіщення: дзвінок</w:t>
-      </w:r>
-      <w:r/>
-    </w:p>
-    <w:p>
-      <w:pPr>
-        <w:pBdr/>
-        <w:spacing/>
-        <w:ind/>
-        <w:rPr/>
-      </w:pPr>
-      <w:r>
-        <w:rPr>
-          <w:rFonts w:ascii="Times New Roman" w:hAnsi="Times New Roman" w:cs="Times New Roman"/>
-          <w:sz w:val="28"/>
-          <w:szCs w:val="28"/>
-          <w:highlight w:val="none"/>
-        </w:rPr>
-      </w:r>
-      <w:r/>
-    </w:p>
-    <w:p>
-      <w:pPr>
-        <w:pBdr/>
-        <w:spacing/>
-        <w:ind/>
-        <w:rPr/>
-      </w:pPr>
-      <w:r>
-        <w:rPr>
-          <w:rFonts w:ascii="Times New Roman" w:hAnsi="Times New Roman" w:cs="Times New Roman"/>
-          <w:sz w:val="28"/>
-          <w:szCs w:val="28"/>
-          <w:highlight w:val="none"/>
-        </w:rPr>
-        <w:t xml:space="preserve">9. Спроба видалити неіснуючий елемент:</w:t>
-      </w:r>
-      <w:r/>
-    </w:p>
-    <w:p>
-      <w:pPr>
-        <w:pBdr/>
-        <w:spacing/>
-        <w:ind/>
-        <w:rPr/>
-      </w:pPr>
-      <w:r>
-        <w:rPr>
-          <w:rFonts w:ascii="Times New Roman" w:hAnsi="Times New Roman" w:cs="Times New Roman"/>
-          <w:sz w:val="28"/>
-          <w:szCs w:val="28"/>
-          <w:highlight w:val="none"/>
-        </w:rPr>
-        <w:t xml:space="preserve">Елемент для видалення не знайдено.</w:t>
-      </w:r>
-      <w:r/>
-    </w:p>
-    <w:p>
-      <w:pPr>
-        <w:pBdr/>
-        <w:spacing/>
-        <w:ind/>
-        <w:rPr/>
-      </w:pPr>
-      <w:r>
-        <w:rPr>
-          <w:rFonts w:ascii="Times New Roman" w:hAnsi="Times New Roman" w:cs="Times New Roman"/>
-          <w:sz w:val="28"/>
-          <w:szCs w:val="28"/>
-          <w:highlight w:val="none"/>
-        </w:rPr>
-      </w:r>
-      <w:r/>
-    </w:p>
-    <w:p>
-      <w:pPr>
-        <w:pBdr/>
-        <w:spacing/>
-        <w:ind/>
-        <w:rPr/>
-      </w:pPr>
-      <w:r>
-        <w:rPr>
-          <w:rFonts w:ascii="Times New Roman" w:hAnsi="Times New Roman" w:cs="Times New Roman"/>
-          <w:sz w:val="28"/>
-          <w:szCs w:val="28"/>
-          <w:highlight w:val="none"/>
-        </w:rPr>
-        <w:t xml:space="preserve">10. Фінальний стан:</w:t>
-      </w:r>
-      <w:r/>
-    </w:p>
-    <w:p>
-      <w:pPr>
-        <w:pBdr/>
-        <w:spacing/>
-        <w:ind/>
-        <w:rPr/>
-      </w:pPr>
-      <w:r>
-        <w:rPr>
-          <w:rFonts w:ascii="Times New Roman" w:hAnsi="Times New Roman" w:cs="Times New Roman"/>
-          <w:sz w:val="28"/>
-          <w:szCs w:val="28"/>
-          <w:highlight w:val="none"/>
-        </w:rPr>
-        <w:t xml:space="preserve">isEmpty() = ні</w:t>
-      </w:r>
-      <w:r/>
-    </w:p>
-    <w:p>
-      <w:pPr>
-        <w:pBdr/>
-        <w:spacing/>
-        <w:ind/>
-        <w:rPr/>
-      </w:pPr>
-      <w:r>
-        <w:rPr>
-          <w:rFonts w:ascii="Times New Roman" w:hAnsi="Times New Roman" w:cs="Times New Roman"/>
-          <w:sz w:val="28"/>
-          <w:szCs w:val="28"/>
-          <w:highlight w:val="none"/>
-        </w:rPr>
-        <w:t xml:space="preserve">size() = 2</w:t>
-      </w:r>
-      <w:r/>
-    </w:p>
-    <w:p>
-      <w:pPr>
-        <w:pBdr/>
-        <w:spacing/>
-        <w:ind/>
-        <w:rPr/>
-      </w:pPr>
-      <w:r>
-        <w:rPr>
-          <w:rFonts w:ascii="Times New Roman" w:hAnsi="Times New Roman" w:cs="Times New Roman"/>
-          <w:sz w:val="28"/>
-          <w:szCs w:val="28"/>
-          <w:highlight w:val="none"/>
-        </w:rPr>
-        <w:t xml:space="preserve">Прямий вивід (head -&gt; tail):</w:t>
-      </w:r>
-      <w:r/>
-    </w:p>
-    <w:p>
-      <w:pPr>
-        <w:pBdr/>
-        <w:spacing/>
-        <w:ind/>
-        <w:rPr/>
-      </w:pPr>
-      <w:r>
-        <w:rPr>
-          <w:rFonts w:ascii="Times New Roman" w:hAnsi="Times New Roman" w:cs="Times New Roman"/>
-          <w:sz w:val="28"/>
-          <w:szCs w:val="28"/>
-          <w:highlight w:val="none"/>
-        </w:rPr>
-        <w:t xml:space="preserve">  1) датчиків: 8, бездротові: так, оповіщення: сирена</w:t>
-      </w:r>
-      <w:r/>
-    </w:p>
-    <w:p>
-      <w:pPr>
-        <w:pBdr/>
-        <w:spacing/>
-        <w:ind/>
-        <w:rPr/>
-      </w:pPr>
-      <w:r>
-        <w:rPr>
-          <w:rFonts w:ascii="Times New Roman" w:hAnsi="Times New Roman" w:cs="Times New Roman"/>
-          <w:sz w:val="28"/>
-          <w:szCs w:val="28"/>
-          <w:highlight w:val="none"/>
-        </w:rPr>
-        <w:t xml:space="preserve">  2) датчиків: 3, бездротові: ні, оповіщення: дзвінок</w:t>
-      </w:r>
-      <w:r/>
-    </w:p>
-    <w:p>
-      <w:pPr>
-        <w:pBdr/>
-        <w:spacing/>
-        <w:ind/>
-        <w:rPr/>
-      </w:pPr>
-      <w:r>
-        <w:rPr>
-          <w:rFonts w:ascii="Times New Roman" w:hAnsi="Times New Roman" w:cs="Times New Roman"/>
-          <w:sz w:val="28"/>
-          <w:szCs w:val="28"/>
-          <w:highlight w:val="none"/>
-        </w:rPr>
-        <w:t xml:space="preserve">Зворотний вивід (tail -&gt; head):</w:t>
-      </w:r>
-      <w:r/>
-    </w:p>
-    <w:p>
-      <w:pPr>
-        <w:pBdr/>
-        <w:spacing/>
-        <w:ind/>
-        <w:rPr/>
-      </w:pPr>
-      <w:r>
-        <w:rPr>
-          <w:rFonts w:ascii="Times New Roman" w:hAnsi="Times New Roman" w:cs="Times New Roman"/>
-          <w:sz w:val="28"/>
-          <w:szCs w:val="28"/>
-          <w:highlight w:val="none"/>
-        </w:rPr>
-        <w:t xml:space="preserve">  2) датчиків: 3, бездротові: ні, оповіщення: дзвінок</w:t>
-      </w:r>
-      <w:r/>
-    </w:p>
-    <w:p>
-      <w:pPr>
-        <w:pBdr/>
-        <w:spacing/>
-        <w:ind/>
-        <w:rPr/>
-      </w:pPr>
-      <w:r>
-        <w:rPr>
-          <w:rFonts w:ascii="Times New Roman" w:hAnsi="Times New Roman" w:cs="Times New Roman"/>
-          <w:sz w:val="28"/>
-          <w:szCs w:val="28"/>
-          <w:highlight w:val="none"/>
-        </w:rPr>
-        <w:t xml:space="preserve">  1) датчиків: 8, бездротові: так, оповіщення: сирена</w:t>
-      </w:r>
-      <w:r/>
-    </w:p>
-    <w:p>
-      <w:pPr>
-        <w:pBdr/>
-        <w:spacing/>
-        <w:ind/>
-        <w:rPr/>
-      </w:pPr>
-      <w:r>
-        <w:rPr>
-          <w:rFonts w:ascii="Times New Roman" w:hAnsi="Times New Roman" w:cs="Times New Roman"/>
-          <w:sz w:val="28"/>
-          <w:szCs w:val="28"/>
-          <w:highlight w:val="none"/>
-        </w:rPr>
-      </w:r>
-      <w:r/>
-    </w:p>
-    <w:p>
-      <w:pPr>
-        <w:pBdr/>
-        <w:spacing/>
-        <w:ind/>
         <w:rPr>
           <w:b/>
           <w:bCs/>
@@ -10453,6 +1414,87 @@
           <w:szCs w:val="28"/>
           <w:highlight w:val="none"/>
         </w:rPr>
+        <w:br/>
+      </w:r>
+      <w:r>
+        <mc:AlternateContent>
+          <mc:Choice Requires="wpg">
+            <w:drawing>
+              <wp:inline xmlns:wp="http://schemas.openxmlformats.org/drawingml/2006/wordprocessingDrawing" distT="0" distB="0" distL="0" distR="0">
+                <wp:extent cx="6120765" cy="7209869"/>
+                <wp:effectExtent l="0" t="0" r="0" b="0"/>
+                <wp:docPr id="3" name=""/>
+                <wp:cNvGraphicFramePr>
+                  <a:graphicFrameLocks xmlns:a="http://schemas.openxmlformats.org/drawingml/2006/main" noChangeAspect="1"/>
+                </wp:cNvGraphicFramePr>
+                <a:graphic xmlns:a="http://schemas.openxmlformats.org/drawingml/2006/main">
+                  <a:graphicData uri="http://schemas.openxmlformats.org/drawingml/2006/picture">
+                    <pic:pic xmlns:pic="http://schemas.openxmlformats.org/drawingml/2006/picture">
+                      <pic:nvPicPr>
+                        <pic:cNvPr id="1768303933" name=""/>
+                        <pic:cNvPicPr>
+                          <a:picLocks noChangeAspect="1"/>
+                        </pic:cNvPicPr>
+                        <pic:nvPr/>
+                      </pic:nvPicPr>
+                      <pic:blipFill rotWithShape="1">
+                        <a:blip r:embed="rId20"/>
+                        <a:stretch/>
+                      </pic:blipFill>
+                      <pic:spPr bwMode="auto">
+                        <a:xfrm>
+                          <a:off x="0" y="0"/>
+                          <a:ext cx="6120765" cy="7209869"/>
+                        </a:xfrm>
+                        <a:prstGeom prst="rect">
+                          <a:avLst/>
+                        </a:prstGeom>
+                      </pic:spPr>
+                    </pic:pic>
+                  </a:graphicData>
+                </a:graphic>
+              </wp:inline>
+            </w:drawing>
+          </mc:Choice>
+          <mc:Fallback>
+            <w:pict>
+              <v:shapetype id="_x0000_t75" coordsize="21600,21600" o:spt="75" o:preferrelative="t" path="m@4@5l@4@11@9@11@9@5xe" filled="f" stroked="f">
+                <v:stroke joinstyle="miter"/>
+                <v:formulas>
+                  <v:f eqn="if lineDrawn pixelLineWidth 0"/>
+                  <v:f eqn="sum @0 1 0"/>
+                  <v:f eqn="sum 0 0 @1"/>
+                  <v:f eqn="prod @2 1 2"/>
+                  <v:f eqn="prod @3 21600 pixelWidth"/>
+                  <v:f eqn="prod @3 21600 pixelHeight"/>
+                  <v:f eqn="sum @0 0 1"/>
+                  <v:f eqn="prod @6 1 2"/>
+                  <v:f eqn="prod @7 21600 pixelWidth"/>
+                  <v:f eqn="sum @8 21600 0"/>
+                  <v:f eqn="prod @7 21600 pixelHeight"/>
+                  <v:f eqn="sum @10 21600 0"/>
+                </v:formulas>
+                <v:path o:extrusionok="f" gradientshapeok="t" o:connecttype="rect"/>
+                <o:lock v:ext="edit" aspectratio="t"/>
+              </v:shapetype>
+              <v:shape id="_x0000_i2" o:spid="_x0000_s2" type="#_x0000_t75" style="width:481.95pt;height:567.71pt;mso-wrap-distance-left:0.00pt;mso-wrap-distance-top:0.00pt;mso-wrap-distance-right:0.00pt;mso-wrap-distance-bottom:0.00pt;z-index:1;" stroked="false">
+                <v:imagedata r:id="rId20" o:title=""/>
+                <o:lock v:ext="edit" rotation="t"/>
+              </v:shape>
+            </w:pict>
+          </mc:Fallback>
+        </mc:AlternateContent>
+      </w:r>
+      <w:r>
+        <w:rPr>
+          <w:rFonts w:ascii="Times New Roman" w:hAnsi="Times New Roman" w:cs="Times New Roman"/>
+          <w:b/>
+          <w:bCs/>
+          <w:sz w:val="28"/>
+          <w:szCs w:val="28"/>
+          <w:highlight w:val="none"/>
+        </w:rPr>
+        <w:br/>
         <w:t xml:space="preserve">Висновок:</w:t>
       </w:r>
       <w:r>

--- a/L_14-15/Звіт 14-15 В. Стахнюк.docx
+++ b/L_14-15/Звіт 14-15 В. Стахнюк.docx
@@ -102,81 +102,10 @@
       <w:r>
         <w:rPr>
           <w:rFonts w:ascii="Times New Roman" w:hAnsi="Times New Roman" w:cs="Times New Roman"/>
-          <w:sz w:val="32"/>
-          <w:szCs w:val="32"/>
-        </w:rPr>
-      </w:r>
-    </w:p>
-    <w:p>
-      <w:pPr>
-        <w:pBdr/>
-        <w:spacing w:line="360" w:lineRule="auto"/>
-        <w:ind/>
-        <w:jc w:val="center"/>
-        <w:rPr>
-          <w:rFonts w:ascii="Times New Roman" w:hAnsi="Times New Roman" w:cs="Times New Roman"/>
-          <w:b/>
-          <w:bCs/>
-          <w:sz w:val="32"/>
-          <w:szCs w:val="32"/>
-        </w:rPr>
-      </w:pPr>
-      <w:r>
-        <w:rPr>
-          <w:rFonts w:ascii="Times New Roman" w:hAnsi="Times New Roman" w:cs="Times New Roman"/>
-          <w:sz w:val="32"/>
-          <w:szCs w:val="32"/>
-        </w:rPr>
-        <w:t xml:space="preserve">Кафедра радіоелектронних пристроїв</w:t>
-      </w:r>
-      <w:r>
-        <w:rPr>
-          <w:rFonts w:ascii="Times New Roman" w:hAnsi="Times New Roman" w:cs="Times New Roman"/>
-          <w:b/>
-          <w:bCs/>
-          <w:sz w:val="32"/>
-          <w:szCs w:val="32"/>
-        </w:rPr>
-        <w:t xml:space="preserve"> </w:t>
-      </w:r>
-      <w:r>
-        <w:rPr>
-          <w:rFonts w:ascii="Times New Roman" w:hAnsi="Times New Roman" w:cs="Times New Roman"/>
-          <w:sz w:val="32"/>
-          <w:szCs w:val="32"/>
-        </w:rPr>
-        <w:t xml:space="preserve">та систем</w:t>
-      </w:r>
-      <w:r>
-        <w:rPr>
-          <w:rFonts w:ascii="Times New Roman" w:hAnsi="Times New Roman" w:cs="Times New Roman"/>
-          <w:b/>
-          <w:bCs/>
-          <w:sz w:val="32"/>
-          <w:szCs w:val="32"/>
-        </w:rPr>
-      </w:r>
-      <w:r>
-        <w:rPr>
-          <w:rFonts w:ascii="Times New Roman" w:hAnsi="Times New Roman" w:cs="Times New Roman"/>
-          <w:b/>
-          <w:bCs/>
-          <w:sz w:val="32"/>
-          <w:szCs w:val="32"/>
-        </w:rPr>
-      </w:r>
-    </w:p>
-    <w:p>
-      <w:pPr>
-        <w:pBdr/>
-        <w:spacing/>
-        <w:ind/>
-        <w:rPr>
-          <w:rFonts w:ascii="Times New Roman" w:hAnsi="Times New Roman" w:cs="Times New Roman"/>
           <w:sz w:val="28"/>
           <w:szCs w:val="28"/>
         </w:rPr>
-      </w:pPr>
+      </w:r>
       <w:r>
         <w:rPr>
           <w:rFonts w:ascii="Times New Roman" w:hAnsi="Times New Roman" w:cs="Times New Roman"/>
@@ -194,8 +123,8 @@
       <w:r>
         <w:rPr>
           <w:rFonts w:ascii="Times New Roman" w:hAnsi="Times New Roman" w:cs="Times New Roman"/>
-          <w:sz w:val="28"/>
-          <w:szCs w:val="28"/>
+          <w:sz w:val="32"/>
+          <w:szCs w:val="32"/>
         </w:rPr>
       </w:r>
     </w:p>
@@ -972,6 +901,13 @@
           <w:szCs w:val="28"/>
         </w:rPr>
       </w:r>
+      <w:r>
+        <w:rPr>
+          <w:rFonts w:ascii="Times New Roman" w:hAnsi="Times New Roman" w:cs="Times New Roman"/>
+          <w:sz w:val="28"/>
+          <w:szCs w:val="28"/>
+        </w:rPr>
+      </w:r>
     </w:p>
     <w:p>
       <w:pPr>
@@ -998,6 +934,15 @@
       <w:r>
         <w:rPr>
           <w:rFonts w:ascii="Times New Roman" w:hAnsi="Times New Roman" w:eastAsia="Times New Roman" w:cs="Times New Roman"/>
+          <w:b/>
+          <w:bCs/>
+          <w:sz w:val="28"/>
+          <w:szCs w:val="28"/>
+        </w:rPr>
+      </w:r>
+      <w:r>
+        <w:rPr>
+          <w:rFonts w:ascii="Times New Roman" w:hAnsi="Times New Roman" w:cs="Times New Roman"/>
           <w:b/>
           <w:bCs/>
           <w:sz w:val="28"/>
@@ -1091,6 +1036,12 @@
           <w:bCs/>
         </w:rPr>
       </w:r>
+      <w:r>
+        <w:rPr>
+          <w:b/>
+          <w:bCs/>
+        </w:rPr>
+      </w:r>
     </w:p>
     <w:p>
       <w:pPr>
@@ -1103,6 +1054,12 @@
           <w:bCs/>
         </w:rPr>
       </w:pPr>
+      <w:r>
+        <w:rPr>
+          <w:b/>
+          <w:bCs/>
+        </w:rPr>
+      </w:r>
       <w:r>
         <w:rPr>
           <w:b/>
